--- a/docs/05_UseCases/ChatbotBuilder_Use_Cases_Document.docx
+++ b/docs/05_UseCases/ChatbotBuilder_Use_Cases_Document.docx
@@ -107,14 +107,12 @@
       <w:r>
         <w:t xml:space="preserve"> </w:t>
       </w:r>
-      <w:proofErr w:type="spellStart"/>
       <w:r>
         <w:rPr>
           <w:rFonts w:ascii="Aptos" w:eastAsia="Aptos" w:hAnsi="Aptos" w:cs="Aptos"/>
         </w:rPr>
         <w:t>Mupfumira</w:t>
       </w:r>
-      <w:proofErr w:type="spellEnd"/>
     </w:p>
     <w:p>
       <w:pPr>
@@ -315,8 +313,13 @@
         <w:spacing w:after="0" w:line="276" w:lineRule="auto"/>
       </w:pPr>
       <w:r>
-        <w:t>User is not registered</w:t>
-      </w:r>
+        <w:t xml:space="preserve">User is not </w:t>
+      </w:r>
+      <w:proofErr w:type="gramStart"/>
+      <w:r>
+        <w:t>registered</w:t>
+      </w:r>
+      <w:proofErr w:type="gramEnd"/>
     </w:p>
     <w:p>
       <w:pPr>
@@ -339,8 +342,13 @@
         <w:spacing w:after="0" w:line="276" w:lineRule="auto"/>
       </w:pPr>
       <w:r>
-        <w:t>User enters name, email, password, and PIN</w:t>
-      </w:r>
+        <w:t xml:space="preserve">User enters name, email, password, and </w:t>
+      </w:r>
+      <w:proofErr w:type="gramStart"/>
+      <w:r>
+        <w:t>PIN</w:t>
+      </w:r>
+      <w:proofErr w:type="gramEnd"/>
     </w:p>
     <w:p>
       <w:pPr>
@@ -351,8 +359,13 @@
         <w:spacing w:after="0" w:line="276" w:lineRule="auto"/>
       </w:pPr>
       <w:r>
-        <w:t>System validates input</w:t>
-      </w:r>
+        <w:t xml:space="preserve">System validates </w:t>
+      </w:r>
+      <w:proofErr w:type="gramStart"/>
+      <w:r>
+        <w:t>input</w:t>
+      </w:r>
+      <w:proofErr w:type="gramEnd"/>
     </w:p>
     <w:p>
       <w:pPr>
@@ -363,8 +376,13 @@
         <w:spacing w:after="0" w:line="276" w:lineRule="auto"/>
       </w:pPr>
       <w:r>
-        <w:t>System creates user account</w:t>
-      </w:r>
+        <w:t xml:space="preserve">System creates user </w:t>
+      </w:r>
+      <w:proofErr w:type="gramStart"/>
+      <w:r>
+        <w:t>account</w:t>
+      </w:r>
+      <w:proofErr w:type="gramEnd"/>
     </w:p>
     <w:p>
       <w:pPr>
@@ -375,8 +393,13 @@
         <w:spacing w:after="0" w:line="276" w:lineRule="auto"/>
       </w:pPr>
       <w:r>
-        <w:t>User is successfully registered</w:t>
-      </w:r>
+        <w:t xml:space="preserve">User is successfully </w:t>
+      </w:r>
+      <w:proofErr w:type="gramStart"/>
+      <w:r>
+        <w:t>registered</w:t>
+      </w:r>
+      <w:proofErr w:type="gramEnd"/>
     </w:p>
     <w:p>
       <w:pPr>
@@ -424,8 +447,13 @@
         <w:spacing w:after="0" w:line="276" w:lineRule="auto"/>
       </w:pPr>
       <w:r>
-        <w:t>User account is created</w:t>
-      </w:r>
+        <w:t xml:space="preserve">User account is </w:t>
+      </w:r>
+      <w:proofErr w:type="gramStart"/>
+      <w:r>
+        <w:t>created</w:t>
+      </w:r>
+      <w:proofErr w:type="gramEnd"/>
     </w:p>
     <w:p>
       <w:pPr>
@@ -486,8 +514,13 @@
         <w:spacing w:after="0" w:line="276" w:lineRule="auto"/>
       </w:pPr>
       <w:r>
-        <w:t>User has a registered account</w:t>
-      </w:r>
+        <w:t xml:space="preserve">User has a registered </w:t>
+      </w:r>
+      <w:proofErr w:type="gramStart"/>
+      <w:r>
+        <w:t>account</w:t>
+      </w:r>
+      <w:proofErr w:type="gramEnd"/>
     </w:p>
     <w:p>
       <w:pPr>
@@ -510,8 +543,13 @@
         <w:spacing w:after="0" w:line="276" w:lineRule="auto"/>
       </w:pPr>
       <w:r>
-        <w:t>User enters email and password</w:t>
-      </w:r>
+        <w:t xml:space="preserve">User enters email and </w:t>
+      </w:r>
+      <w:proofErr w:type="gramStart"/>
+      <w:r>
+        <w:t>password</w:t>
+      </w:r>
+      <w:proofErr w:type="gramEnd"/>
     </w:p>
     <w:p>
       <w:pPr>
@@ -522,8 +560,13 @@
         <w:spacing w:after="0" w:line="276" w:lineRule="auto"/>
       </w:pPr>
       <w:r>
-        <w:t>System validates credentials</w:t>
-      </w:r>
+        <w:t xml:space="preserve">System validates </w:t>
+      </w:r>
+      <w:proofErr w:type="gramStart"/>
+      <w:r>
+        <w:t>credentials</w:t>
+      </w:r>
+      <w:proofErr w:type="gramEnd"/>
     </w:p>
     <w:p>
       <w:pPr>
@@ -587,8 +630,21 @@
         <w:spacing w:after="0" w:line="276" w:lineRule="auto"/>
       </w:pPr>
       <w:r>
-        <w:t>User is logged in</w:t>
-      </w:r>
+        <w:t xml:space="preserve">User </w:t>
+      </w:r>
+      <w:proofErr w:type="gramStart"/>
+      <w:r>
+        <w:t>is logged</w:t>
+      </w:r>
+      <w:proofErr w:type="gramEnd"/>
+      <w:r>
+        <w:t xml:space="preserve"> </w:t>
+      </w:r>
+      <w:proofErr w:type="gramStart"/>
+      <w:r>
+        <w:t>in</w:t>
+      </w:r>
+      <w:proofErr w:type="gramEnd"/>
     </w:p>
     <w:p>
       <w:pPr>
@@ -649,8 +705,13 @@
         <w:spacing w:after="0" w:line="276" w:lineRule="auto"/>
       </w:pPr>
       <w:r>
-        <w:t>User account exists</w:t>
-      </w:r>
+        <w:t xml:space="preserve">User account </w:t>
+      </w:r>
+      <w:proofErr w:type="gramStart"/>
+      <w:r>
+        <w:t>exists</w:t>
+      </w:r>
+      <w:proofErr w:type="gramEnd"/>
     </w:p>
     <w:p>
       <w:pPr>
@@ -673,8 +734,13 @@
         <w:spacing w:after="0" w:line="276" w:lineRule="auto"/>
       </w:pPr>
       <w:r>
-        <w:t>User enters email, PIN, and new password</w:t>
-      </w:r>
+        <w:t xml:space="preserve">User enters email, PIN, and new </w:t>
+      </w:r>
+      <w:proofErr w:type="gramStart"/>
+      <w:r>
+        <w:t>password</w:t>
+      </w:r>
+      <w:proofErr w:type="gramEnd"/>
     </w:p>
     <w:p>
       <w:pPr>
@@ -685,8 +751,13 @@
         <w:spacing w:after="0" w:line="276" w:lineRule="auto"/>
       </w:pPr>
       <w:r>
-        <w:t>System validates PIN</w:t>
-      </w:r>
+        <w:t xml:space="preserve">System validates </w:t>
+      </w:r>
+      <w:proofErr w:type="gramStart"/>
+      <w:r>
+        <w:t>PIN</w:t>
+      </w:r>
+      <w:proofErr w:type="gramEnd"/>
     </w:p>
     <w:p>
       <w:pPr>
@@ -745,8 +816,13 @@
         <w:spacing w:after="0" w:line="276" w:lineRule="auto"/>
       </w:pPr>
       <w:r>
-        <w:t>Password is updated</w:t>
-      </w:r>
+        <w:t xml:space="preserve">Password is </w:t>
+      </w:r>
+      <w:proofErr w:type="gramStart"/>
+      <w:r>
+        <w:t>updated</w:t>
+      </w:r>
+      <w:proofErr w:type="gramEnd"/>
     </w:p>
     <w:p>
       <w:pPr>
@@ -807,8 +883,21 @@
         <w:spacing w:after="0" w:line="276" w:lineRule="auto"/>
       </w:pPr>
       <w:r>
-        <w:t>User is logged in</w:t>
-      </w:r>
+        <w:t xml:space="preserve">User </w:t>
+      </w:r>
+      <w:proofErr w:type="gramStart"/>
+      <w:r>
+        <w:t>is logged</w:t>
+      </w:r>
+      <w:proofErr w:type="gramEnd"/>
+      <w:r>
+        <w:t xml:space="preserve"> </w:t>
+      </w:r>
+      <w:proofErr w:type="gramStart"/>
+      <w:r>
+        <w:t>in</w:t>
+      </w:r>
+      <w:proofErr w:type="gramEnd"/>
     </w:p>
     <w:p>
       <w:pPr>
@@ -831,7 +920,15 @@
         <w:spacing w:after="0" w:line="276" w:lineRule="auto"/>
       </w:pPr>
       <w:r>
-        <w:t>User clicks "Create Bot"</w:t>
+        <w:t xml:space="preserve">User clicks "Create </w:t>
+      </w:r>
+      <w:proofErr w:type="gramStart"/>
+      <w:r>
+        <w:t>Bot</w:t>
+      </w:r>
+      <w:proofErr w:type="gramEnd"/>
+      <w:r>
+        <w:t>"</w:t>
       </w:r>
     </w:p>
     <w:p>
@@ -856,8 +953,13 @@
       </w:pPr>
       <w:r>
         <w:lastRenderedPageBreak/>
-        <w:t>System saves chatbot</w:t>
-      </w:r>
+        <w:t xml:space="preserve">System saves </w:t>
+      </w:r>
+      <w:proofErr w:type="gramStart"/>
+      <w:r>
+        <w:t>chatbot</w:t>
+      </w:r>
+      <w:proofErr w:type="gramEnd"/>
     </w:p>
     <w:p>
       <w:pPr>
@@ -888,8 +990,13 @@
       </w:r>
       <w:proofErr w:type="gramEnd"/>
       <w:r>
-        <w:t xml:space="preserve"> created</w:t>
-      </w:r>
+        <w:t xml:space="preserve"> </w:t>
+      </w:r>
+      <w:proofErr w:type="gramStart"/>
+      <w:r>
+        <w:t>created</w:t>
+      </w:r>
+      <w:proofErr w:type="gramEnd"/>
     </w:p>
     <w:p>
       <w:pPr>
@@ -950,8 +1057,13 @@
         <w:spacing w:after="0" w:line="276" w:lineRule="auto"/>
       </w:pPr>
       <w:r>
-        <w:t>Chatbot exists</w:t>
-      </w:r>
+        <w:t xml:space="preserve">Chatbot </w:t>
+      </w:r>
+      <w:proofErr w:type="gramStart"/>
+      <w:r>
+        <w:t>exists</w:t>
+      </w:r>
+      <w:proofErr w:type="gramEnd"/>
     </w:p>
     <w:p>
       <w:pPr>
@@ -974,8 +1086,13 @@
         <w:spacing w:after="0" w:line="276" w:lineRule="auto"/>
       </w:pPr>
       <w:r>
-        <w:t>User enters URL or text</w:t>
-      </w:r>
+        <w:t xml:space="preserve">User enters URL or </w:t>
+      </w:r>
+      <w:proofErr w:type="gramStart"/>
+      <w:r>
+        <w:t>text</w:t>
+      </w:r>
+      <w:proofErr w:type="gramEnd"/>
     </w:p>
     <w:p>
       <w:pPr>
@@ -1046,8 +1163,13 @@
         <w:spacing w:after="0" w:line="276" w:lineRule="auto"/>
       </w:pPr>
       <w:r>
-        <w:t>Knowledge is stored</w:t>
-      </w:r>
+        <w:t xml:space="preserve">Knowledge is </w:t>
+      </w:r>
+      <w:proofErr w:type="gramStart"/>
+      <w:r>
+        <w:t>stored</w:t>
+      </w:r>
+      <w:proofErr w:type="gramEnd"/>
     </w:p>
     <w:p>
       <w:pPr>
@@ -1108,8 +1230,13 @@
         <w:spacing w:after="0" w:line="276" w:lineRule="auto"/>
       </w:pPr>
       <w:r>
-        <w:t>Chatbot exists</w:t>
-      </w:r>
+        <w:t xml:space="preserve">Chatbot </w:t>
+      </w:r>
+      <w:proofErr w:type="gramStart"/>
+      <w:r>
+        <w:t>exists</w:t>
+      </w:r>
+      <w:proofErr w:type="gramEnd"/>
     </w:p>
     <w:p>
       <w:pPr>
@@ -1132,8 +1259,13 @@
         <w:spacing w:after="0" w:line="276" w:lineRule="auto"/>
       </w:pPr>
       <w:r>
-        <w:t>User selects personality</w:t>
-      </w:r>
+        <w:t xml:space="preserve">User selects </w:t>
+      </w:r>
+      <w:proofErr w:type="gramStart"/>
+      <w:r>
+        <w:t>personality</w:t>
+      </w:r>
+      <w:proofErr w:type="gramEnd"/>
     </w:p>
     <w:p>
       <w:pPr>
@@ -1144,8 +1276,13 @@
         <w:spacing w:after="0" w:line="276" w:lineRule="auto"/>
       </w:pPr>
       <w:r>
-        <w:t>User selects tone</w:t>
-      </w:r>
+        <w:t xml:space="preserve">User selects </w:t>
+      </w:r>
+      <w:proofErr w:type="gramStart"/>
+      <w:r>
+        <w:t>tone</w:t>
+      </w:r>
+      <w:proofErr w:type="gramEnd"/>
     </w:p>
     <w:p>
       <w:pPr>
@@ -1156,8 +1293,13 @@
         <w:spacing w:after="0" w:line="276" w:lineRule="auto"/>
       </w:pPr>
       <w:r>
-        <w:t>User selects response length</w:t>
-      </w:r>
+        <w:t xml:space="preserve">User selects response </w:t>
+      </w:r>
+      <w:proofErr w:type="gramStart"/>
+      <w:r>
+        <w:t>length</w:t>
+      </w:r>
+      <w:proofErr w:type="gramEnd"/>
     </w:p>
     <w:p>
       <w:pPr>
@@ -1168,8 +1310,13 @@
         <w:spacing w:after="0" w:line="276" w:lineRule="auto"/>
       </w:pPr>
       <w:r>
-        <w:t>System saves preferences</w:t>
-      </w:r>
+        <w:t xml:space="preserve">System saves </w:t>
+      </w:r>
+      <w:proofErr w:type="gramStart"/>
+      <w:r>
+        <w:t>preferences</w:t>
+      </w:r>
+      <w:proofErr w:type="gramEnd"/>
     </w:p>
     <w:p>
       <w:pPr>
@@ -1254,8 +1401,13 @@
         <w:spacing w:after="0" w:line="276" w:lineRule="auto"/>
       </w:pPr>
       <w:r>
-        <w:t>Chatbot has knowledge</w:t>
-      </w:r>
+        <w:t xml:space="preserve">Chatbot has </w:t>
+      </w:r>
+      <w:proofErr w:type="gramStart"/>
+      <w:r>
+        <w:t>knowledge</w:t>
+      </w:r>
+      <w:proofErr w:type="gramEnd"/>
     </w:p>
     <w:p>
       <w:pPr>
@@ -1278,8 +1430,13 @@
         <w:spacing w:after="0" w:line="276" w:lineRule="auto"/>
       </w:pPr>
       <w:r>
-        <w:t>User enters message</w:t>
-      </w:r>
+        <w:t xml:space="preserve">User enters </w:t>
+      </w:r>
+      <w:proofErr w:type="gramStart"/>
+      <w:r>
+        <w:t>message</w:t>
+      </w:r>
+      <w:proofErr w:type="gramEnd"/>
     </w:p>
     <w:p>
       <w:pPr>
@@ -1303,8 +1460,13 @@
       </w:pPr>
       <w:r>
         <w:lastRenderedPageBreak/>
-        <w:t>System generates response</w:t>
-      </w:r>
+        <w:t xml:space="preserve">System generates </w:t>
+      </w:r>
+      <w:proofErr w:type="gramStart"/>
+      <w:r>
+        <w:t>response</w:t>
+      </w:r>
+      <w:proofErr w:type="gramEnd"/>
     </w:p>
     <w:p>
       <w:pPr>
@@ -1315,8 +1477,13 @@
         <w:spacing w:after="0" w:line="276" w:lineRule="auto"/>
       </w:pPr>
       <w:r>
-        <w:t>Response is displayed</w:t>
-      </w:r>
+        <w:t xml:space="preserve">Response is </w:t>
+      </w:r>
+      <w:proofErr w:type="gramStart"/>
+      <w:r>
+        <w:t>displayed</w:t>
+      </w:r>
+      <w:proofErr w:type="gramEnd"/>
     </w:p>
     <w:p>
       <w:pPr>
@@ -1327,7 +1494,21 @@
           <w:b/>
           <w:bCs/>
         </w:rPr>
-        <w:t>Alternate Flow:</w:t>
+        <w:t>Alternate</w:t>
+      </w:r>
+      <w:r>
+        <w:rPr>
+          <w:b/>
+          <w:bCs/>
+        </w:rPr>
+        <w:t>/Exception</w:t>
+      </w:r>
+      <w:r>
+        <w:rPr>
+          <w:b/>
+          <w:bCs/>
+        </w:rPr>
+        <w:t xml:space="preserve"> Flow:</w:t>
       </w:r>
     </w:p>
     <w:p>
@@ -1401,7 +1582,15 @@
         <w:t>Description:</w:t>
       </w:r>
       <w:r>
-        <w:t xml:space="preserve"> Allows chatbot to be made public</w:t>
+        <w:t xml:space="preserve"> Allows chatbot to </w:t>
+      </w:r>
+      <w:proofErr w:type="gramStart"/>
+      <w:r>
+        <w:t>be made</w:t>
+      </w:r>
+      <w:proofErr w:type="gramEnd"/>
+      <w:r>
+        <w:t xml:space="preserve"> public</w:t>
       </w:r>
     </w:p>
     <w:p>
@@ -1433,8 +1622,13 @@
       </w:r>
       <w:proofErr w:type="gramEnd"/>
       <w:r>
-        <w:t xml:space="preserve"> created</w:t>
-      </w:r>
+        <w:t xml:space="preserve"> </w:t>
+      </w:r>
+      <w:proofErr w:type="gramStart"/>
+      <w:r>
+        <w:t>created</w:t>
+      </w:r>
+      <w:proofErr w:type="gramEnd"/>
     </w:p>
     <w:p>
       <w:pPr>
@@ -1457,7 +1651,15 @@
         <w:spacing w:after="0" w:line="276" w:lineRule="auto"/>
       </w:pPr>
       <w:r>
-        <w:t>User clicks "Publish"</w:t>
+        <w:t>User clicks "</w:t>
+      </w:r>
+      <w:proofErr w:type="gramStart"/>
+      <w:r>
+        <w:t>Publish</w:t>
+      </w:r>
+      <w:proofErr w:type="gramEnd"/>
+      <w:r>
+        <w:t>"</w:t>
       </w:r>
     </w:p>
     <w:p>
@@ -1469,8 +1671,13 @@
         <w:spacing w:after="0" w:line="276" w:lineRule="auto"/>
       </w:pPr>
       <w:r>
-        <w:t>System generates public token</w:t>
-      </w:r>
+        <w:t xml:space="preserve">System generates public </w:t>
+      </w:r>
+      <w:proofErr w:type="gramStart"/>
+      <w:r>
+        <w:t>token</w:t>
+      </w:r>
+      <w:proofErr w:type="gramEnd"/>
     </w:p>
     <w:p>
       <w:pPr>
@@ -1481,8 +1688,13 @@
         <w:spacing w:after="0" w:line="276" w:lineRule="auto"/>
       </w:pPr>
       <w:r>
-        <w:t>System provides shareable link</w:t>
-      </w:r>
+        <w:t xml:space="preserve">System provides shareable </w:t>
+      </w:r>
+      <w:proofErr w:type="gramStart"/>
+      <w:r>
+        <w:t>link</w:t>
+      </w:r>
+      <w:proofErr w:type="gramEnd"/>
     </w:p>
     <w:p>
       <w:pPr>
@@ -1505,8 +1717,13 @@
         <w:spacing w:after="0" w:line="276" w:lineRule="auto"/>
       </w:pPr>
       <w:r>
-        <w:t>Chatbot is publicly accessible</w:t>
-      </w:r>
+        <w:t xml:space="preserve">Chatbot is publicly </w:t>
+      </w:r>
+      <w:proofErr w:type="gramStart"/>
+      <w:r>
+        <w:t>accessible</w:t>
+      </w:r>
+      <w:proofErr w:type="gramEnd"/>
     </w:p>
     <w:p>
       <w:pPr>
@@ -1567,8 +1784,13 @@
         <w:spacing w:after="0" w:line="276" w:lineRule="auto"/>
       </w:pPr>
       <w:r>
-        <w:t>Chatbot is published</w:t>
-      </w:r>
+        <w:t xml:space="preserve">Chatbot is </w:t>
+      </w:r>
+      <w:proofErr w:type="gramStart"/>
+      <w:r>
+        <w:t>published</w:t>
+      </w:r>
+      <w:proofErr w:type="gramEnd"/>
     </w:p>
     <w:p>
       <w:pPr>
@@ -1591,8 +1813,13 @@
         <w:spacing w:after="0" w:line="276" w:lineRule="auto"/>
       </w:pPr>
       <w:r>
-        <w:t>User opens chatbot link</w:t>
-      </w:r>
+        <w:t xml:space="preserve">User opens chatbot </w:t>
+      </w:r>
+      <w:proofErr w:type="gramStart"/>
+      <w:r>
+        <w:t>link</w:t>
+      </w:r>
+      <w:proofErr w:type="gramEnd"/>
     </w:p>
     <w:p>
       <w:pPr>
@@ -1620,8 +1847,13 @@
         <w:spacing w:after="0" w:line="276" w:lineRule="auto"/>
       </w:pPr>
       <w:r>
-        <w:t>System generates response</w:t>
-      </w:r>
+        <w:t xml:space="preserve">System generates </w:t>
+      </w:r>
+      <w:proofErr w:type="gramStart"/>
+      <w:r>
+        <w:t>response</w:t>
+      </w:r>
+      <w:proofErr w:type="gramEnd"/>
     </w:p>
     <w:p>
       <w:pPr>
@@ -1632,8 +1864,13 @@
         <w:spacing w:after="0" w:line="276" w:lineRule="auto"/>
       </w:pPr>
       <w:r>
-        <w:t>Response is displayed</w:t>
-      </w:r>
+        <w:t xml:space="preserve">Response is </w:t>
+      </w:r>
+      <w:proofErr w:type="gramStart"/>
+      <w:r>
+        <w:t>displayed</w:t>
+      </w:r>
+      <w:proofErr w:type="gramEnd"/>
     </w:p>
     <w:p>
       <w:pPr>
@@ -1718,8 +1955,13 @@
         <w:spacing w:after="0" w:line="276" w:lineRule="auto"/>
       </w:pPr>
       <w:r>
-        <w:t>Chatbot has interactions</w:t>
-      </w:r>
+        <w:t xml:space="preserve">Chatbot has </w:t>
+      </w:r>
+      <w:proofErr w:type="gramStart"/>
+      <w:r>
+        <w:t>interactions</w:t>
+      </w:r>
+      <w:proofErr w:type="gramEnd"/>
     </w:p>
     <w:p>
       <w:pPr>
@@ -1742,8 +1984,13 @@
         <w:spacing w:after="0" w:line="276" w:lineRule="auto"/>
       </w:pPr>
       <w:r>
-        <w:t>User opens analytics page</w:t>
-      </w:r>
+        <w:t xml:space="preserve">User opens analytics </w:t>
+      </w:r>
+      <w:proofErr w:type="gramStart"/>
+      <w:r>
+        <w:t>page</w:t>
+      </w:r>
+      <w:proofErr w:type="gramEnd"/>
     </w:p>
     <w:p>
       <w:pPr>
@@ -1755,8 +2002,13 @@
       </w:pPr>
       <w:r>
         <w:lastRenderedPageBreak/>
-        <w:t>System displays metrics</w:t>
-      </w:r>
+        <w:t xml:space="preserve">System displays </w:t>
+      </w:r>
+      <w:proofErr w:type="gramStart"/>
+      <w:r>
+        <w:t>metrics</w:t>
+      </w:r>
+      <w:proofErr w:type="gramEnd"/>
     </w:p>
     <w:p>
       <w:pPr>
@@ -1889,8 +2141,13 @@
         <w:spacing w:after="0" w:line="276" w:lineRule="auto"/>
       </w:pPr>
       <w:r>
-        <w:t>System displays platform data</w:t>
-      </w:r>
+        <w:t xml:space="preserve">System displays platform </w:t>
+      </w:r>
+      <w:proofErr w:type="gramStart"/>
+      <w:r>
+        <w:t>data</w:t>
+      </w:r>
+      <w:proofErr w:type="gramEnd"/>
     </w:p>
     <w:p>
       <w:pPr>
@@ -1959,8 +2216,13 @@
       <w:r>
         <w:t>-</w:t>
       </w:r>
-      <w:r>
-        <w:t>are clearly described and testable.</w:t>
+      <w:proofErr w:type="gramStart"/>
+      <w:r>
+        <w:t>are clearly described</w:t>
+      </w:r>
+      <w:proofErr w:type="gramEnd"/>
+      <w:r>
+        <w:t xml:space="preserve"> and testable.</w:t>
       </w:r>
     </w:p>
     <w:p>
@@ -13160,6 +13422,7 @@
   <w:style w:type="character" w:default="1" w:styleId="DefaultParagraphFont">
     <w:name w:val="Default Paragraph Font"/>
     <w:uiPriority w:val="1"/>
+    <w:semiHidden/>
     <w:unhideWhenUsed/>
   </w:style>
   <w:style w:type="table" w:default="1" w:styleId="TableNormal">

--- a/docs/05_UseCases/ChatbotBuilder_Use_Cases_Document.docx
+++ b/docs/05_UseCases/ChatbotBuilder_Use_Cases_Document.docx
@@ -38,7 +38,7 @@
         <w:t xml:space="preserve"> </w:t>
       </w:r>
       <w:r>
-        <w:t>Team Byte Squad</w:t>
+        <w:t xml:space="preserve"> </w:t>
       </w:r>
     </w:p>
     <w:p>
@@ -46,72 +46,12 @@
         <w:pStyle w:val="ListParagraph"/>
         <w:numPr>
           <w:ilvl w:val="0"/>
-          <w:numId w:val="31"/>
+          <w:numId w:val="1"/>
         </w:numPr>
         <w:spacing w:after="0" w:line="276" w:lineRule="auto"/>
       </w:pPr>
       <w:r>
         <w:t xml:space="preserve">Ashmit Nirwan </w:t>
-      </w:r>
-    </w:p>
-    <w:p>
-      <w:pPr>
-        <w:pStyle w:val="ListParagraph"/>
-        <w:numPr>
-          <w:ilvl w:val="0"/>
-          <w:numId w:val="31"/>
-        </w:numPr>
-        <w:spacing w:after="0" w:line="276" w:lineRule="auto"/>
-      </w:pPr>
-      <w:r>
-        <w:t xml:space="preserve">Jordan </w:t>
-      </w:r>
-      <w:r>
-        <w:rPr>
-          <w:rFonts w:ascii="Aptos" w:eastAsia="Aptos" w:hAnsi="Aptos" w:cs="Aptos"/>
-        </w:rPr>
-        <w:t>Spector</w:t>
-      </w:r>
-    </w:p>
-    <w:p>
-      <w:pPr>
-        <w:pStyle w:val="ListParagraph"/>
-        <w:numPr>
-          <w:ilvl w:val="0"/>
-          <w:numId w:val="31"/>
-        </w:numPr>
-        <w:spacing w:after="0" w:line="276" w:lineRule="auto"/>
-      </w:pPr>
-      <w:r>
-        <w:t xml:space="preserve">Gio </w:t>
-      </w:r>
-      <w:r>
-        <w:rPr>
-          <w:rFonts w:ascii="Aptos" w:eastAsia="Aptos" w:hAnsi="Aptos" w:cs="Aptos"/>
-        </w:rPr>
-        <w:t>Mendoza</w:t>
-      </w:r>
-    </w:p>
-    <w:p>
-      <w:pPr>
-        <w:pStyle w:val="ListParagraph"/>
-        <w:numPr>
-          <w:ilvl w:val="0"/>
-          <w:numId w:val="31"/>
-        </w:numPr>
-        <w:spacing w:after="0" w:line="276" w:lineRule="auto"/>
-      </w:pPr>
-      <w:r>
-        <w:t>Milton</w:t>
-      </w:r>
-      <w:r>
-        <w:t xml:space="preserve"> </w:t>
-      </w:r>
-      <w:r>
-        <w:rPr>
-          <w:rFonts w:ascii="Aptos" w:eastAsia="Aptos" w:hAnsi="Aptos" w:cs="Aptos"/>
-        </w:rPr>
-        <w:t>Mupfumira</w:t>
       </w:r>
     </w:p>
     <w:p>
@@ -173,7 +113,7 @@
       <w:pPr>
         <w:numPr>
           <w:ilvl w:val="0"/>
-          <w:numId w:val="32"/>
+          <w:numId w:val="2"/>
         </w:numPr>
         <w:spacing w:after="0" w:line="276" w:lineRule="auto"/>
       </w:pPr>
@@ -185,7 +125,7 @@
       <w:pPr>
         <w:numPr>
           <w:ilvl w:val="0"/>
-          <w:numId w:val="32"/>
+          <w:numId w:val="2"/>
         </w:numPr>
         <w:spacing w:after="0" w:line="276" w:lineRule="auto"/>
       </w:pPr>
@@ -197,7 +137,7 @@
       <w:pPr>
         <w:numPr>
           <w:ilvl w:val="0"/>
-          <w:numId w:val="32"/>
+          <w:numId w:val="2"/>
         </w:numPr>
         <w:spacing w:after="0" w:line="276" w:lineRule="auto"/>
       </w:pPr>
@@ -209,7 +149,7 @@
       <w:pPr>
         <w:numPr>
           <w:ilvl w:val="0"/>
-          <w:numId w:val="32"/>
+          <w:numId w:val="2"/>
         </w:numPr>
         <w:spacing w:after="0" w:line="276" w:lineRule="auto"/>
       </w:pPr>
@@ -221,7 +161,7 @@
       <w:pPr>
         <w:numPr>
           <w:ilvl w:val="0"/>
-          <w:numId w:val="32"/>
+          <w:numId w:val="2"/>
         </w:numPr>
         <w:spacing w:after="0" w:line="276" w:lineRule="auto"/>
       </w:pPr>
@@ -233,7 +173,7 @@
       <w:pPr>
         <w:numPr>
           <w:ilvl w:val="0"/>
-          <w:numId w:val="32"/>
+          <w:numId w:val="2"/>
         </w:numPr>
         <w:spacing w:after="0" w:line="276" w:lineRule="auto"/>
       </w:pPr>
@@ -308,18 +248,13 @@
       <w:pPr>
         <w:numPr>
           <w:ilvl w:val="0"/>
-          <w:numId w:val="33"/>
+          <w:numId w:val="3"/>
         </w:numPr>
         <w:spacing w:after="0" w:line="276" w:lineRule="auto"/>
       </w:pPr>
       <w:r>
-        <w:t xml:space="preserve">User is not </w:t>
-      </w:r>
-      <w:proofErr w:type="gramStart"/>
-      <w:r>
-        <w:t>registered</w:t>
-      </w:r>
-      <w:proofErr w:type="gramEnd"/>
+        <w:t>User is not registered</w:t>
+      </w:r>
     </w:p>
     <w:p>
       <w:pPr>
@@ -337,69 +272,49 @@
       <w:pPr>
         <w:numPr>
           <w:ilvl w:val="0"/>
-          <w:numId w:val="34"/>
+          <w:numId w:val="4"/>
         </w:numPr>
         <w:spacing w:after="0" w:line="276" w:lineRule="auto"/>
       </w:pPr>
       <w:r>
-        <w:t xml:space="preserve">User enters name, email, password, and </w:t>
-      </w:r>
-      <w:proofErr w:type="gramStart"/>
-      <w:r>
-        <w:t>PIN</w:t>
-      </w:r>
-      <w:proofErr w:type="gramEnd"/>
+        <w:t>User enters name, email, password, and PIN</w:t>
+      </w:r>
     </w:p>
     <w:p>
       <w:pPr>
         <w:numPr>
           <w:ilvl w:val="0"/>
-          <w:numId w:val="34"/>
+          <w:numId w:val="4"/>
         </w:numPr>
         <w:spacing w:after="0" w:line="276" w:lineRule="auto"/>
       </w:pPr>
       <w:r>
-        <w:t xml:space="preserve">System validates </w:t>
-      </w:r>
-      <w:proofErr w:type="gramStart"/>
-      <w:r>
-        <w:t>input</w:t>
-      </w:r>
-      <w:proofErr w:type="gramEnd"/>
+        <w:t>System validates input</w:t>
+      </w:r>
     </w:p>
     <w:p>
       <w:pPr>
         <w:numPr>
           <w:ilvl w:val="0"/>
-          <w:numId w:val="34"/>
+          <w:numId w:val="4"/>
         </w:numPr>
         <w:spacing w:after="0" w:line="276" w:lineRule="auto"/>
       </w:pPr>
       <w:r>
-        <w:t xml:space="preserve">System creates user </w:t>
-      </w:r>
-      <w:proofErr w:type="gramStart"/>
-      <w:r>
-        <w:t>account</w:t>
-      </w:r>
-      <w:proofErr w:type="gramEnd"/>
+        <w:t>System creates user account</w:t>
+      </w:r>
     </w:p>
     <w:p>
       <w:pPr>
         <w:numPr>
           <w:ilvl w:val="0"/>
-          <w:numId w:val="34"/>
+          <w:numId w:val="4"/>
         </w:numPr>
         <w:spacing w:after="0" w:line="276" w:lineRule="auto"/>
       </w:pPr>
       <w:r>
-        <w:t xml:space="preserve">User is successfully </w:t>
-      </w:r>
-      <w:proofErr w:type="gramStart"/>
-      <w:r>
-        <w:t>registered</w:t>
-      </w:r>
-      <w:proofErr w:type="gramEnd"/>
+        <w:t>User is successfully registered</w:t>
+      </w:r>
     </w:p>
     <w:p>
       <w:pPr>
@@ -417,12 +332,1393 @@
       <w:pPr>
         <w:numPr>
           <w:ilvl w:val="0"/>
+          <w:numId w:val="5"/>
+        </w:numPr>
+        <w:spacing w:after="0" w:line="276" w:lineRule="auto"/>
+      </w:pPr>
+      <w:r>
+        <w:t>If email already exists → show error message</w:t>
+      </w:r>
+    </w:p>
+    <w:p>
+      <w:pPr>
+        <w:spacing w:after="0" w:line="276" w:lineRule="auto"/>
+      </w:pPr>
+      <w:r>
+        <w:rPr>
+          <w:b/>
+          <w:bCs/>
+        </w:rPr>
+        <w:t>Postconditions:</w:t>
+      </w:r>
+    </w:p>
+    <w:p>
+      <w:pPr>
+        <w:numPr>
+          <w:ilvl w:val="0"/>
+          <w:numId w:val="6"/>
+        </w:numPr>
+        <w:spacing w:after="0" w:line="276" w:lineRule="auto"/>
+      </w:pPr>
+      <w:r>
+        <w:t>User account is created</w:t>
+      </w:r>
+    </w:p>
+    <w:p>
+      <w:pPr>
+        <w:pStyle w:val="Heading2"/>
+        <w:spacing w:after="0" w:line="276" w:lineRule="auto"/>
+        <w:jc w:val="both"/>
+      </w:pPr>
+      <w:r>
+        <w:lastRenderedPageBreak/>
+        <w:t>UC-02: User Login</w:t>
+      </w:r>
+    </w:p>
+    <w:p>
+      <w:pPr>
+        <w:spacing w:after="0" w:line="276" w:lineRule="auto"/>
+      </w:pPr>
+      <w:r>
+        <w:rPr>
+          <w:b/>
+          <w:bCs/>
+        </w:rPr>
+        <w:t>Actor:</w:t>
+      </w:r>
+      <w:r>
+        <w:t xml:space="preserve"> User</w:t>
+      </w:r>
+      <w:r>
+        <w:br/>
+      </w:r>
+      <w:r>
+        <w:rPr>
+          <w:b/>
+          <w:bCs/>
+        </w:rPr>
+        <w:t>Description:</w:t>
+      </w:r>
+      <w:r>
+        <w:t xml:space="preserve"> Allows user to log into the system</w:t>
+      </w:r>
+    </w:p>
+    <w:p>
+      <w:pPr>
+        <w:spacing w:after="0" w:line="276" w:lineRule="auto"/>
+      </w:pPr>
+      <w:r>
+        <w:rPr>
+          <w:b/>
+          <w:bCs/>
+        </w:rPr>
+        <w:t>Preconditions:</w:t>
+      </w:r>
+    </w:p>
+    <w:p>
+      <w:pPr>
+        <w:numPr>
+          <w:ilvl w:val="0"/>
+          <w:numId w:val="7"/>
+        </w:numPr>
+        <w:spacing w:after="0" w:line="276" w:lineRule="auto"/>
+      </w:pPr>
+      <w:r>
+        <w:t>User has a registered account</w:t>
+      </w:r>
+    </w:p>
+    <w:p>
+      <w:pPr>
+        <w:spacing w:after="0" w:line="276" w:lineRule="auto"/>
+      </w:pPr>
+      <w:r>
+        <w:rPr>
+          <w:b/>
+          <w:bCs/>
+        </w:rPr>
+        <w:t>Main Flow:</w:t>
+      </w:r>
+    </w:p>
+    <w:p>
+      <w:pPr>
+        <w:numPr>
+          <w:ilvl w:val="0"/>
+          <w:numId w:val="8"/>
+        </w:numPr>
+        <w:spacing w:after="0" w:line="276" w:lineRule="auto"/>
+      </w:pPr>
+      <w:r>
+        <w:t>User enters email and password</w:t>
+      </w:r>
+    </w:p>
+    <w:p>
+      <w:pPr>
+        <w:numPr>
+          <w:ilvl w:val="0"/>
+          <w:numId w:val="8"/>
+        </w:numPr>
+        <w:spacing w:after="0" w:line="276" w:lineRule="auto"/>
+      </w:pPr>
+      <w:r>
+        <w:t>System validates credentials</w:t>
+      </w:r>
+    </w:p>
+    <w:p>
+      <w:pPr>
+        <w:numPr>
+          <w:ilvl w:val="0"/>
+          <w:numId w:val="8"/>
+        </w:numPr>
+        <w:spacing w:after="0" w:line="276" w:lineRule="auto"/>
+      </w:pPr>
+      <w:r>
+        <w:t>System grants access to dashboard</w:t>
+      </w:r>
+    </w:p>
+    <w:p>
+      <w:pPr>
+        <w:spacing w:after="0" w:line="276" w:lineRule="auto"/>
+      </w:pPr>
+      <w:r>
+        <w:rPr>
+          <w:b/>
+          <w:bCs/>
+        </w:rPr>
+        <w:t>Alternate Flow:</w:t>
+      </w:r>
+    </w:p>
+    <w:p>
+      <w:pPr>
+        <w:numPr>
+          <w:ilvl w:val="0"/>
+          <w:numId w:val="9"/>
+        </w:numPr>
+        <w:spacing w:after="0" w:line="276" w:lineRule="auto"/>
+      </w:pPr>
+      <w:r>
+        <w:t xml:space="preserve">Invalid credentials → show error </w:t>
+      </w:r>
+      <w:proofErr w:type="gramStart"/>
+      <w:r>
+        <w:t>message</w:t>
+      </w:r>
+      <w:proofErr w:type="gramEnd"/>
+    </w:p>
+    <w:p>
+      <w:pPr>
+        <w:spacing w:after="0" w:line="276" w:lineRule="auto"/>
+      </w:pPr>
+      <w:r>
+        <w:rPr>
+          <w:b/>
+          <w:bCs/>
+        </w:rPr>
+        <w:t>Postconditions:</w:t>
+      </w:r>
+    </w:p>
+    <w:p>
+      <w:pPr>
+        <w:numPr>
+          <w:ilvl w:val="0"/>
+          <w:numId w:val="10"/>
+        </w:numPr>
+        <w:spacing w:after="0" w:line="276" w:lineRule="auto"/>
+      </w:pPr>
+      <w:r>
+        <w:t>User is logged in</w:t>
+      </w:r>
+    </w:p>
+    <w:p>
+      <w:pPr>
+        <w:pStyle w:val="Heading2"/>
+        <w:spacing w:after="0" w:line="276" w:lineRule="auto"/>
+        <w:jc w:val="both"/>
+      </w:pPr>
+      <w:r>
+        <w:t>UC-03: Password Reset</w:t>
+      </w:r>
+    </w:p>
+    <w:p>
+      <w:pPr>
+        <w:spacing w:after="0" w:line="276" w:lineRule="auto"/>
+      </w:pPr>
+      <w:r>
+        <w:rPr>
+          <w:b/>
+          <w:bCs/>
+        </w:rPr>
+        <w:t>Actor:</w:t>
+      </w:r>
+      <w:r>
+        <w:t xml:space="preserve"> User</w:t>
+      </w:r>
+      <w:r>
+        <w:br/>
+      </w:r>
+      <w:r>
+        <w:rPr>
+          <w:b/>
+          <w:bCs/>
+        </w:rPr>
+        <w:t>Description:</w:t>
+      </w:r>
+      <w:r>
+        <w:t xml:space="preserve"> Allows user to reset password using PIN</w:t>
+      </w:r>
+    </w:p>
+    <w:p>
+      <w:pPr>
+        <w:spacing w:after="0" w:line="276" w:lineRule="auto"/>
+      </w:pPr>
+      <w:r>
+        <w:rPr>
+          <w:b/>
+          <w:bCs/>
+        </w:rPr>
+        <w:t>Preconditions:</w:t>
+      </w:r>
+    </w:p>
+    <w:p>
+      <w:pPr>
+        <w:numPr>
+          <w:ilvl w:val="0"/>
+          <w:numId w:val="11"/>
+        </w:numPr>
+        <w:spacing w:after="0" w:line="276" w:lineRule="auto"/>
+      </w:pPr>
+      <w:r>
+        <w:t>User account exists</w:t>
+      </w:r>
+    </w:p>
+    <w:p>
+      <w:pPr>
+        <w:spacing w:after="0" w:line="276" w:lineRule="auto"/>
+      </w:pPr>
+      <w:r>
+        <w:rPr>
+          <w:b/>
+          <w:bCs/>
+        </w:rPr>
+        <w:t>Main Flow:</w:t>
+      </w:r>
+    </w:p>
+    <w:p>
+      <w:pPr>
+        <w:numPr>
+          <w:ilvl w:val="0"/>
+          <w:numId w:val="12"/>
+        </w:numPr>
+        <w:spacing w:after="0" w:line="276" w:lineRule="auto"/>
+      </w:pPr>
+      <w:r>
+        <w:t>User enters email, PIN, and new password</w:t>
+      </w:r>
+    </w:p>
+    <w:p>
+      <w:pPr>
+        <w:numPr>
+          <w:ilvl w:val="0"/>
+          <w:numId w:val="12"/>
+        </w:numPr>
+        <w:spacing w:after="0" w:line="276" w:lineRule="auto"/>
+      </w:pPr>
+      <w:r>
+        <w:t>System validates PIN</w:t>
+      </w:r>
+    </w:p>
+    <w:p>
+      <w:pPr>
+        <w:numPr>
+          <w:ilvl w:val="0"/>
+          <w:numId w:val="12"/>
+        </w:numPr>
+        <w:spacing w:after="0" w:line="276" w:lineRule="auto"/>
+      </w:pPr>
+      <w:r>
+        <w:t>System updates password</w:t>
+      </w:r>
+    </w:p>
+    <w:p>
+      <w:pPr>
+        <w:spacing w:after="0" w:line="276" w:lineRule="auto"/>
+      </w:pPr>
+      <w:r>
+        <w:rPr>
+          <w:b/>
+          <w:bCs/>
+        </w:rPr>
+        <w:t>Alternate Flow:</w:t>
+      </w:r>
+    </w:p>
+    <w:p>
+      <w:pPr>
+        <w:numPr>
+          <w:ilvl w:val="0"/>
+          <w:numId w:val="13"/>
+        </w:numPr>
+        <w:spacing w:after="0" w:line="276" w:lineRule="auto"/>
+      </w:pPr>
+      <w:r>
+        <w:t>Incorrect PIN → show error message</w:t>
+      </w:r>
+    </w:p>
+    <w:p>
+      <w:pPr>
+        <w:spacing w:after="0" w:line="276" w:lineRule="auto"/>
+      </w:pPr>
+      <w:r>
+        <w:rPr>
+          <w:b/>
+          <w:bCs/>
+        </w:rPr>
+        <w:t>Postconditions:</w:t>
+      </w:r>
+    </w:p>
+    <w:p>
+      <w:pPr>
+        <w:numPr>
+          <w:ilvl w:val="0"/>
+          <w:numId w:val="14"/>
+        </w:numPr>
+        <w:spacing w:after="0" w:line="276" w:lineRule="auto"/>
+      </w:pPr>
+      <w:r>
+        <w:t>Password is updated</w:t>
+      </w:r>
+    </w:p>
+    <w:p>
+      <w:pPr>
+        <w:pStyle w:val="Heading2"/>
+        <w:spacing w:after="0" w:line="276" w:lineRule="auto"/>
+        <w:jc w:val="both"/>
+      </w:pPr>
+      <w:r>
+        <w:t>UC-04: Create Chatbot</w:t>
+      </w:r>
+    </w:p>
+    <w:p>
+      <w:pPr>
+        <w:spacing w:after="0" w:line="276" w:lineRule="auto"/>
+      </w:pPr>
+      <w:r>
+        <w:rPr>
+          <w:b/>
+          <w:bCs/>
+        </w:rPr>
+        <w:t>Actor:</w:t>
+      </w:r>
+      <w:r>
+        <w:t xml:space="preserve"> User</w:t>
+      </w:r>
+      <w:r>
+        <w:br/>
+      </w:r>
+      <w:r>
+        <w:rPr>
+          <w:b/>
+          <w:bCs/>
+        </w:rPr>
+        <w:t>Description:</w:t>
+      </w:r>
+      <w:r>
+        <w:t xml:space="preserve"> Allows user to create a new chatbot</w:t>
+      </w:r>
+    </w:p>
+    <w:p>
+      <w:pPr>
+        <w:spacing w:after="0" w:line="276" w:lineRule="auto"/>
+      </w:pPr>
+      <w:r>
+        <w:rPr>
+          <w:b/>
+          <w:bCs/>
+        </w:rPr>
+        <w:t>Preconditions:</w:t>
+      </w:r>
+    </w:p>
+    <w:p>
+      <w:pPr>
+        <w:numPr>
+          <w:ilvl w:val="0"/>
+          <w:numId w:val="15"/>
+        </w:numPr>
+        <w:spacing w:after="0" w:line="276" w:lineRule="auto"/>
+      </w:pPr>
+      <w:r>
+        <w:t>User is logged in</w:t>
+      </w:r>
+    </w:p>
+    <w:p>
+      <w:pPr>
+        <w:spacing w:after="0" w:line="276" w:lineRule="auto"/>
+      </w:pPr>
+      <w:r>
+        <w:rPr>
+          <w:b/>
+          <w:bCs/>
+        </w:rPr>
+        <w:t>Main Flow:</w:t>
+      </w:r>
+    </w:p>
+    <w:p>
+      <w:pPr>
+        <w:numPr>
+          <w:ilvl w:val="0"/>
+          <w:numId w:val="16"/>
+        </w:numPr>
+        <w:spacing w:after="0" w:line="276" w:lineRule="auto"/>
+      </w:pPr>
+      <w:r>
+        <w:t>User clicks "Create Bot"</w:t>
+      </w:r>
+    </w:p>
+    <w:p>
+      <w:pPr>
+        <w:numPr>
+          <w:ilvl w:val="0"/>
+          <w:numId w:val="16"/>
+        </w:numPr>
+        <w:spacing w:after="0" w:line="276" w:lineRule="auto"/>
+      </w:pPr>
+      <w:r>
+        <w:t>User enters chatbot details (name, description)</w:t>
+      </w:r>
+    </w:p>
+    <w:p>
+      <w:pPr>
+        <w:numPr>
+          <w:ilvl w:val="0"/>
+          <w:numId w:val="16"/>
+        </w:numPr>
+        <w:spacing w:after="0" w:line="276" w:lineRule="auto"/>
+      </w:pPr>
+      <w:r>
+        <w:t>System saves chatbot</w:t>
+      </w:r>
+    </w:p>
+    <w:p>
+      <w:pPr>
+        <w:spacing w:after="0" w:line="276" w:lineRule="auto"/>
+      </w:pPr>
+      <w:r>
+        <w:rPr>
+          <w:b/>
+          <w:bCs/>
+        </w:rPr>
+        <w:t>Postconditions:</w:t>
+      </w:r>
+    </w:p>
+    <w:p>
+      <w:pPr>
+        <w:numPr>
+          <w:ilvl w:val="0"/>
+          <w:numId w:val="17"/>
+        </w:numPr>
+        <w:spacing w:after="0" w:line="276" w:lineRule="auto"/>
+      </w:pPr>
+      <w:r>
+        <w:lastRenderedPageBreak/>
+        <w:t xml:space="preserve">Chatbot </w:t>
+      </w:r>
+      <w:proofErr w:type="gramStart"/>
+      <w:r>
+        <w:t>is</w:t>
+      </w:r>
+      <w:proofErr w:type="gramEnd"/>
+      <w:r>
+        <w:t xml:space="preserve"> created</w:t>
+      </w:r>
+    </w:p>
+    <w:p>
+      <w:pPr>
+        <w:pStyle w:val="Heading2"/>
+        <w:spacing w:after="0" w:line="276" w:lineRule="auto"/>
+        <w:jc w:val="both"/>
+      </w:pPr>
+      <w:r>
+        <w:t>UC-05: Add Knowledge Source</w:t>
+      </w:r>
+    </w:p>
+    <w:p>
+      <w:pPr>
+        <w:spacing w:after="0" w:line="276" w:lineRule="auto"/>
+      </w:pPr>
+      <w:r>
+        <w:rPr>
+          <w:b/>
+          <w:bCs/>
+        </w:rPr>
+        <w:t>Actor:</w:t>
+      </w:r>
+      <w:r>
+        <w:t xml:space="preserve"> User</w:t>
+      </w:r>
+      <w:r>
+        <w:br/>
+      </w:r>
+      <w:r>
+        <w:rPr>
+          <w:b/>
+          <w:bCs/>
+        </w:rPr>
+        <w:t>Description:</w:t>
+      </w:r>
+      <w:r>
+        <w:t xml:space="preserve"> Allows user to add knowledge to chatbot</w:t>
+      </w:r>
+    </w:p>
+    <w:p>
+      <w:pPr>
+        <w:spacing w:after="0" w:line="276" w:lineRule="auto"/>
+      </w:pPr>
+      <w:r>
+        <w:rPr>
+          <w:b/>
+          <w:bCs/>
+        </w:rPr>
+        <w:t>Preconditions:</w:t>
+      </w:r>
+    </w:p>
+    <w:p>
+      <w:pPr>
+        <w:numPr>
+          <w:ilvl w:val="0"/>
+          <w:numId w:val="18"/>
+        </w:numPr>
+        <w:spacing w:after="0" w:line="276" w:lineRule="auto"/>
+      </w:pPr>
+      <w:r>
+        <w:t>Chatbot exists</w:t>
+      </w:r>
+    </w:p>
+    <w:p>
+      <w:pPr>
+        <w:spacing w:after="0" w:line="276" w:lineRule="auto"/>
+      </w:pPr>
+      <w:r>
+        <w:rPr>
+          <w:b/>
+          <w:bCs/>
+        </w:rPr>
+        <w:t>Main Flow:</w:t>
+      </w:r>
+    </w:p>
+    <w:p>
+      <w:pPr>
+        <w:numPr>
+          <w:ilvl w:val="0"/>
+          <w:numId w:val="19"/>
+        </w:numPr>
+        <w:spacing w:after="0" w:line="276" w:lineRule="auto"/>
+      </w:pPr>
+      <w:r>
+        <w:t>User enters URL or text</w:t>
+      </w:r>
+    </w:p>
+    <w:p>
+      <w:pPr>
+        <w:numPr>
+          <w:ilvl w:val="0"/>
+          <w:numId w:val="19"/>
+        </w:numPr>
+        <w:spacing w:after="0" w:line="276" w:lineRule="auto"/>
+      </w:pPr>
+      <w:r>
+        <w:t>System extracts content</w:t>
+      </w:r>
+    </w:p>
+    <w:p>
+      <w:pPr>
+        <w:numPr>
+          <w:ilvl w:val="0"/>
+          <w:numId w:val="19"/>
+        </w:numPr>
+        <w:spacing w:after="0" w:line="276" w:lineRule="auto"/>
+      </w:pPr>
+      <w:r>
+        <w:t>System chunks and stores data</w:t>
+      </w:r>
+    </w:p>
+    <w:p>
+      <w:pPr>
+        <w:spacing w:after="0" w:line="276" w:lineRule="auto"/>
+      </w:pPr>
+      <w:r>
+        <w:rPr>
+          <w:b/>
+          <w:bCs/>
+        </w:rPr>
+        <w:t>Alternate Flow:</w:t>
+      </w:r>
+    </w:p>
+    <w:p>
+      <w:pPr>
+        <w:numPr>
+          <w:ilvl w:val="0"/>
+          <w:numId w:val="20"/>
+        </w:numPr>
+        <w:spacing w:after="0" w:line="276" w:lineRule="auto"/>
+      </w:pPr>
+      <w:r>
+        <w:t>Invalid URL → show error</w:t>
+      </w:r>
+    </w:p>
+    <w:p>
+      <w:pPr>
+        <w:spacing w:after="0" w:line="276" w:lineRule="auto"/>
+      </w:pPr>
+      <w:r>
+        <w:rPr>
+          <w:b/>
+          <w:bCs/>
+        </w:rPr>
+        <w:t>Postconditions:</w:t>
+      </w:r>
+    </w:p>
+    <w:p>
+      <w:pPr>
+        <w:numPr>
+          <w:ilvl w:val="0"/>
+          <w:numId w:val="21"/>
+        </w:numPr>
+        <w:spacing w:after="0" w:line="276" w:lineRule="auto"/>
+      </w:pPr>
+      <w:r>
+        <w:t>Knowledge is stored</w:t>
+      </w:r>
+    </w:p>
+    <w:p>
+      <w:pPr>
+        <w:pStyle w:val="Heading2"/>
+        <w:spacing w:after="0" w:line="276" w:lineRule="auto"/>
+        <w:jc w:val="both"/>
+      </w:pPr>
+      <w:r>
+        <w:t>UC-06: Customize Chatbot</w:t>
+      </w:r>
+    </w:p>
+    <w:p>
+      <w:pPr>
+        <w:spacing w:after="0" w:line="276" w:lineRule="auto"/>
+      </w:pPr>
+      <w:r>
+        <w:rPr>
+          <w:b/>
+          <w:bCs/>
+        </w:rPr>
+        <w:t>Actor:</w:t>
+      </w:r>
+      <w:r>
+        <w:t xml:space="preserve"> User</w:t>
+      </w:r>
+      <w:r>
+        <w:br/>
+      </w:r>
+      <w:r>
+        <w:rPr>
+          <w:b/>
+          <w:bCs/>
+        </w:rPr>
+        <w:t>Description:</w:t>
+      </w:r>
+      <w:r>
+        <w:t xml:space="preserve"> Allows customization of chatbot behavior</w:t>
+      </w:r>
+    </w:p>
+    <w:p>
+      <w:pPr>
+        <w:spacing w:after="0" w:line="276" w:lineRule="auto"/>
+      </w:pPr>
+      <w:r>
+        <w:rPr>
+          <w:b/>
+          <w:bCs/>
+        </w:rPr>
+        <w:t>Preconditions:</w:t>
+      </w:r>
+    </w:p>
+    <w:p>
+      <w:pPr>
+        <w:numPr>
+          <w:ilvl w:val="0"/>
+          <w:numId w:val="22"/>
+        </w:numPr>
+        <w:spacing w:after="0" w:line="276" w:lineRule="auto"/>
+      </w:pPr>
+      <w:r>
+        <w:t>Chatbot exists</w:t>
+      </w:r>
+    </w:p>
+    <w:p>
+      <w:pPr>
+        <w:spacing w:after="0" w:line="276" w:lineRule="auto"/>
+      </w:pPr>
+      <w:r>
+        <w:rPr>
+          <w:b/>
+          <w:bCs/>
+        </w:rPr>
+        <w:t>Main Flow:</w:t>
+      </w:r>
+    </w:p>
+    <w:p>
+      <w:pPr>
+        <w:numPr>
+          <w:ilvl w:val="0"/>
+          <w:numId w:val="23"/>
+        </w:numPr>
+        <w:spacing w:after="0" w:line="276" w:lineRule="auto"/>
+      </w:pPr>
+      <w:r>
+        <w:t>User selects personality</w:t>
+      </w:r>
+    </w:p>
+    <w:p>
+      <w:pPr>
+        <w:numPr>
+          <w:ilvl w:val="0"/>
+          <w:numId w:val="23"/>
+        </w:numPr>
+        <w:spacing w:after="0" w:line="276" w:lineRule="auto"/>
+      </w:pPr>
+      <w:r>
+        <w:t>User selects tone</w:t>
+      </w:r>
+    </w:p>
+    <w:p>
+      <w:pPr>
+        <w:numPr>
+          <w:ilvl w:val="0"/>
+          <w:numId w:val="23"/>
+        </w:numPr>
+        <w:spacing w:after="0" w:line="276" w:lineRule="auto"/>
+      </w:pPr>
+      <w:r>
+        <w:t>User selects response length</w:t>
+      </w:r>
+    </w:p>
+    <w:p>
+      <w:pPr>
+        <w:numPr>
+          <w:ilvl w:val="0"/>
+          <w:numId w:val="23"/>
+        </w:numPr>
+        <w:spacing w:after="0" w:line="276" w:lineRule="auto"/>
+      </w:pPr>
+      <w:r>
+        <w:t>System saves preferences</w:t>
+      </w:r>
+    </w:p>
+    <w:p>
+      <w:pPr>
+        <w:spacing w:after="0" w:line="276" w:lineRule="auto"/>
+      </w:pPr>
+      <w:r>
+        <w:rPr>
+          <w:b/>
+          <w:bCs/>
+        </w:rPr>
+        <w:t>Postconditions:</w:t>
+      </w:r>
+    </w:p>
+    <w:p>
+      <w:pPr>
+        <w:numPr>
+          <w:ilvl w:val="0"/>
+          <w:numId w:val="24"/>
+        </w:numPr>
+        <w:spacing w:after="0" w:line="276" w:lineRule="auto"/>
+      </w:pPr>
+      <w:r>
+        <w:t>Chatbot settings updated</w:t>
+      </w:r>
+    </w:p>
+    <w:p>
+      <w:pPr>
+        <w:pStyle w:val="Heading2"/>
+        <w:spacing w:after="0" w:line="276" w:lineRule="auto"/>
+        <w:jc w:val="both"/>
+      </w:pPr>
+      <w:r>
+        <w:t>UC-07: Test Chatbot</w:t>
+      </w:r>
+    </w:p>
+    <w:p>
+      <w:pPr>
+        <w:spacing w:after="0" w:line="276" w:lineRule="auto"/>
+      </w:pPr>
+      <w:r>
+        <w:rPr>
+          <w:b/>
+          <w:bCs/>
+        </w:rPr>
+        <w:t>Actor:</w:t>
+      </w:r>
+      <w:r>
+        <w:t xml:space="preserve"> User</w:t>
+      </w:r>
+      <w:r>
+        <w:br/>
+      </w:r>
+      <w:r>
+        <w:rPr>
+          <w:b/>
+          <w:bCs/>
+        </w:rPr>
+        <w:t>Description:</w:t>
+      </w:r>
+      <w:r>
+        <w:t xml:space="preserve"> Allows testing chatbot responses</w:t>
+      </w:r>
+    </w:p>
+    <w:p>
+      <w:pPr>
+        <w:spacing w:after="0" w:line="276" w:lineRule="auto"/>
+      </w:pPr>
+      <w:r>
+        <w:rPr>
+          <w:b/>
+          <w:bCs/>
+        </w:rPr>
+        <w:t>Preconditions:</w:t>
+      </w:r>
+    </w:p>
+    <w:p>
+      <w:pPr>
+        <w:numPr>
+          <w:ilvl w:val="0"/>
+          <w:numId w:val="25"/>
+        </w:numPr>
+        <w:spacing w:after="0" w:line="276" w:lineRule="auto"/>
+      </w:pPr>
+      <w:r>
+        <w:t>Chatbot has knowledge</w:t>
+      </w:r>
+    </w:p>
+    <w:p>
+      <w:pPr>
+        <w:spacing w:after="0" w:line="276" w:lineRule="auto"/>
+      </w:pPr>
+      <w:r>
+        <w:rPr>
+          <w:b/>
+          <w:bCs/>
+        </w:rPr>
+        <w:t>Main Flow:</w:t>
+      </w:r>
+    </w:p>
+    <w:p>
+      <w:pPr>
+        <w:numPr>
+          <w:ilvl w:val="0"/>
+          <w:numId w:val="26"/>
+        </w:numPr>
+        <w:spacing w:after="0" w:line="276" w:lineRule="auto"/>
+      </w:pPr>
+      <w:r>
+        <w:t>User enters message</w:t>
+      </w:r>
+    </w:p>
+    <w:p>
+      <w:pPr>
+        <w:numPr>
+          <w:ilvl w:val="0"/>
+          <w:numId w:val="26"/>
+        </w:numPr>
+        <w:spacing w:after="0" w:line="276" w:lineRule="auto"/>
+      </w:pPr>
+      <w:r>
+        <w:t>System processes query</w:t>
+      </w:r>
+    </w:p>
+    <w:p>
+      <w:pPr>
+        <w:numPr>
+          <w:ilvl w:val="0"/>
+          <w:numId w:val="26"/>
+        </w:numPr>
+        <w:spacing w:after="0" w:line="276" w:lineRule="auto"/>
+      </w:pPr>
+      <w:r>
+        <w:t>System generates response</w:t>
+      </w:r>
+    </w:p>
+    <w:p>
+      <w:pPr>
+        <w:numPr>
+          <w:ilvl w:val="0"/>
+          <w:numId w:val="26"/>
+        </w:numPr>
+        <w:spacing w:after="0" w:line="276" w:lineRule="auto"/>
+      </w:pPr>
+      <w:r>
+        <w:t>Response is displayed</w:t>
+      </w:r>
+    </w:p>
+    <w:p>
+      <w:pPr>
+        <w:spacing w:after="0" w:line="276" w:lineRule="auto"/>
+      </w:pPr>
+      <w:r>
+        <w:rPr>
+          <w:b/>
+          <w:bCs/>
+        </w:rPr>
+        <w:lastRenderedPageBreak/>
+        <w:t>Alternate</w:t>
+      </w:r>
+      <w:r>
+        <w:rPr>
+          <w:b/>
+          <w:bCs/>
+        </w:rPr>
+        <w:t>/Exception</w:t>
+      </w:r>
+      <w:r>
+        <w:rPr>
+          <w:b/>
+          <w:bCs/>
+        </w:rPr>
+        <w:t xml:space="preserve"> Flow:</w:t>
+      </w:r>
+    </w:p>
+    <w:p>
+      <w:pPr>
+        <w:numPr>
+          <w:ilvl w:val="0"/>
+          <w:numId w:val="27"/>
+        </w:numPr>
+        <w:spacing w:after="0" w:line="276" w:lineRule="auto"/>
+      </w:pPr>
+      <w:r>
+        <w:t>No relevant answer → fallback message</w:t>
+      </w:r>
+    </w:p>
+    <w:p>
+      <w:pPr>
+        <w:spacing w:after="0" w:line="276" w:lineRule="auto"/>
+      </w:pPr>
+      <w:r>
+        <w:rPr>
+          <w:b/>
+          <w:bCs/>
+        </w:rPr>
+        <w:t>Postconditions:</w:t>
+      </w:r>
+    </w:p>
+    <w:p>
+      <w:pPr>
+        <w:numPr>
+          <w:ilvl w:val="0"/>
+          <w:numId w:val="28"/>
+        </w:numPr>
+        <w:spacing w:after="0" w:line="276" w:lineRule="auto"/>
+      </w:pPr>
+      <w:r>
+        <w:t>Chat response displayed</w:t>
+      </w:r>
+    </w:p>
+    <w:p>
+      <w:pPr>
+        <w:pStyle w:val="Heading2"/>
+        <w:spacing w:after="0" w:line="276" w:lineRule="auto"/>
+        <w:jc w:val="both"/>
+      </w:pPr>
+      <w:r>
+        <w:t>UC-08: Publish Chatbot</w:t>
+      </w:r>
+    </w:p>
+    <w:p>
+      <w:pPr>
+        <w:spacing w:after="0" w:line="276" w:lineRule="auto"/>
+      </w:pPr>
+      <w:r>
+        <w:rPr>
+          <w:b/>
+          <w:bCs/>
+        </w:rPr>
+        <w:t>Actor:</w:t>
+      </w:r>
+      <w:r>
+        <w:t xml:space="preserve"> User</w:t>
+      </w:r>
+      <w:r>
+        <w:br/>
+      </w:r>
+      <w:r>
+        <w:rPr>
+          <w:b/>
+          <w:bCs/>
+        </w:rPr>
+        <w:t>Description:</w:t>
+      </w:r>
+      <w:r>
+        <w:t xml:space="preserve"> Allows chatbot to be made public</w:t>
+      </w:r>
+    </w:p>
+    <w:p>
+      <w:pPr>
+        <w:spacing w:after="0" w:line="276" w:lineRule="auto"/>
+      </w:pPr>
+      <w:r>
+        <w:rPr>
+          <w:b/>
+          <w:bCs/>
+        </w:rPr>
+        <w:t>Preconditions:</w:t>
+      </w:r>
+    </w:p>
+    <w:p>
+      <w:pPr>
+        <w:numPr>
+          <w:ilvl w:val="0"/>
+          <w:numId w:val="29"/>
+        </w:numPr>
+        <w:spacing w:after="0" w:line="276" w:lineRule="auto"/>
+      </w:pPr>
+      <w:r>
+        <w:t xml:space="preserve">Chatbot </w:t>
+      </w:r>
+      <w:proofErr w:type="gramStart"/>
+      <w:r>
+        <w:t>is</w:t>
+      </w:r>
+      <w:proofErr w:type="gramEnd"/>
+      <w:r>
+        <w:t xml:space="preserve"> created</w:t>
+      </w:r>
+    </w:p>
+    <w:p>
+      <w:pPr>
+        <w:spacing w:after="0" w:line="276" w:lineRule="auto"/>
+      </w:pPr>
+      <w:r>
+        <w:rPr>
+          <w:b/>
+          <w:bCs/>
+        </w:rPr>
+        <w:t>Main Flow:</w:t>
+      </w:r>
+    </w:p>
+    <w:p>
+      <w:pPr>
+        <w:numPr>
+          <w:ilvl w:val="0"/>
+          <w:numId w:val="30"/>
+        </w:numPr>
+        <w:spacing w:after="0" w:line="276" w:lineRule="auto"/>
+      </w:pPr>
+      <w:r>
+        <w:t>User clicks "Publish"</w:t>
+      </w:r>
+    </w:p>
+    <w:p>
+      <w:pPr>
+        <w:numPr>
+          <w:ilvl w:val="0"/>
+          <w:numId w:val="30"/>
+        </w:numPr>
+        <w:spacing w:after="0" w:line="276" w:lineRule="auto"/>
+      </w:pPr>
+      <w:r>
+        <w:t>System generates public token</w:t>
+      </w:r>
+    </w:p>
+    <w:p>
+      <w:pPr>
+        <w:numPr>
+          <w:ilvl w:val="0"/>
+          <w:numId w:val="30"/>
+        </w:numPr>
+        <w:spacing w:after="0" w:line="276" w:lineRule="auto"/>
+      </w:pPr>
+      <w:r>
+        <w:t>System provides shareable link</w:t>
+      </w:r>
+    </w:p>
+    <w:p>
+      <w:pPr>
+        <w:spacing w:after="0" w:line="276" w:lineRule="auto"/>
+      </w:pPr>
+      <w:r>
+        <w:rPr>
+          <w:b/>
+          <w:bCs/>
+        </w:rPr>
+        <w:t>Postconditions:</w:t>
+      </w:r>
+    </w:p>
+    <w:p>
+      <w:pPr>
+        <w:numPr>
+          <w:ilvl w:val="0"/>
+          <w:numId w:val="31"/>
+        </w:numPr>
+        <w:spacing w:after="0" w:line="276" w:lineRule="auto"/>
+      </w:pPr>
+      <w:r>
+        <w:t>Chatbot is publicly accessible</w:t>
+      </w:r>
+    </w:p>
+    <w:p>
+      <w:pPr>
+        <w:pStyle w:val="Heading2"/>
+        <w:spacing w:after="0" w:line="276" w:lineRule="auto"/>
+        <w:jc w:val="both"/>
+      </w:pPr>
+      <w:r>
+        <w:t>UC-09: Public Chat Interaction</w:t>
+      </w:r>
+    </w:p>
+    <w:p>
+      <w:pPr>
+        <w:spacing w:after="0" w:line="276" w:lineRule="auto"/>
+      </w:pPr>
+      <w:r>
+        <w:rPr>
+          <w:b/>
+          <w:bCs/>
+        </w:rPr>
+        <w:t>Actor:</w:t>
+      </w:r>
+      <w:r>
+        <w:t xml:space="preserve"> Public User</w:t>
+      </w:r>
+      <w:r>
+        <w:br/>
+      </w:r>
+      <w:r>
+        <w:rPr>
+          <w:b/>
+          <w:bCs/>
+        </w:rPr>
+        <w:t>Description:</w:t>
+      </w:r>
+      <w:r>
+        <w:t xml:space="preserve"> Allows external users to interact with chatbot</w:t>
+      </w:r>
+    </w:p>
+    <w:p>
+      <w:pPr>
+        <w:spacing w:after="0" w:line="276" w:lineRule="auto"/>
+      </w:pPr>
+      <w:r>
+        <w:rPr>
+          <w:b/>
+          <w:bCs/>
+        </w:rPr>
+        <w:t>Preconditions:</w:t>
+      </w:r>
+    </w:p>
+    <w:p>
+      <w:pPr>
+        <w:numPr>
+          <w:ilvl w:val="0"/>
+          <w:numId w:val="32"/>
+        </w:numPr>
+        <w:spacing w:after="0" w:line="276" w:lineRule="auto"/>
+      </w:pPr>
+      <w:r>
+        <w:t>Chatbot is published</w:t>
+      </w:r>
+    </w:p>
+    <w:p>
+      <w:pPr>
+        <w:spacing w:after="0" w:line="276" w:lineRule="auto"/>
+      </w:pPr>
+      <w:r>
+        <w:rPr>
+          <w:b/>
+          <w:bCs/>
+        </w:rPr>
+        <w:t>Main Flow:</w:t>
+      </w:r>
+    </w:p>
+    <w:p>
+      <w:pPr>
+        <w:numPr>
+          <w:ilvl w:val="0"/>
+          <w:numId w:val="33"/>
+        </w:numPr>
+        <w:spacing w:after="0" w:line="276" w:lineRule="auto"/>
+      </w:pPr>
+      <w:r>
+        <w:t>User opens chatbot link</w:t>
+      </w:r>
+    </w:p>
+    <w:p>
+      <w:pPr>
+        <w:numPr>
+          <w:ilvl w:val="0"/>
+          <w:numId w:val="33"/>
+        </w:numPr>
+        <w:spacing w:after="0" w:line="276" w:lineRule="auto"/>
+      </w:pPr>
+      <w:r>
+        <w:t xml:space="preserve">User sends </w:t>
+      </w:r>
+      <w:proofErr w:type="gramStart"/>
+      <w:r>
+        <w:t>message</w:t>
+      </w:r>
+      <w:proofErr w:type="gramEnd"/>
+    </w:p>
+    <w:p>
+      <w:pPr>
+        <w:numPr>
+          <w:ilvl w:val="0"/>
+          <w:numId w:val="33"/>
+        </w:numPr>
+        <w:spacing w:after="0" w:line="276" w:lineRule="auto"/>
+      </w:pPr>
+      <w:r>
+        <w:t>System generates response</w:t>
+      </w:r>
+    </w:p>
+    <w:p>
+      <w:pPr>
+        <w:numPr>
+          <w:ilvl w:val="0"/>
+          <w:numId w:val="33"/>
+        </w:numPr>
+        <w:spacing w:after="0" w:line="276" w:lineRule="auto"/>
+      </w:pPr>
+      <w:r>
+        <w:t>Response is displayed</w:t>
+      </w:r>
+    </w:p>
+    <w:p>
+      <w:pPr>
+        <w:spacing w:after="0" w:line="276" w:lineRule="auto"/>
+      </w:pPr>
+      <w:r>
+        <w:rPr>
+          <w:b/>
+          <w:bCs/>
+        </w:rPr>
+        <w:t>Postconditions:</w:t>
+      </w:r>
+    </w:p>
+    <w:p>
+      <w:pPr>
+        <w:numPr>
+          <w:ilvl w:val="0"/>
+          <w:numId w:val="34"/>
+        </w:numPr>
+        <w:spacing w:after="0" w:line="276" w:lineRule="auto"/>
+      </w:pPr>
+      <w:r>
+        <w:t>Conversation recorded</w:t>
+      </w:r>
+    </w:p>
+    <w:p>
+      <w:pPr>
+        <w:pStyle w:val="Heading2"/>
+        <w:spacing w:after="0" w:line="276" w:lineRule="auto"/>
+        <w:jc w:val="both"/>
+      </w:pPr>
+      <w:r>
+        <w:t>UC-10: View Analytics</w:t>
+      </w:r>
+    </w:p>
+    <w:p>
+      <w:pPr>
+        <w:spacing w:after="0" w:line="276" w:lineRule="auto"/>
+      </w:pPr>
+      <w:r>
+        <w:rPr>
+          <w:b/>
+          <w:bCs/>
+        </w:rPr>
+        <w:t>Actor:</w:t>
+      </w:r>
+      <w:r>
+        <w:t xml:space="preserve"> User</w:t>
+      </w:r>
+      <w:r>
+        <w:br/>
+      </w:r>
+      <w:r>
+        <w:rPr>
+          <w:b/>
+          <w:bCs/>
+        </w:rPr>
+        <w:t>Description:</w:t>
+      </w:r>
+      <w:r>
+        <w:t xml:space="preserve"> Allows user to view chatbot performance</w:t>
+      </w:r>
+    </w:p>
+    <w:p>
+      <w:pPr>
+        <w:spacing w:after="0" w:line="276" w:lineRule="auto"/>
+      </w:pPr>
+      <w:r>
+        <w:rPr>
+          <w:b/>
+          <w:bCs/>
+        </w:rPr>
+        <w:t>Preconditions:</w:t>
+      </w:r>
+    </w:p>
+    <w:p>
+      <w:pPr>
+        <w:numPr>
+          <w:ilvl w:val="0"/>
           <w:numId w:val="35"/>
         </w:numPr>
         <w:spacing w:after="0" w:line="276" w:lineRule="auto"/>
       </w:pPr>
       <w:r>
-        <w:t>If email already exists → show error message</w:t>
+        <w:t>Chatbot has interactions</w:t>
+      </w:r>
+    </w:p>
+    <w:p>
+      <w:pPr>
+        <w:spacing w:after="0" w:line="276" w:lineRule="auto"/>
+      </w:pPr>
+      <w:r>
+        <w:rPr>
+          <w:b/>
+          <w:bCs/>
+        </w:rPr>
+        <w:t>Main Flow:</w:t>
+      </w:r>
+    </w:p>
+    <w:p>
+      <w:pPr>
+        <w:numPr>
+          <w:ilvl w:val="0"/>
+          <w:numId w:val="36"/>
+        </w:numPr>
+        <w:spacing w:after="0" w:line="276" w:lineRule="auto"/>
+      </w:pPr>
+      <w:r>
+        <w:t>User opens analytics page</w:t>
+      </w:r>
+    </w:p>
+    <w:p>
+      <w:pPr>
+        <w:numPr>
+          <w:ilvl w:val="0"/>
+          <w:numId w:val="36"/>
+        </w:numPr>
+        <w:spacing w:after="0" w:line="276" w:lineRule="auto"/>
+      </w:pPr>
+      <w:r>
+        <w:t>System displays metrics</w:t>
+      </w:r>
+    </w:p>
+    <w:p>
+      <w:pPr>
+        <w:numPr>
+          <w:ilvl w:val="0"/>
+          <w:numId w:val="36"/>
+        </w:numPr>
+        <w:spacing w:after="0" w:line="276" w:lineRule="auto"/>
+      </w:pPr>
+      <w:r>
+        <w:t>User reviews data</w:t>
       </w:r>
     </w:p>
     <w:p>
@@ -442,18 +1738,13 @@
       <w:pPr>
         <w:numPr>
           <w:ilvl w:val="0"/>
-          <w:numId w:val="36"/>
+          <w:numId w:val="37"/>
         </w:numPr>
         <w:spacing w:after="0" w:line="276" w:lineRule="auto"/>
       </w:pPr>
       <w:r>
-        <w:t xml:space="preserve">User account is </w:t>
-      </w:r>
-      <w:proofErr w:type="gramStart"/>
-      <w:r>
-        <w:t>created</w:t>
-      </w:r>
-      <w:proofErr w:type="gramEnd"/>
+        <w:t>Analytics displayed</w:t>
+      </w:r>
     </w:p>
     <w:p>
       <w:pPr>
@@ -462,7 +1753,7 @@
         <w:jc w:val="both"/>
       </w:pPr>
       <w:r>
-        <w:t>UC-02: User Login</w:t>
+        <w:t>UC-11: Admin Monitoring</w:t>
       </w:r>
     </w:p>
     <w:p>
@@ -477,7 +1768,7 @@
         <w:t>Actor:</w:t>
       </w:r>
       <w:r>
-        <w:t xml:space="preserve"> User</w:t>
+        <w:t xml:space="preserve"> Admin</w:t>
       </w:r>
       <w:r>
         <w:br/>
@@ -490,7 +1781,7 @@
         <w:t>Description:</w:t>
       </w:r>
       <w:r>
-        <w:t xml:space="preserve"> Allows user to log into the system</w:t>
+        <w:t xml:space="preserve"> Allows admin to monitor system</w:t>
       </w:r>
     </w:p>
     <w:p>
@@ -509,18 +1800,13 @@
       <w:pPr>
         <w:numPr>
           <w:ilvl w:val="0"/>
-          <w:numId w:val="37"/>
+          <w:numId w:val="38"/>
         </w:numPr>
         <w:spacing w:after="0" w:line="276" w:lineRule="auto"/>
       </w:pPr>
       <w:r>
-        <w:t xml:space="preserve">User has a registered </w:t>
-      </w:r>
-      <w:proofErr w:type="gramStart"/>
-      <w:r>
-        <w:t>account</w:t>
-      </w:r>
-      <w:proofErr w:type="gramEnd"/>
+        <w:t>Admin logged in</w:t>
+      </w:r>
     </w:p>
     <w:p>
       <w:pPr>
@@ -538,58 +1824,12 @@
       <w:pPr>
         <w:numPr>
           <w:ilvl w:val="0"/>
-          <w:numId w:val="38"/>
+          <w:numId w:val="39"/>
         </w:numPr>
         <w:spacing w:after="0" w:line="276" w:lineRule="auto"/>
       </w:pPr>
       <w:r>
-        <w:t xml:space="preserve">User enters email and </w:t>
-      </w:r>
-      <w:proofErr w:type="gramStart"/>
-      <w:r>
-        <w:t>password</w:t>
-      </w:r>
-      <w:proofErr w:type="gramEnd"/>
-    </w:p>
-    <w:p>
-      <w:pPr>
-        <w:numPr>
-          <w:ilvl w:val="0"/>
-          <w:numId w:val="38"/>
-        </w:numPr>
-        <w:spacing w:after="0" w:line="276" w:lineRule="auto"/>
-      </w:pPr>
-      <w:r>
-        <w:t xml:space="preserve">System validates </w:t>
-      </w:r>
-      <w:proofErr w:type="gramStart"/>
-      <w:r>
-        <w:t>credentials</w:t>
-      </w:r>
-      <w:proofErr w:type="gramEnd"/>
-    </w:p>
-    <w:p>
-      <w:pPr>
-        <w:numPr>
-          <w:ilvl w:val="0"/>
-          <w:numId w:val="38"/>
-        </w:numPr>
-        <w:spacing w:after="0" w:line="276" w:lineRule="auto"/>
-      </w:pPr>
-      <w:r>
-        <w:t>System grants access to dashboard</w:t>
-      </w:r>
-    </w:p>
-    <w:p>
-      <w:pPr>
-        <w:spacing w:after="0" w:line="276" w:lineRule="auto"/>
-      </w:pPr>
-      <w:r>
-        <w:rPr>
-          <w:b/>
-          <w:bCs/>
-        </w:rPr>
-        <w:t>Alternate Flow:</w:t>
+        <w:t>Admin accesses analytics</w:t>
       </w:r>
     </w:p>
     <w:p>
@@ -601,13 +1841,20 @@
         <w:spacing w:after="0" w:line="276" w:lineRule="auto"/>
       </w:pPr>
       <w:r>
-        <w:t xml:space="preserve">Invalid credentials → show error </w:t>
-      </w:r>
-      <w:proofErr w:type="gramStart"/>
-      <w:r>
-        <w:t>message</w:t>
-      </w:r>
-      <w:proofErr w:type="gramEnd"/>
+        <w:t>System displays platform data</w:t>
+      </w:r>
+    </w:p>
+    <w:p>
+      <w:pPr>
+        <w:numPr>
+          <w:ilvl w:val="0"/>
+          <w:numId w:val="39"/>
+        </w:numPr>
+        <w:spacing w:after="0" w:line="276" w:lineRule="auto"/>
+      </w:pPr>
+      <w:r>
+        <w:t>Admin reviews performance</w:t>
+      </w:r>
     </w:p>
     <w:p>
       <w:pPr>
@@ -630,1558 +1877,6 @@
         <w:spacing w:after="0" w:line="276" w:lineRule="auto"/>
       </w:pPr>
       <w:r>
-        <w:t xml:space="preserve">User </w:t>
-      </w:r>
-      <w:proofErr w:type="gramStart"/>
-      <w:r>
-        <w:t>is logged</w:t>
-      </w:r>
-      <w:proofErr w:type="gramEnd"/>
-      <w:r>
-        <w:t xml:space="preserve"> </w:t>
-      </w:r>
-      <w:proofErr w:type="gramStart"/>
-      <w:r>
-        <w:t>in</w:t>
-      </w:r>
-      <w:proofErr w:type="gramEnd"/>
-    </w:p>
-    <w:p>
-      <w:pPr>
-        <w:pStyle w:val="Heading2"/>
-        <w:spacing w:after="0" w:line="276" w:lineRule="auto"/>
-        <w:jc w:val="both"/>
-      </w:pPr>
-      <w:r>
-        <w:t>UC-03: Password Reset</w:t>
-      </w:r>
-    </w:p>
-    <w:p>
-      <w:pPr>
-        <w:spacing w:after="0" w:line="276" w:lineRule="auto"/>
-      </w:pPr>
-      <w:r>
-        <w:rPr>
-          <w:b/>
-          <w:bCs/>
-        </w:rPr>
-        <w:t>Actor:</w:t>
-      </w:r>
-      <w:r>
-        <w:t xml:space="preserve"> User</w:t>
-      </w:r>
-      <w:r>
-        <w:br/>
-      </w:r>
-      <w:r>
-        <w:rPr>
-          <w:b/>
-          <w:bCs/>
-        </w:rPr>
-        <w:t>Description:</w:t>
-      </w:r>
-      <w:r>
-        <w:t xml:space="preserve"> Allows user to reset password using PIN</w:t>
-      </w:r>
-    </w:p>
-    <w:p>
-      <w:pPr>
-        <w:spacing w:after="0" w:line="276" w:lineRule="auto"/>
-      </w:pPr>
-      <w:r>
-        <w:rPr>
-          <w:b/>
-          <w:bCs/>
-        </w:rPr>
-        <w:t>Preconditions:</w:t>
-      </w:r>
-    </w:p>
-    <w:p>
-      <w:pPr>
-        <w:numPr>
-          <w:ilvl w:val="0"/>
-          <w:numId w:val="41"/>
-        </w:numPr>
-        <w:spacing w:after="0" w:line="276" w:lineRule="auto"/>
-      </w:pPr>
-      <w:r>
-        <w:t xml:space="preserve">User account </w:t>
-      </w:r>
-      <w:proofErr w:type="gramStart"/>
-      <w:r>
-        <w:t>exists</w:t>
-      </w:r>
-      <w:proofErr w:type="gramEnd"/>
-    </w:p>
-    <w:p>
-      <w:pPr>
-        <w:spacing w:after="0" w:line="276" w:lineRule="auto"/>
-      </w:pPr>
-      <w:r>
-        <w:rPr>
-          <w:b/>
-          <w:bCs/>
-        </w:rPr>
-        <w:t>Main Flow:</w:t>
-      </w:r>
-    </w:p>
-    <w:p>
-      <w:pPr>
-        <w:numPr>
-          <w:ilvl w:val="0"/>
-          <w:numId w:val="42"/>
-        </w:numPr>
-        <w:spacing w:after="0" w:line="276" w:lineRule="auto"/>
-      </w:pPr>
-      <w:r>
-        <w:t xml:space="preserve">User enters email, PIN, and new </w:t>
-      </w:r>
-      <w:proofErr w:type="gramStart"/>
-      <w:r>
-        <w:t>password</w:t>
-      </w:r>
-      <w:proofErr w:type="gramEnd"/>
-    </w:p>
-    <w:p>
-      <w:pPr>
-        <w:numPr>
-          <w:ilvl w:val="0"/>
-          <w:numId w:val="42"/>
-        </w:numPr>
-        <w:spacing w:after="0" w:line="276" w:lineRule="auto"/>
-      </w:pPr>
-      <w:r>
-        <w:t xml:space="preserve">System validates </w:t>
-      </w:r>
-      <w:proofErr w:type="gramStart"/>
-      <w:r>
-        <w:t>PIN</w:t>
-      </w:r>
-      <w:proofErr w:type="gramEnd"/>
-    </w:p>
-    <w:p>
-      <w:pPr>
-        <w:numPr>
-          <w:ilvl w:val="0"/>
-          <w:numId w:val="42"/>
-        </w:numPr>
-        <w:spacing w:after="0" w:line="276" w:lineRule="auto"/>
-      </w:pPr>
-      <w:r>
-        <w:t>System updates password</w:t>
-      </w:r>
-    </w:p>
-    <w:p>
-      <w:pPr>
-        <w:spacing w:after="0" w:line="276" w:lineRule="auto"/>
-      </w:pPr>
-      <w:r>
-        <w:rPr>
-          <w:b/>
-          <w:bCs/>
-        </w:rPr>
-        <w:t>Alternate Flow:</w:t>
-      </w:r>
-    </w:p>
-    <w:p>
-      <w:pPr>
-        <w:numPr>
-          <w:ilvl w:val="0"/>
-          <w:numId w:val="43"/>
-        </w:numPr>
-        <w:spacing w:after="0" w:line="276" w:lineRule="auto"/>
-      </w:pPr>
-      <w:r>
-        <w:t>Incorrect PIN → show error message</w:t>
-      </w:r>
-    </w:p>
-    <w:p>
-      <w:pPr>
-        <w:spacing w:after="0" w:line="276" w:lineRule="auto"/>
-      </w:pPr>
-      <w:r>
-        <w:rPr>
-          <w:b/>
-          <w:bCs/>
-        </w:rPr>
-        <w:t>Postconditions:</w:t>
-      </w:r>
-    </w:p>
-    <w:p>
-      <w:pPr>
-        <w:numPr>
-          <w:ilvl w:val="0"/>
-          <w:numId w:val="44"/>
-        </w:numPr>
-        <w:spacing w:after="0" w:line="276" w:lineRule="auto"/>
-      </w:pPr>
-      <w:r>
-        <w:t xml:space="preserve">Password is </w:t>
-      </w:r>
-      <w:proofErr w:type="gramStart"/>
-      <w:r>
-        <w:t>updated</w:t>
-      </w:r>
-      <w:proofErr w:type="gramEnd"/>
-    </w:p>
-    <w:p>
-      <w:pPr>
-        <w:pStyle w:val="Heading2"/>
-        <w:spacing w:after="0" w:line="276" w:lineRule="auto"/>
-        <w:jc w:val="both"/>
-      </w:pPr>
-      <w:r>
-        <w:t>UC-04: Create Chatbot</w:t>
-      </w:r>
-    </w:p>
-    <w:p>
-      <w:pPr>
-        <w:spacing w:after="0" w:line="276" w:lineRule="auto"/>
-      </w:pPr>
-      <w:r>
-        <w:rPr>
-          <w:b/>
-          <w:bCs/>
-        </w:rPr>
-        <w:t>Actor:</w:t>
-      </w:r>
-      <w:r>
-        <w:t xml:space="preserve"> User</w:t>
-      </w:r>
-      <w:r>
-        <w:br/>
-      </w:r>
-      <w:r>
-        <w:rPr>
-          <w:b/>
-          <w:bCs/>
-        </w:rPr>
-        <w:t>Description:</w:t>
-      </w:r>
-      <w:r>
-        <w:t xml:space="preserve"> Allows user to create a new chatbot</w:t>
-      </w:r>
-    </w:p>
-    <w:p>
-      <w:pPr>
-        <w:spacing w:after="0" w:line="276" w:lineRule="auto"/>
-      </w:pPr>
-      <w:r>
-        <w:rPr>
-          <w:b/>
-          <w:bCs/>
-        </w:rPr>
-        <w:t>Preconditions:</w:t>
-      </w:r>
-    </w:p>
-    <w:p>
-      <w:pPr>
-        <w:numPr>
-          <w:ilvl w:val="0"/>
-          <w:numId w:val="45"/>
-        </w:numPr>
-        <w:spacing w:after="0" w:line="276" w:lineRule="auto"/>
-      </w:pPr>
-      <w:r>
-        <w:t xml:space="preserve">User </w:t>
-      </w:r>
-      <w:proofErr w:type="gramStart"/>
-      <w:r>
-        <w:t>is logged</w:t>
-      </w:r>
-      <w:proofErr w:type="gramEnd"/>
-      <w:r>
-        <w:t xml:space="preserve"> </w:t>
-      </w:r>
-      <w:proofErr w:type="gramStart"/>
-      <w:r>
-        <w:t>in</w:t>
-      </w:r>
-      <w:proofErr w:type="gramEnd"/>
-    </w:p>
-    <w:p>
-      <w:pPr>
-        <w:spacing w:after="0" w:line="276" w:lineRule="auto"/>
-      </w:pPr>
-      <w:r>
-        <w:rPr>
-          <w:b/>
-          <w:bCs/>
-        </w:rPr>
-        <w:t>Main Flow:</w:t>
-      </w:r>
-    </w:p>
-    <w:p>
-      <w:pPr>
-        <w:numPr>
-          <w:ilvl w:val="0"/>
-          <w:numId w:val="46"/>
-        </w:numPr>
-        <w:spacing w:after="0" w:line="276" w:lineRule="auto"/>
-      </w:pPr>
-      <w:r>
-        <w:t xml:space="preserve">User clicks "Create </w:t>
-      </w:r>
-      <w:proofErr w:type="gramStart"/>
-      <w:r>
-        <w:t>Bot</w:t>
-      </w:r>
-      <w:proofErr w:type="gramEnd"/>
-      <w:r>
-        <w:t>"</w:t>
-      </w:r>
-    </w:p>
-    <w:p>
-      <w:pPr>
-        <w:numPr>
-          <w:ilvl w:val="0"/>
-          <w:numId w:val="46"/>
-        </w:numPr>
-        <w:spacing w:after="0" w:line="276" w:lineRule="auto"/>
-      </w:pPr>
-      <w:r>
-        <w:t>User enters chatbot details (name, description)</w:t>
-      </w:r>
-    </w:p>
-    <w:p>
-      <w:pPr>
-        <w:numPr>
-          <w:ilvl w:val="0"/>
-          <w:numId w:val="46"/>
-        </w:numPr>
-        <w:spacing w:after="0" w:line="276" w:lineRule="auto"/>
-      </w:pPr>
-      <w:r>
-        <w:lastRenderedPageBreak/>
-        <w:t xml:space="preserve">System saves </w:t>
-      </w:r>
-      <w:proofErr w:type="gramStart"/>
-      <w:r>
-        <w:t>chatbot</w:t>
-      </w:r>
-      <w:proofErr w:type="gramEnd"/>
-    </w:p>
-    <w:p>
-      <w:pPr>
-        <w:spacing w:after="0" w:line="276" w:lineRule="auto"/>
-      </w:pPr>
-      <w:r>
-        <w:rPr>
-          <w:b/>
-          <w:bCs/>
-        </w:rPr>
-        <w:t>Postconditions:</w:t>
-      </w:r>
-    </w:p>
-    <w:p>
-      <w:pPr>
-        <w:numPr>
-          <w:ilvl w:val="0"/>
-          <w:numId w:val="47"/>
-        </w:numPr>
-        <w:spacing w:after="0" w:line="276" w:lineRule="auto"/>
-      </w:pPr>
-      <w:r>
-        <w:t xml:space="preserve">Chatbot </w:t>
-      </w:r>
-      <w:proofErr w:type="gramStart"/>
-      <w:r>
-        <w:t>is</w:t>
-      </w:r>
-      <w:proofErr w:type="gramEnd"/>
-      <w:r>
-        <w:t xml:space="preserve"> </w:t>
-      </w:r>
-      <w:proofErr w:type="gramStart"/>
-      <w:r>
-        <w:t>created</w:t>
-      </w:r>
-      <w:proofErr w:type="gramEnd"/>
-    </w:p>
-    <w:p>
-      <w:pPr>
-        <w:pStyle w:val="Heading2"/>
-        <w:spacing w:after="0" w:line="276" w:lineRule="auto"/>
-        <w:jc w:val="both"/>
-      </w:pPr>
-      <w:r>
-        <w:t>UC-05: Add Knowledge Source</w:t>
-      </w:r>
-    </w:p>
-    <w:p>
-      <w:pPr>
-        <w:spacing w:after="0" w:line="276" w:lineRule="auto"/>
-      </w:pPr>
-      <w:r>
-        <w:rPr>
-          <w:b/>
-          <w:bCs/>
-        </w:rPr>
-        <w:t>Actor:</w:t>
-      </w:r>
-      <w:r>
-        <w:t xml:space="preserve"> User</w:t>
-      </w:r>
-      <w:r>
-        <w:br/>
-      </w:r>
-      <w:r>
-        <w:rPr>
-          <w:b/>
-          <w:bCs/>
-        </w:rPr>
-        <w:t>Description:</w:t>
-      </w:r>
-      <w:r>
-        <w:t xml:space="preserve"> Allows user to add knowledge to chatbot</w:t>
-      </w:r>
-    </w:p>
-    <w:p>
-      <w:pPr>
-        <w:spacing w:after="0" w:line="276" w:lineRule="auto"/>
-      </w:pPr>
-      <w:r>
-        <w:rPr>
-          <w:b/>
-          <w:bCs/>
-        </w:rPr>
-        <w:t>Preconditions:</w:t>
-      </w:r>
-    </w:p>
-    <w:p>
-      <w:pPr>
-        <w:numPr>
-          <w:ilvl w:val="0"/>
-          <w:numId w:val="48"/>
-        </w:numPr>
-        <w:spacing w:after="0" w:line="276" w:lineRule="auto"/>
-      </w:pPr>
-      <w:r>
-        <w:t xml:space="preserve">Chatbot </w:t>
-      </w:r>
-      <w:proofErr w:type="gramStart"/>
-      <w:r>
-        <w:t>exists</w:t>
-      </w:r>
-      <w:proofErr w:type="gramEnd"/>
-    </w:p>
-    <w:p>
-      <w:pPr>
-        <w:spacing w:after="0" w:line="276" w:lineRule="auto"/>
-      </w:pPr>
-      <w:r>
-        <w:rPr>
-          <w:b/>
-          <w:bCs/>
-        </w:rPr>
-        <w:t>Main Flow:</w:t>
-      </w:r>
-    </w:p>
-    <w:p>
-      <w:pPr>
-        <w:numPr>
-          <w:ilvl w:val="0"/>
-          <w:numId w:val="49"/>
-        </w:numPr>
-        <w:spacing w:after="0" w:line="276" w:lineRule="auto"/>
-      </w:pPr>
-      <w:r>
-        <w:t xml:space="preserve">User enters URL or </w:t>
-      </w:r>
-      <w:proofErr w:type="gramStart"/>
-      <w:r>
-        <w:t>text</w:t>
-      </w:r>
-      <w:proofErr w:type="gramEnd"/>
-    </w:p>
-    <w:p>
-      <w:pPr>
-        <w:numPr>
-          <w:ilvl w:val="0"/>
-          <w:numId w:val="49"/>
-        </w:numPr>
-        <w:spacing w:after="0" w:line="276" w:lineRule="auto"/>
-      </w:pPr>
-      <w:r>
-        <w:t>System extracts content</w:t>
-      </w:r>
-    </w:p>
-    <w:p>
-      <w:pPr>
-        <w:numPr>
-          <w:ilvl w:val="0"/>
-          <w:numId w:val="49"/>
-        </w:numPr>
-        <w:spacing w:after="0" w:line="276" w:lineRule="auto"/>
-      </w:pPr>
-      <w:r>
-        <w:t>System chunks and stores data</w:t>
-      </w:r>
-    </w:p>
-    <w:p>
-      <w:pPr>
-        <w:spacing w:after="0" w:line="276" w:lineRule="auto"/>
-      </w:pPr>
-      <w:r>
-        <w:rPr>
-          <w:b/>
-          <w:bCs/>
-        </w:rPr>
-        <w:t>Alternate Flow:</w:t>
-      </w:r>
-    </w:p>
-    <w:p>
-      <w:pPr>
-        <w:numPr>
-          <w:ilvl w:val="0"/>
-          <w:numId w:val="50"/>
-        </w:numPr>
-        <w:spacing w:after="0" w:line="276" w:lineRule="auto"/>
-      </w:pPr>
-      <w:r>
-        <w:t>Invalid URL → show error</w:t>
-      </w:r>
-    </w:p>
-    <w:p>
-      <w:pPr>
-        <w:spacing w:after="0" w:line="276" w:lineRule="auto"/>
-      </w:pPr>
-      <w:r>
-        <w:rPr>
-          <w:b/>
-          <w:bCs/>
-        </w:rPr>
-        <w:t>Postconditions:</w:t>
-      </w:r>
-    </w:p>
-    <w:p>
-      <w:pPr>
-        <w:numPr>
-          <w:ilvl w:val="0"/>
-          <w:numId w:val="51"/>
-        </w:numPr>
-        <w:spacing w:after="0" w:line="276" w:lineRule="auto"/>
-      </w:pPr>
-      <w:r>
-        <w:t xml:space="preserve">Knowledge is </w:t>
-      </w:r>
-      <w:proofErr w:type="gramStart"/>
-      <w:r>
-        <w:t>stored</w:t>
-      </w:r>
-      <w:proofErr w:type="gramEnd"/>
-    </w:p>
-    <w:p>
-      <w:pPr>
-        <w:pStyle w:val="Heading2"/>
-        <w:spacing w:after="0" w:line="276" w:lineRule="auto"/>
-        <w:jc w:val="both"/>
-      </w:pPr>
-      <w:r>
-        <w:t>UC-06: Customize Chatbot</w:t>
-      </w:r>
-    </w:p>
-    <w:p>
-      <w:pPr>
-        <w:spacing w:after="0" w:line="276" w:lineRule="auto"/>
-      </w:pPr>
-      <w:r>
-        <w:rPr>
-          <w:b/>
-          <w:bCs/>
-        </w:rPr>
-        <w:t>Actor:</w:t>
-      </w:r>
-      <w:r>
-        <w:t xml:space="preserve"> User</w:t>
-      </w:r>
-      <w:r>
-        <w:br/>
-      </w:r>
-      <w:r>
-        <w:rPr>
-          <w:b/>
-          <w:bCs/>
-        </w:rPr>
-        <w:t>Description:</w:t>
-      </w:r>
-      <w:r>
-        <w:t xml:space="preserve"> Allows customization of chatbot behavior</w:t>
-      </w:r>
-    </w:p>
-    <w:p>
-      <w:pPr>
-        <w:spacing w:after="0" w:line="276" w:lineRule="auto"/>
-      </w:pPr>
-      <w:r>
-        <w:rPr>
-          <w:b/>
-          <w:bCs/>
-        </w:rPr>
-        <w:t>Preconditions:</w:t>
-      </w:r>
-    </w:p>
-    <w:p>
-      <w:pPr>
-        <w:numPr>
-          <w:ilvl w:val="0"/>
-          <w:numId w:val="52"/>
-        </w:numPr>
-        <w:spacing w:after="0" w:line="276" w:lineRule="auto"/>
-      </w:pPr>
-      <w:r>
-        <w:t xml:space="preserve">Chatbot </w:t>
-      </w:r>
-      <w:proofErr w:type="gramStart"/>
-      <w:r>
-        <w:t>exists</w:t>
-      </w:r>
-      <w:proofErr w:type="gramEnd"/>
-    </w:p>
-    <w:p>
-      <w:pPr>
-        <w:spacing w:after="0" w:line="276" w:lineRule="auto"/>
-      </w:pPr>
-      <w:r>
-        <w:rPr>
-          <w:b/>
-          <w:bCs/>
-        </w:rPr>
-        <w:t>Main Flow:</w:t>
-      </w:r>
-    </w:p>
-    <w:p>
-      <w:pPr>
-        <w:numPr>
-          <w:ilvl w:val="0"/>
-          <w:numId w:val="53"/>
-        </w:numPr>
-        <w:spacing w:after="0" w:line="276" w:lineRule="auto"/>
-      </w:pPr>
-      <w:r>
-        <w:t xml:space="preserve">User selects </w:t>
-      </w:r>
-      <w:proofErr w:type="gramStart"/>
-      <w:r>
-        <w:t>personality</w:t>
-      </w:r>
-      <w:proofErr w:type="gramEnd"/>
-    </w:p>
-    <w:p>
-      <w:pPr>
-        <w:numPr>
-          <w:ilvl w:val="0"/>
-          <w:numId w:val="53"/>
-        </w:numPr>
-        <w:spacing w:after="0" w:line="276" w:lineRule="auto"/>
-      </w:pPr>
-      <w:r>
-        <w:t xml:space="preserve">User selects </w:t>
-      </w:r>
-      <w:proofErr w:type="gramStart"/>
-      <w:r>
-        <w:t>tone</w:t>
-      </w:r>
-      <w:proofErr w:type="gramEnd"/>
-    </w:p>
-    <w:p>
-      <w:pPr>
-        <w:numPr>
-          <w:ilvl w:val="0"/>
-          <w:numId w:val="53"/>
-        </w:numPr>
-        <w:spacing w:after="0" w:line="276" w:lineRule="auto"/>
-      </w:pPr>
-      <w:r>
-        <w:t xml:space="preserve">User selects response </w:t>
-      </w:r>
-      <w:proofErr w:type="gramStart"/>
-      <w:r>
-        <w:t>length</w:t>
-      </w:r>
-      <w:proofErr w:type="gramEnd"/>
-    </w:p>
-    <w:p>
-      <w:pPr>
-        <w:numPr>
-          <w:ilvl w:val="0"/>
-          <w:numId w:val="53"/>
-        </w:numPr>
-        <w:spacing w:after="0" w:line="276" w:lineRule="auto"/>
-      </w:pPr>
-      <w:r>
-        <w:t xml:space="preserve">System saves </w:t>
-      </w:r>
-      <w:proofErr w:type="gramStart"/>
-      <w:r>
-        <w:t>preferences</w:t>
-      </w:r>
-      <w:proofErr w:type="gramEnd"/>
-    </w:p>
-    <w:p>
-      <w:pPr>
-        <w:spacing w:after="0" w:line="276" w:lineRule="auto"/>
-      </w:pPr>
-      <w:r>
-        <w:rPr>
-          <w:b/>
-          <w:bCs/>
-        </w:rPr>
-        <w:t>Postconditions:</w:t>
-      </w:r>
-    </w:p>
-    <w:p>
-      <w:pPr>
-        <w:numPr>
-          <w:ilvl w:val="0"/>
-          <w:numId w:val="54"/>
-        </w:numPr>
-        <w:spacing w:after="0" w:line="276" w:lineRule="auto"/>
-      </w:pPr>
-      <w:r>
-        <w:t>Chatbot settings updated</w:t>
-      </w:r>
-    </w:p>
-    <w:p>
-      <w:pPr>
-        <w:pStyle w:val="Heading2"/>
-        <w:spacing w:after="0" w:line="276" w:lineRule="auto"/>
-        <w:jc w:val="both"/>
-      </w:pPr>
-      <w:r>
-        <w:t>UC-07: Test Chatbot</w:t>
-      </w:r>
-    </w:p>
-    <w:p>
-      <w:pPr>
-        <w:spacing w:after="0" w:line="276" w:lineRule="auto"/>
-      </w:pPr>
-      <w:r>
-        <w:rPr>
-          <w:b/>
-          <w:bCs/>
-        </w:rPr>
-        <w:t>Actor:</w:t>
-      </w:r>
-      <w:r>
-        <w:t xml:space="preserve"> User</w:t>
-      </w:r>
-      <w:r>
-        <w:br/>
-      </w:r>
-      <w:r>
-        <w:rPr>
-          <w:b/>
-          <w:bCs/>
-        </w:rPr>
-        <w:t>Description:</w:t>
-      </w:r>
-      <w:r>
-        <w:t xml:space="preserve"> Allows testing chatbot responses</w:t>
-      </w:r>
-    </w:p>
-    <w:p>
-      <w:pPr>
-        <w:spacing w:after="0" w:line="276" w:lineRule="auto"/>
-      </w:pPr>
-      <w:r>
-        <w:rPr>
-          <w:b/>
-          <w:bCs/>
-        </w:rPr>
-        <w:t>Preconditions:</w:t>
-      </w:r>
-    </w:p>
-    <w:p>
-      <w:pPr>
-        <w:numPr>
-          <w:ilvl w:val="0"/>
-          <w:numId w:val="55"/>
-        </w:numPr>
-        <w:spacing w:after="0" w:line="276" w:lineRule="auto"/>
-      </w:pPr>
-      <w:r>
-        <w:t xml:space="preserve">Chatbot has </w:t>
-      </w:r>
-      <w:proofErr w:type="gramStart"/>
-      <w:r>
-        <w:t>knowledge</w:t>
-      </w:r>
-      <w:proofErr w:type="gramEnd"/>
-    </w:p>
-    <w:p>
-      <w:pPr>
-        <w:spacing w:after="0" w:line="276" w:lineRule="auto"/>
-      </w:pPr>
-      <w:r>
-        <w:rPr>
-          <w:b/>
-          <w:bCs/>
-        </w:rPr>
-        <w:t>Main Flow:</w:t>
-      </w:r>
-    </w:p>
-    <w:p>
-      <w:pPr>
-        <w:numPr>
-          <w:ilvl w:val="0"/>
-          <w:numId w:val="56"/>
-        </w:numPr>
-        <w:spacing w:after="0" w:line="276" w:lineRule="auto"/>
-      </w:pPr>
-      <w:r>
-        <w:t xml:space="preserve">User enters </w:t>
-      </w:r>
-      <w:proofErr w:type="gramStart"/>
-      <w:r>
-        <w:t>message</w:t>
-      </w:r>
-      <w:proofErr w:type="gramEnd"/>
-    </w:p>
-    <w:p>
-      <w:pPr>
-        <w:numPr>
-          <w:ilvl w:val="0"/>
-          <w:numId w:val="56"/>
-        </w:numPr>
-        <w:spacing w:after="0" w:line="276" w:lineRule="auto"/>
-      </w:pPr>
-      <w:r>
-        <w:t>System processes query</w:t>
-      </w:r>
-    </w:p>
-    <w:p>
-      <w:pPr>
-        <w:numPr>
-          <w:ilvl w:val="0"/>
-          <w:numId w:val="56"/>
-        </w:numPr>
-        <w:spacing w:after="0" w:line="276" w:lineRule="auto"/>
-      </w:pPr>
-      <w:r>
-        <w:lastRenderedPageBreak/>
-        <w:t xml:space="preserve">System generates </w:t>
-      </w:r>
-      <w:proofErr w:type="gramStart"/>
-      <w:r>
-        <w:t>response</w:t>
-      </w:r>
-      <w:proofErr w:type="gramEnd"/>
-    </w:p>
-    <w:p>
-      <w:pPr>
-        <w:numPr>
-          <w:ilvl w:val="0"/>
-          <w:numId w:val="56"/>
-        </w:numPr>
-        <w:spacing w:after="0" w:line="276" w:lineRule="auto"/>
-      </w:pPr>
-      <w:r>
-        <w:t xml:space="preserve">Response is </w:t>
-      </w:r>
-      <w:proofErr w:type="gramStart"/>
-      <w:r>
-        <w:t>displayed</w:t>
-      </w:r>
-      <w:proofErr w:type="gramEnd"/>
-    </w:p>
-    <w:p>
-      <w:pPr>
-        <w:spacing w:after="0" w:line="276" w:lineRule="auto"/>
-      </w:pPr>
-      <w:r>
-        <w:rPr>
-          <w:b/>
-          <w:bCs/>
-        </w:rPr>
-        <w:t>Alternate</w:t>
-      </w:r>
-      <w:r>
-        <w:rPr>
-          <w:b/>
-          <w:bCs/>
-        </w:rPr>
-        <w:t>/Exception</w:t>
-      </w:r>
-      <w:r>
-        <w:rPr>
-          <w:b/>
-          <w:bCs/>
-        </w:rPr>
-        <w:t xml:space="preserve"> Flow:</w:t>
-      </w:r>
-    </w:p>
-    <w:p>
-      <w:pPr>
-        <w:numPr>
-          <w:ilvl w:val="0"/>
-          <w:numId w:val="57"/>
-        </w:numPr>
-        <w:spacing w:after="0" w:line="276" w:lineRule="auto"/>
-      </w:pPr>
-      <w:r>
-        <w:t>No relevant answer → fallback message</w:t>
-      </w:r>
-    </w:p>
-    <w:p>
-      <w:pPr>
-        <w:spacing w:after="0" w:line="276" w:lineRule="auto"/>
-      </w:pPr>
-      <w:r>
-        <w:rPr>
-          <w:b/>
-          <w:bCs/>
-        </w:rPr>
-        <w:t>Postconditions:</w:t>
-      </w:r>
-    </w:p>
-    <w:p>
-      <w:pPr>
-        <w:numPr>
-          <w:ilvl w:val="0"/>
-          <w:numId w:val="58"/>
-        </w:numPr>
-        <w:spacing w:after="0" w:line="276" w:lineRule="auto"/>
-      </w:pPr>
-      <w:r>
-        <w:t>Chat response displayed</w:t>
-      </w:r>
-    </w:p>
-    <w:p>
-      <w:pPr>
-        <w:pStyle w:val="Heading2"/>
-        <w:spacing w:after="0" w:line="276" w:lineRule="auto"/>
-        <w:jc w:val="both"/>
-      </w:pPr>
-      <w:r>
-        <w:t>UC-08: Publish Chatbot</w:t>
-      </w:r>
-    </w:p>
-    <w:p>
-      <w:pPr>
-        <w:spacing w:after="0" w:line="276" w:lineRule="auto"/>
-      </w:pPr>
-      <w:r>
-        <w:rPr>
-          <w:b/>
-          <w:bCs/>
-        </w:rPr>
-        <w:t>Actor:</w:t>
-      </w:r>
-      <w:r>
-        <w:t xml:space="preserve"> User</w:t>
-      </w:r>
-      <w:r>
-        <w:br/>
-      </w:r>
-      <w:r>
-        <w:rPr>
-          <w:b/>
-          <w:bCs/>
-        </w:rPr>
-        <w:t>Description:</w:t>
-      </w:r>
-      <w:r>
-        <w:t xml:space="preserve"> Allows chatbot to </w:t>
-      </w:r>
-      <w:proofErr w:type="gramStart"/>
-      <w:r>
-        <w:t>be made</w:t>
-      </w:r>
-      <w:proofErr w:type="gramEnd"/>
-      <w:r>
-        <w:t xml:space="preserve"> public</w:t>
-      </w:r>
-    </w:p>
-    <w:p>
-      <w:pPr>
-        <w:spacing w:after="0" w:line="276" w:lineRule="auto"/>
-      </w:pPr>
-      <w:r>
-        <w:rPr>
-          <w:b/>
-          <w:bCs/>
-        </w:rPr>
-        <w:t>Preconditions:</w:t>
-      </w:r>
-    </w:p>
-    <w:p>
-      <w:pPr>
-        <w:numPr>
-          <w:ilvl w:val="0"/>
-          <w:numId w:val="59"/>
-        </w:numPr>
-        <w:spacing w:after="0" w:line="276" w:lineRule="auto"/>
-      </w:pPr>
-      <w:r>
-        <w:t xml:space="preserve">Chatbot </w:t>
-      </w:r>
-      <w:proofErr w:type="gramStart"/>
-      <w:r>
-        <w:t>is</w:t>
-      </w:r>
-      <w:proofErr w:type="gramEnd"/>
-      <w:r>
-        <w:t xml:space="preserve"> </w:t>
-      </w:r>
-      <w:proofErr w:type="gramStart"/>
-      <w:r>
-        <w:t>created</w:t>
-      </w:r>
-      <w:proofErr w:type="gramEnd"/>
-    </w:p>
-    <w:p>
-      <w:pPr>
-        <w:spacing w:after="0" w:line="276" w:lineRule="auto"/>
-      </w:pPr>
-      <w:r>
-        <w:rPr>
-          <w:b/>
-          <w:bCs/>
-        </w:rPr>
-        <w:t>Main Flow:</w:t>
-      </w:r>
-    </w:p>
-    <w:p>
-      <w:pPr>
-        <w:numPr>
-          <w:ilvl w:val="0"/>
-          <w:numId w:val="60"/>
-        </w:numPr>
-        <w:spacing w:after="0" w:line="276" w:lineRule="auto"/>
-      </w:pPr>
-      <w:r>
-        <w:t>User clicks "</w:t>
-      </w:r>
-      <w:proofErr w:type="gramStart"/>
-      <w:r>
-        <w:t>Publish</w:t>
-      </w:r>
-      <w:proofErr w:type="gramEnd"/>
-      <w:r>
-        <w:t>"</w:t>
-      </w:r>
-    </w:p>
-    <w:p>
-      <w:pPr>
-        <w:numPr>
-          <w:ilvl w:val="0"/>
-          <w:numId w:val="60"/>
-        </w:numPr>
-        <w:spacing w:after="0" w:line="276" w:lineRule="auto"/>
-      </w:pPr>
-      <w:r>
-        <w:t xml:space="preserve">System generates public </w:t>
-      </w:r>
-      <w:proofErr w:type="gramStart"/>
-      <w:r>
-        <w:t>token</w:t>
-      </w:r>
-      <w:proofErr w:type="gramEnd"/>
-    </w:p>
-    <w:p>
-      <w:pPr>
-        <w:numPr>
-          <w:ilvl w:val="0"/>
-          <w:numId w:val="60"/>
-        </w:numPr>
-        <w:spacing w:after="0" w:line="276" w:lineRule="auto"/>
-      </w:pPr>
-      <w:r>
-        <w:t xml:space="preserve">System provides shareable </w:t>
-      </w:r>
-      <w:proofErr w:type="gramStart"/>
-      <w:r>
-        <w:t>link</w:t>
-      </w:r>
-      <w:proofErr w:type="gramEnd"/>
-    </w:p>
-    <w:p>
-      <w:pPr>
-        <w:spacing w:after="0" w:line="276" w:lineRule="auto"/>
-      </w:pPr>
-      <w:r>
-        <w:rPr>
-          <w:b/>
-          <w:bCs/>
-        </w:rPr>
-        <w:t>Postconditions:</w:t>
-      </w:r>
-    </w:p>
-    <w:p>
-      <w:pPr>
-        <w:numPr>
-          <w:ilvl w:val="0"/>
-          <w:numId w:val="61"/>
-        </w:numPr>
-        <w:spacing w:after="0" w:line="276" w:lineRule="auto"/>
-      </w:pPr>
-      <w:r>
-        <w:t xml:space="preserve">Chatbot is publicly </w:t>
-      </w:r>
-      <w:proofErr w:type="gramStart"/>
-      <w:r>
-        <w:t>accessible</w:t>
-      </w:r>
-      <w:proofErr w:type="gramEnd"/>
-    </w:p>
-    <w:p>
-      <w:pPr>
-        <w:pStyle w:val="Heading2"/>
-        <w:spacing w:after="0" w:line="276" w:lineRule="auto"/>
-        <w:jc w:val="both"/>
-      </w:pPr>
-      <w:r>
-        <w:t>UC-09: Public Chat Interaction</w:t>
-      </w:r>
-    </w:p>
-    <w:p>
-      <w:pPr>
-        <w:spacing w:after="0" w:line="276" w:lineRule="auto"/>
-      </w:pPr>
-      <w:r>
-        <w:rPr>
-          <w:b/>
-          <w:bCs/>
-        </w:rPr>
-        <w:t>Actor:</w:t>
-      </w:r>
-      <w:r>
-        <w:t xml:space="preserve"> Public User</w:t>
-      </w:r>
-      <w:r>
-        <w:br/>
-      </w:r>
-      <w:r>
-        <w:rPr>
-          <w:b/>
-          <w:bCs/>
-        </w:rPr>
-        <w:t>Description:</w:t>
-      </w:r>
-      <w:r>
-        <w:t xml:space="preserve"> Allows external users to interact with chatbot</w:t>
-      </w:r>
-    </w:p>
-    <w:p>
-      <w:pPr>
-        <w:spacing w:after="0" w:line="276" w:lineRule="auto"/>
-      </w:pPr>
-      <w:r>
-        <w:rPr>
-          <w:b/>
-          <w:bCs/>
-        </w:rPr>
-        <w:t>Preconditions:</w:t>
-      </w:r>
-    </w:p>
-    <w:p>
-      <w:pPr>
-        <w:numPr>
-          <w:ilvl w:val="0"/>
-          <w:numId w:val="62"/>
-        </w:numPr>
-        <w:spacing w:after="0" w:line="276" w:lineRule="auto"/>
-      </w:pPr>
-      <w:r>
-        <w:t xml:space="preserve">Chatbot is </w:t>
-      </w:r>
-      <w:proofErr w:type="gramStart"/>
-      <w:r>
-        <w:t>published</w:t>
-      </w:r>
-      <w:proofErr w:type="gramEnd"/>
-    </w:p>
-    <w:p>
-      <w:pPr>
-        <w:spacing w:after="0" w:line="276" w:lineRule="auto"/>
-      </w:pPr>
-      <w:r>
-        <w:rPr>
-          <w:b/>
-          <w:bCs/>
-        </w:rPr>
-        <w:t>Main Flow:</w:t>
-      </w:r>
-    </w:p>
-    <w:p>
-      <w:pPr>
-        <w:numPr>
-          <w:ilvl w:val="0"/>
-          <w:numId w:val="63"/>
-        </w:numPr>
-        <w:spacing w:after="0" w:line="276" w:lineRule="auto"/>
-      </w:pPr>
-      <w:r>
-        <w:t xml:space="preserve">User opens chatbot </w:t>
-      </w:r>
-      <w:proofErr w:type="gramStart"/>
-      <w:r>
-        <w:t>link</w:t>
-      </w:r>
-      <w:proofErr w:type="gramEnd"/>
-    </w:p>
-    <w:p>
-      <w:pPr>
-        <w:numPr>
-          <w:ilvl w:val="0"/>
-          <w:numId w:val="63"/>
-        </w:numPr>
-        <w:spacing w:after="0" w:line="276" w:lineRule="auto"/>
-      </w:pPr>
-      <w:r>
-        <w:t xml:space="preserve">User sends </w:t>
-      </w:r>
-      <w:proofErr w:type="gramStart"/>
-      <w:r>
-        <w:t>message</w:t>
-      </w:r>
-      <w:proofErr w:type="gramEnd"/>
-    </w:p>
-    <w:p>
-      <w:pPr>
-        <w:numPr>
-          <w:ilvl w:val="0"/>
-          <w:numId w:val="63"/>
-        </w:numPr>
-        <w:spacing w:after="0" w:line="276" w:lineRule="auto"/>
-      </w:pPr>
-      <w:r>
-        <w:t xml:space="preserve">System generates </w:t>
-      </w:r>
-      <w:proofErr w:type="gramStart"/>
-      <w:r>
-        <w:t>response</w:t>
-      </w:r>
-      <w:proofErr w:type="gramEnd"/>
-    </w:p>
-    <w:p>
-      <w:pPr>
-        <w:numPr>
-          <w:ilvl w:val="0"/>
-          <w:numId w:val="63"/>
-        </w:numPr>
-        <w:spacing w:after="0" w:line="276" w:lineRule="auto"/>
-      </w:pPr>
-      <w:r>
-        <w:t xml:space="preserve">Response is </w:t>
-      </w:r>
-      <w:proofErr w:type="gramStart"/>
-      <w:r>
-        <w:t>displayed</w:t>
-      </w:r>
-      <w:proofErr w:type="gramEnd"/>
-    </w:p>
-    <w:p>
-      <w:pPr>
-        <w:spacing w:after="0" w:line="276" w:lineRule="auto"/>
-      </w:pPr>
-      <w:r>
-        <w:rPr>
-          <w:b/>
-          <w:bCs/>
-        </w:rPr>
-        <w:t>Postconditions:</w:t>
-      </w:r>
-    </w:p>
-    <w:p>
-      <w:pPr>
-        <w:numPr>
-          <w:ilvl w:val="0"/>
-          <w:numId w:val="64"/>
-        </w:numPr>
-        <w:spacing w:after="0" w:line="276" w:lineRule="auto"/>
-      </w:pPr>
-      <w:r>
-        <w:t>Conversation recorded</w:t>
-      </w:r>
-    </w:p>
-    <w:p>
-      <w:pPr>
-        <w:pStyle w:val="Heading2"/>
-        <w:spacing w:after="0" w:line="276" w:lineRule="auto"/>
-        <w:jc w:val="both"/>
-      </w:pPr>
-      <w:r>
-        <w:t>UC-10: View Analytics</w:t>
-      </w:r>
-    </w:p>
-    <w:p>
-      <w:pPr>
-        <w:spacing w:after="0" w:line="276" w:lineRule="auto"/>
-      </w:pPr>
-      <w:r>
-        <w:rPr>
-          <w:b/>
-          <w:bCs/>
-        </w:rPr>
-        <w:t>Actor:</w:t>
-      </w:r>
-      <w:r>
-        <w:t xml:space="preserve"> User</w:t>
-      </w:r>
-      <w:r>
-        <w:br/>
-      </w:r>
-      <w:r>
-        <w:rPr>
-          <w:b/>
-          <w:bCs/>
-        </w:rPr>
-        <w:t>Description:</w:t>
-      </w:r>
-      <w:r>
-        <w:t xml:space="preserve"> Allows user to view chatbot performance</w:t>
-      </w:r>
-    </w:p>
-    <w:p>
-      <w:pPr>
-        <w:spacing w:after="0" w:line="276" w:lineRule="auto"/>
-      </w:pPr>
-      <w:r>
-        <w:rPr>
-          <w:b/>
-          <w:bCs/>
-        </w:rPr>
-        <w:t>Preconditions:</w:t>
-      </w:r>
-    </w:p>
-    <w:p>
-      <w:pPr>
-        <w:numPr>
-          <w:ilvl w:val="0"/>
-          <w:numId w:val="65"/>
-        </w:numPr>
-        <w:spacing w:after="0" w:line="276" w:lineRule="auto"/>
-      </w:pPr>
-      <w:r>
-        <w:t xml:space="preserve">Chatbot has </w:t>
-      </w:r>
-      <w:proofErr w:type="gramStart"/>
-      <w:r>
-        <w:t>interactions</w:t>
-      </w:r>
-      <w:proofErr w:type="gramEnd"/>
-    </w:p>
-    <w:p>
-      <w:pPr>
-        <w:spacing w:after="0" w:line="276" w:lineRule="auto"/>
-      </w:pPr>
-      <w:r>
-        <w:rPr>
-          <w:b/>
-          <w:bCs/>
-        </w:rPr>
-        <w:t>Main Flow:</w:t>
-      </w:r>
-    </w:p>
-    <w:p>
-      <w:pPr>
-        <w:numPr>
-          <w:ilvl w:val="0"/>
-          <w:numId w:val="66"/>
-        </w:numPr>
-        <w:spacing w:after="0" w:line="276" w:lineRule="auto"/>
-      </w:pPr>
-      <w:r>
-        <w:t xml:space="preserve">User opens analytics </w:t>
-      </w:r>
-      <w:proofErr w:type="gramStart"/>
-      <w:r>
-        <w:t>page</w:t>
-      </w:r>
-      <w:proofErr w:type="gramEnd"/>
-    </w:p>
-    <w:p>
-      <w:pPr>
-        <w:numPr>
-          <w:ilvl w:val="0"/>
-          <w:numId w:val="66"/>
-        </w:numPr>
-        <w:spacing w:after="0" w:line="276" w:lineRule="auto"/>
-      </w:pPr>
-      <w:r>
-        <w:lastRenderedPageBreak/>
-        <w:t xml:space="preserve">System displays </w:t>
-      </w:r>
-      <w:proofErr w:type="gramStart"/>
-      <w:r>
-        <w:t>metrics</w:t>
-      </w:r>
-      <w:proofErr w:type="gramEnd"/>
-    </w:p>
-    <w:p>
-      <w:pPr>
-        <w:numPr>
-          <w:ilvl w:val="0"/>
-          <w:numId w:val="66"/>
-        </w:numPr>
-        <w:spacing w:after="0" w:line="276" w:lineRule="auto"/>
-      </w:pPr>
-      <w:r>
-        <w:t>User reviews data</w:t>
-      </w:r>
-    </w:p>
-    <w:p>
-      <w:pPr>
-        <w:spacing w:after="0" w:line="276" w:lineRule="auto"/>
-      </w:pPr>
-      <w:r>
-        <w:rPr>
-          <w:b/>
-          <w:bCs/>
-        </w:rPr>
-        <w:t>Postconditions:</w:t>
-      </w:r>
-    </w:p>
-    <w:p>
-      <w:pPr>
-        <w:numPr>
-          <w:ilvl w:val="0"/>
-          <w:numId w:val="67"/>
-        </w:numPr>
-        <w:spacing w:after="0" w:line="276" w:lineRule="auto"/>
-      </w:pPr>
-      <w:r>
-        <w:t>Analytics displayed</w:t>
-      </w:r>
-    </w:p>
-    <w:p>
-      <w:pPr>
-        <w:pStyle w:val="Heading2"/>
-        <w:spacing w:after="0" w:line="276" w:lineRule="auto"/>
-        <w:jc w:val="both"/>
-      </w:pPr>
-      <w:r>
-        <w:t>UC-11: Admin Monitoring</w:t>
-      </w:r>
-    </w:p>
-    <w:p>
-      <w:pPr>
-        <w:spacing w:after="0" w:line="276" w:lineRule="auto"/>
-      </w:pPr>
-      <w:r>
-        <w:rPr>
-          <w:b/>
-          <w:bCs/>
-        </w:rPr>
-        <w:t>Actor:</w:t>
-      </w:r>
-      <w:r>
-        <w:t xml:space="preserve"> Admin</w:t>
-      </w:r>
-      <w:r>
-        <w:br/>
-      </w:r>
-      <w:r>
-        <w:rPr>
-          <w:b/>
-          <w:bCs/>
-        </w:rPr>
-        <w:t>Description:</w:t>
-      </w:r>
-      <w:r>
-        <w:t xml:space="preserve"> Allows admin to monitor system</w:t>
-      </w:r>
-    </w:p>
-    <w:p>
-      <w:pPr>
-        <w:spacing w:after="0" w:line="276" w:lineRule="auto"/>
-      </w:pPr>
-      <w:r>
-        <w:rPr>
-          <w:b/>
-          <w:bCs/>
-        </w:rPr>
-        <w:t>Preconditions:</w:t>
-      </w:r>
-    </w:p>
-    <w:p>
-      <w:pPr>
-        <w:numPr>
-          <w:ilvl w:val="0"/>
-          <w:numId w:val="68"/>
-        </w:numPr>
-        <w:spacing w:after="0" w:line="276" w:lineRule="auto"/>
-      </w:pPr>
-      <w:r>
-        <w:t>Admin logged in</w:t>
-      </w:r>
-    </w:p>
-    <w:p>
-      <w:pPr>
-        <w:spacing w:after="0" w:line="276" w:lineRule="auto"/>
-      </w:pPr>
-      <w:r>
-        <w:rPr>
-          <w:b/>
-          <w:bCs/>
-        </w:rPr>
-        <w:t>Main Flow:</w:t>
-      </w:r>
-    </w:p>
-    <w:p>
-      <w:pPr>
-        <w:numPr>
-          <w:ilvl w:val="0"/>
-          <w:numId w:val="69"/>
-        </w:numPr>
-        <w:spacing w:after="0" w:line="276" w:lineRule="auto"/>
-      </w:pPr>
-      <w:r>
-        <w:t>Admin accesses analytics</w:t>
-      </w:r>
-    </w:p>
-    <w:p>
-      <w:pPr>
-        <w:numPr>
-          <w:ilvl w:val="0"/>
-          <w:numId w:val="69"/>
-        </w:numPr>
-        <w:spacing w:after="0" w:line="276" w:lineRule="auto"/>
-      </w:pPr>
-      <w:r>
-        <w:t xml:space="preserve">System displays platform </w:t>
-      </w:r>
-      <w:proofErr w:type="gramStart"/>
-      <w:r>
-        <w:t>data</w:t>
-      </w:r>
-      <w:proofErr w:type="gramEnd"/>
-    </w:p>
-    <w:p>
-      <w:pPr>
-        <w:numPr>
-          <w:ilvl w:val="0"/>
-          <w:numId w:val="69"/>
-        </w:numPr>
-        <w:spacing w:after="0" w:line="276" w:lineRule="auto"/>
-      </w:pPr>
-      <w:r>
-        <w:t>Admin reviews performance</w:t>
-      </w:r>
-    </w:p>
-    <w:p>
-      <w:pPr>
-        <w:spacing w:after="0" w:line="276" w:lineRule="auto"/>
-      </w:pPr>
-      <w:r>
-        <w:rPr>
-          <w:b/>
-          <w:bCs/>
-        </w:rPr>
-        <w:t>Postconditions:</w:t>
-      </w:r>
-    </w:p>
-    <w:p>
-      <w:pPr>
-        <w:numPr>
-          <w:ilvl w:val="0"/>
-          <w:numId w:val="70"/>
-        </w:numPr>
-        <w:spacing w:after="0" w:line="276" w:lineRule="auto"/>
-      </w:pPr>
-      <w:r>
         <w:t>System monitored</w:t>
       </w:r>
     </w:p>
@@ -2190,7 +1885,7 @@
         <w:pStyle w:val="Heading1"/>
         <w:numPr>
           <w:ilvl w:val="0"/>
-          <w:numId w:val="69"/>
+          <w:numId w:val="39"/>
         </w:numPr>
         <w:spacing w:after="0" w:line="276" w:lineRule="auto"/>
         <w:jc w:val="both"/>
@@ -2216,13 +1911,8 @@
       <w:r>
         <w:t>-</w:t>
       </w:r>
-      <w:proofErr w:type="gramStart"/>
-      <w:r>
-        <w:t>are clearly described</w:t>
-      </w:r>
-      <w:proofErr w:type="gramEnd"/>
-      <w:r>
-        <w:t xml:space="preserve"> and testable.</w:t>
+      <w:r>
+        <w:t>are clearly described and testable.</w:t>
       </w:r>
     </w:p>
     <w:p>
@@ -2525,304 +2215,6 @@
     </w:lvl>
   </w:abstractNum>
   <w:abstractNum w:abstractNumId="1" w15:restartNumberingAfterBreak="0">
-    <w:nsid w:val="09605D7F"/>
-    <w:multiLevelType w:val="multilevel"/>
-    <w:tmpl w:val="36387468"/>
-    <w:lvl w:ilvl="0">
-      <w:start w:val="1"/>
-      <w:numFmt w:val="bullet"/>
-      <w:lvlText w:val=""/>
-      <w:lvlJc w:val="left"/>
-      <w:pPr>
-        <w:tabs>
-          <w:tab w:val="num" w:pos="720"/>
-        </w:tabs>
-        <w:ind w:left="720" w:hanging="360"/>
-      </w:pPr>
-      <w:rPr>
-        <w:rFonts w:ascii="Symbol" w:hAnsi="Symbol" w:hint="default"/>
-        <w:sz w:val="20"/>
-      </w:rPr>
-    </w:lvl>
-    <w:lvl w:ilvl="1" w:tentative="1">
-      <w:start w:val="1"/>
-      <w:numFmt w:val="bullet"/>
-      <w:lvlText w:val="o"/>
-      <w:lvlJc w:val="left"/>
-      <w:pPr>
-        <w:tabs>
-          <w:tab w:val="num" w:pos="1440"/>
-        </w:tabs>
-        <w:ind w:left="1440" w:hanging="360"/>
-      </w:pPr>
-      <w:rPr>
-        <w:rFonts w:ascii="Courier New" w:hAnsi="Courier New" w:hint="default"/>
-        <w:sz w:val="20"/>
-      </w:rPr>
-    </w:lvl>
-    <w:lvl w:ilvl="2" w:tentative="1">
-      <w:start w:val="1"/>
-      <w:numFmt w:val="bullet"/>
-      <w:lvlText w:val=""/>
-      <w:lvlJc w:val="left"/>
-      <w:pPr>
-        <w:tabs>
-          <w:tab w:val="num" w:pos="2160"/>
-        </w:tabs>
-        <w:ind w:left="2160" w:hanging="360"/>
-      </w:pPr>
-      <w:rPr>
-        <w:rFonts w:ascii="Wingdings" w:hAnsi="Wingdings" w:hint="default"/>
-        <w:sz w:val="20"/>
-      </w:rPr>
-    </w:lvl>
-    <w:lvl w:ilvl="3" w:tentative="1">
-      <w:start w:val="1"/>
-      <w:numFmt w:val="bullet"/>
-      <w:lvlText w:val=""/>
-      <w:lvlJc w:val="left"/>
-      <w:pPr>
-        <w:tabs>
-          <w:tab w:val="num" w:pos="2880"/>
-        </w:tabs>
-        <w:ind w:left="2880" w:hanging="360"/>
-      </w:pPr>
-      <w:rPr>
-        <w:rFonts w:ascii="Wingdings" w:hAnsi="Wingdings" w:hint="default"/>
-        <w:sz w:val="20"/>
-      </w:rPr>
-    </w:lvl>
-    <w:lvl w:ilvl="4" w:tentative="1">
-      <w:start w:val="1"/>
-      <w:numFmt w:val="bullet"/>
-      <w:lvlText w:val=""/>
-      <w:lvlJc w:val="left"/>
-      <w:pPr>
-        <w:tabs>
-          <w:tab w:val="num" w:pos="3600"/>
-        </w:tabs>
-        <w:ind w:left="3600" w:hanging="360"/>
-      </w:pPr>
-      <w:rPr>
-        <w:rFonts w:ascii="Wingdings" w:hAnsi="Wingdings" w:hint="default"/>
-        <w:sz w:val="20"/>
-      </w:rPr>
-    </w:lvl>
-    <w:lvl w:ilvl="5" w:tentative="1">
-      <w:start w:val="1"/>
-      <w:numFmt w:val="bullet"/>
-      <w:lvlText w:val=""/>
-      <w:lvlJc w:val="left"/>
-      <w:pPr>
-        <w:tabs>
-          <w:tab w:val="num" w:pos="4320"/>
-        </w:tabs>
-        <w:ind w:left="4320" w:hanging="360"/>
-      </w:pPr>
-      <w:rPr>
-        <w:rFonts w:ascii="Wingdings" w:hAnsi="Wingdings" w:hint="default"/>
-        <w:sz w:val="20"/>
-      </w:rPr>
-    </w:lvl>
-    <w:lvl w:ilvl="6" w:tentative="1">
-      <w:start w:val="1"/>
-      <w:numFmt w:val="bullet"/>
-      <w:lvlText w:val=""/>
-      <w:lvlJc w:val="left"/>
-      <w:pPr>
-        <w:tabs>
-          <w:tab w:val="num" w:pos="5040"/>
-        </w:tabs>
-        <w:ind w:left="5040" w:hanging="360"/>
-      </w:pPr>
-      <w:rPr>
-        <w:rFonts w:ascii="Wingdings" w:hAnsi="Wingdings" w:hint="default"/>
-        <w:sz w:val="20"/>
-      </w:rPr>
-    </w:lvl>
-    <w:lvl w:ilvl="7" w:tentative="1">
-      <w:start w:val="1"/>
-      <w:numFmt w:val="bullet"/>
-      <w:lvlText w:val=""/>
-      <w:lvlJc w:val="left"/>
-      <w:pPr>
-        <w:tabs>
-          <w:tab w:val="num" w:pos="5760"/>
-        </w:tabs>
-        <w:ind w:left="5760" w:hanging="360"/>
-      </w:pPr>
-      <w:rPr>
-        <w:rFonts w:ascii="Wingdings" w:hAnsi="Wingdings" w:hint="default"/>
-        <w:sz w:val="20"/>
-      </w:rPr>
-    </w:lvl>
-    <w:lvl w:ilvl="8" w:tentative="1">
-      <w:start w:val="1"/>
-      <w:numFmt w:val="bullet"/>
-      <w:lvlText w:val=""/>
-      <w:lvlJc w:val="left"/>
-      <w:pPr>
-        <w:tabs>
-          <w:tab w:val="num" w:pos="6480"/>
-        </w:tabs>
-        <w:ind w:left="6480" w:hanging="360"/>
-      </w:pPr>
-      <w:rPr>
-        <w:rFonts w:ascii="Wingdings" w:hAnsi="Wingdings" w:hint="default"/>
-        <w:sz w:val="20"/>
-      </w:rPr>
-    </w:lvl>
-  </w:abstractNum>
-  <w:abstractNum w:abstractNumId="2" w15:restartNumberingAfterBreak="0">
-    <w:nsid w:val="0A046B0A"/>
-    <w:multiLevelType w:val="multilevel"/>
-    <w:tmpl w:val="4E5E02C8"/>
-    <w:lvl w:ilvl="0">
-      <w:start w:val="1"/>
-      <w:numFmt w:val="bullet"/>
-      <w:lvlText w:val=""/>
-      <w:lvlJc w:val="left"/>
-      <w:pPr>
-        <w:tabs>
-          <w:tab w:val="num" w:pos="720"/>
-        </w:tabs>
-        <w:ind w:left="720" w:hanging="360"/>
-      </w:pPr>
-      <w:rPr>
-        <w:rFonts w:ascii="Symbol" w:hAnsi="Symbol" w:hint="default"/>
-        <w:sz w:val="20"/>
-      </w:rPr>
-    </w:lvl>
-    <w:lvl w:ilvl="1" w:tentative="1">
-      <w:start w:val="1"/>
-      <w:numFmt w:val="bullet"/>
-      <w:lvlText w:val="o"/>
-      <w:lvlJc w:val="left"/>
-      <w:pPr>
-        <w:tabs>
-          <w:tab w:val="num" w:pos="1440"/>
-        </w:tabs>
-        <w:ind w:left="1440" w:hanging="360"/>
-      </w:pPr>
-      <w:rPr>
-        <w:rFonts w:ascii="Courier New" w:hAnsi="Courier New" w:hint="default"/>
-        <w:sz w:val="20"/>
-      </w:rPr>
-    </w:lvl>
-    <w:lvl w:ilvl="2" w:tentative="1">
-      <w:start w:val="1"/>
-      <w:numFmt w:val="bullet"/>
-      <w:lvlText w:val=""/>
-      <w:lvlJc w:val="left"/>
-      <w:pPr>
-        <w:tabs>
-          <w:tab w:val="num" w:pos="2160"/>
-        </w:tabs>
-        <w:ind w:left="2160" w:hanging="360"/>
-      </w:pPr>
-      <w:rPr>
-        <w:rFonts w:ascii="Wingdings" w:hAnsi="Wingdings" w:hint="default"/>
-        <w:sz w:val="20"/>
-      </w:rPr>
-    </w:lvl>
-    <w:lvl w:ilvl="3" w:tentative="1">
-      <w:start w:val="1"/>
-      <w:numFmt w:val="bullet"/>
-      <w:lvlText w:val=""/>
-      <w:lvlJc w:val="left"/>
-      <w:pPr>
-        <w:tabs>
-          <w:tab w:val="num" w:pos="2880"/>
-        </w:tabs>
-        <w:ind w:left="2880" w:hanging="360"/>
-      </w:pPr>
-      <w:rPr>
-        <w:rFonts w:ascii="Wingdings" w:hAnsi="Wingdings" w:hint="default"/>
-        <w:sz w:val="20"/>
-      </w:rPr>
-    </w:lvl>
-    <w:lvl w:ilvl="4" w:tentative="1">
-      <w:start w:val="1"/>
-      <w:numFmt w:val="bullet"/>
-      <w:lvlText w:val=""/>
-      <w:lvlJc w:val="left"/>
-      <w:pPr>
-        <w:tabs>
-          <w:tab w:val="num" w:pos="3600"/>
-        </w:tabs>
-        <w:ind w:left="3600" w:hanging="360"/>
-      </w:pPr>
-      <w:rPr>
-        <w:rFonts w:ascii="Wingdings" w:hAnsi="Wingdings" w:hint="default"/>
-        <w:sz w:val="20"/>
-      </w:rPr>
-    </w:lvl>
-    <w:lvl w:ilvl="5" w:tentative="1">
-      <w:start w:val="1"/>
-      <w:numFmt w:val="bullet"/>
-      <w:lvlText w:val=""/>
-      <w:lvlJc w:val="left"/>
-      <w:pPr>
-        <w:tabs>
-          <w:tab w:val="num" w:pos="4320"/>
-        </w:tabs>
-        <w:ind w:left="4320" w:hanging="360"/>
-      </w:pPr>
-      <w:rPr>
-        <w:rFonts w:ascii="Wingdings" w:hAnsi="Wingdings" w:hint="default"/>
-        <w:sz w:val="20"/>
-      </w:rPr>
-    </w:lvl>
-    <w:lvl w:ilvl="6" w:tentative="1">
-      <w:start w:val="1"/>
-      <w:numFmt w:val="bullet"/>
-      <w:lvlText w:val=""/>
-      <w:lvlJc w:val="left"/>
-      <w:pPr>
-        <w:tabs>
-          <w:tab w:val="num" w:pos="5040"/>
-        </w:tabs>
-        <w:ind w:left="5040" w:hanging="360"/>
-      </w:pPr>
-      <w:rPr>
-        <w:rFonts w:ascii="Wingdings" w:hAnsi="Wingdings" w:hint="default"/>
-        <w:sz w:val="20"/>
-      </w:rPr>
-    </w:lvl>
-    <w:lvl w:ilvl="7" w:tentative="1">
-      <w:start w:val="1"/>
-      <w:numFmt w:val="bullet"/>
-      <w:lvlText w:val=""/>
-      <w:lvlJc w:val="left"/>
-      <w:pPr>
-        <w:tabs>
-          <w:tab w:val="num" w:pos="5760"/>
-        </w:tabs>
-        <w:ind w:left="5760" w:hanging="360"/>
-      </w:pPr>
-      <w:rPr>
-        <w:rFonts w:ascii="Wingdings" w:hAnsi="Wingdings" w:hint="default"/>
-        <w:sz w:val="20"/>
-      </w:rPr>
-    </w:lvl>
-    <w:lvl w:ilvl="8" w:tentative="1">
-      <w:start w:val="1"/>
-      <w:numFmt w:val="bullet"/>
-      <w:lvlText w:val=""/>
-      <w:lvlJc w:val="left"/>
-      <w:pPr>
-        <w:tabs>
-          <w:tab w:val="num" w:pos="6480"/>
-        </w:tabs>
-        <w:ind w:left="6480" w:hanging="360"/>
-      </w:pPr>
-      <w:rPr>
-        <w:rFonts w:ascii="Wingdings" w:hAnsi="Wingdings" w:hint="default"/>
-        <w:sz w:val="20"/>
-      </w:rPr>
-    </w:lvl>
-  </w:abstractNum>
-  <w:abstractNum w:abstractNumId="3" w15:restartNumberingAfterBreak="0">
     <w:nsid w:val="0CC813C9"/>
     <w:multiLevelType w:val="multilevel"/>
     <w:tmpl w:val="72C683BA"/>
@@ -2971,156 +2363,7 @@
       </w:rPr>
     </w:lvl>
   </w:abstractNum>
-  <w:abstractNum w:abstractNumId="4" w15:restartNumberingAfterBreak="0">
-    <w:nsid w:val="10565792"/>
-    <w:multiLevelType w:val="multilevel"/>
-    <w:tmpl w:val="AD40076E"/>
-    <w:lvl w:ilvl="0">
-      <w:start w:val="1"/>
-      <w:numFmt w:val="bullet"/>
-      <w:lvlText w:val=""/>
-      <w:lvlJc w:val="left"/>
-      <w:pPr>
-        <w:tabs>
-          <w:tab w:val="num" w:pos="720"/>
-        </w:tabs>
-        <w:ind w:left="720" w:hanging="360"/>
-      </w:pPr>
-      <w:rPr>
-        <w:rFonts w:ascii="Symbol" w:hAnsi="Symbol" w:hint="default"/>
-        <w:sz w:val="20"/>
-      </w:rPr>
-    </w:lvl>
-    <w:lvl w:ilvl="1" w:tentative="1">
-      <w:start w:val="1"/>
-      <w:numFmt w:val="bullet"/>
-      <w:lvlText w:val="o"/>
-      <w:lvlJc w:val="left"/>
-      <w:pPr>
-        <w:tabs>
-          <w:tab w:val="num" w:pos="1440"/>
-        </w:tabs>
-        <w:ind w:left="1440" w:hanging="360"/>
-      </w:pPr>
-      <w:rPr>
-        <w:rFonts w:ascii="Courier New" w:hAnsi="Courier New" w:hint="default"/>
-        <w:sz w:val="20"/>
-      </w:rPr>
-    </w:lvl>
-    <w:lvl w:ilvl="2" w:tentative="1">
-      <w:start w:val="1"/>
-      <w:numFmt w:val="bullet"/>
-      <w:lvlText w:val=""/>
-      <w:lvlJc w:val="left"/>
-      <w:pPr>
-        <w:tabs>
-          <w:tab w:val="num" w:pos="2160"/>
-        </w:tabs>
-        <w:ind w:left="2160" w:hanging="360"/>
-      </w:pPr>
-      <w:rPr>
-        <w:rFonts w:ascii="Wingdings" w:hAnsi="Wingdings" w:hint="default"/>
-        <w:sz w:val="20"/>
-      </w:rPr>
-    </w:lvl>
-    <w:lvl w:ilvl="3" w:tentative="1">
-      <w:start w:val="1"/>
-      <w:numFmt w:val="bullet"/>
-      <w:lvlText w:val=""/>
-      <w:lvlJc w:val="left"/>
-      <w:pPr>
-        <w:tabs>
-          <w:tab w:val="num" w:pos="2880"/>
-        </w:tabs>
-        <w:ind w:left="2880" w:hanging="360"/>
-      </w:pPr>
-      <w:rPr>
-        <w:rFonts w:ascii="Wingdings" w:hAnsi="Wingdings" w:hint="default"/>
-        <w:sz w:val="20"/>
-      </w:rPr>
-    </w:lvl>
-    <w:lvl w:ilvl="4" w:tentative="1">
-      <w:start w:val="1"/>
-      <w:numFmt w:val="bullet"/>
-      <w:lvlText w:val=""/>
-      <w:lvlJc w:val="left"/>
-      <w:pPr>
-        <w:tabs>
-          <w:tab w:val="num" w:pos="3600"/>
-        </w:tabs>
-        <w:ind w:left="3600" w:hanging="360"/>
-      </w:pPr>
-      <w:rPr>
-        <w:rFonts w:ascii="Wingdings" w:hAnsi="Wingdings" w:hint="default"/>
-        <w:sz w:val="20"/>
-      </w:rPr>
-    </w:lvl>
-    <w:lvl w:ilvl="5" w:tentative="1">
-      <w:start w:val="1"/>
-      <w:numFmt w:val="bullet"/>
-      <w:lvlText w:val=""/>
-      <w:lvlJc w:val="left"/>
-      <w:pPr>
-        <w:tabs>
-          <w:tab w:val="num" w:pos="4320"/>
-        </w:tabs>
-        <w:ind w:left="4320" w:hanging="360"/>
-      </w:pPr>
-      <w:rPr>
-        <w:rFonts w:ascii="Wingdings" w:hAnsi="Wingdings" w:hint="default"/>
-        <w:sz w:val="20"/>
-      </w:rPr>
-    </w:lvl>
-    <w:lvl w:ilvl="6" w:tentative="1">
-      <w:start w:val="1"/>
-      <w:numFmt w:val="bullet"/>
-      <w:lvlText w:val=""/>
-      <w:lvlJc w:val="left"/>
-      <w:pPr>
-        <w:tabs>
-          <w:tab w:val="num" w:pos="5040"/>
-        </w:tabs>
-        <w:ind w:left="5040" w:hanging="360"/>
-      </w:pPr>
-      <w:rPr>
-        <w:rFonts w:ascii="Wingdings" w:hAnsi="Wingdings" w:hint="default"/>
-        <w:sz w:val="20"/>
-      </w:rPr>
-    </w:lvl>
-    <w:lvl w:ilvl="7" w:tentative="1">
-      <w:start w:val="1"/>
-      <w:numFmt w:val="bullet"/>
-      <w:lvlText w:val=""/>
-      <w:lvlJc w:val="left"/>
-      <w:pPr>
-        <w:tabs>
-          <w:tab w:val="num" w:pos="5760"/>
-        </w:tabs>
-        <w:ind w:left="5760" w:hanging="360"/>
-      </w:pPr>
-      <w:rPr>
-        <w:rFonts w:ascii="Wingdings" w:hAnsi="Wingdings" w:hint="default"/>
-        <w:sz w:val="20"/>
-      </w:rPr>
-    </w:lvl>
-    <w:lvl w:ilvl="8" w:tentative="1">
-      <w:start w:val="1"/>
-      <w:numFmt w:val="bullet"/>
-      <w:lvlText w:val=""/>
-      <w:lvlJc w:val="left"/>
-      <w:pPr>
-        <w:tabs>
-          <w:tab w:val="num" w:pos="6480"/>
-        </w:tabs>
-        <w:ind w:left="6480" w:hanging="360"/>
-      </w:pPr>
-      <w:rPr>
-        <w:rFonts w:ascii="Wingdings" w:hAnsi="Wingdings" w:hint="default"/>
-        <w:sz w:val="20"/>
-      </w:rPr>
-    </w:lvl>
-  </w:abstractNum>
-  <w:abstractNum w:abstractNumId="5" w15:restartNumberingAfterBreak="0">
+  <w:abstractNum w:abstractNumId="2" w15:restartNumberingAfterBreak="0">
     <w:nsid w:val="10A65FEB"/>
     <w:multiLevelType w:val="multilevel"/>
     <w:tmpl w:val="FF36732C"/>
@@ -3233,7 +2476,7 @@
       </w:pPr>
     </w:lvl>
   </w:abstractNum>
-  <w:abstractNum w:abstractNumId="6" w15:restartNumberingAfterBreak="0">
+  <w:abstractNum w:abstractNumId="3" w15:restartNumberingAfterBreak="0">
     <w:nsid w:val="147038D1"/>
     <w:multiLevelType w:val="multilevel"/>
     <w:tmpl w:val="CAE8E0B8"/>
@@ -3346,7 +2589,7 @@
       </w:pPr>
     </w:lvl>
   </w:abstractNum>
-  <w:abstractNum w:abstractNumId="7" w15:restartNumberingAfterBreak="0">
+  <w:abstractNum w:abstractNumId="4" w15:restartNumberingAfterBreak="0">
     <w:nsid w:val="1AD10A57"/>
     <w:multiLevelType w:val="multilevel"/>
     <w:tmpl w:val="C9B81920"/>
@@ -3459,7 +2702,7 @@
       </w:pPr>
     </w:lvl>
   </w:abstractNum>
-  <w:abstractNum w:abstractNumId="8" w15:restartNumberingAfterBreak="0">
+  <w:abstractNum w:abstractNumId="5" w15:restartNumberingAfterBreak="0">
     <w:nsid w:val="1C900A49"/>
     <w:multiLevelType w:val="multilevel"/>
     <w:tmpl w:val="7D4C4ABA"/>
@@ -3608,156 +2851,7 @@
       </w:rPr>
     </w:lvl>
   </w:abstractNum>
-  <w:abstractNum w:abstractNumId="9" w15:restartNumberingAfterBreak="0">
-    <w:nsid w:val="1DA7439A"/>
-    <w:multiLevelType w:val="multilevel"/>
-    <w:tmpl w:val="7056F0E0"/>
-    <w:lvl w:ilvl="0">
-      <w:start w:val="1"/>
-      <w:numFmt w:val="bullet"/>
-      <w:lvlText w:val=""/>
-      <w:lvlJc w:val="left"/>
-      <w:pPr>
-        <w:tabs>
-          <w:tab w:val="num" w:pos="720"/>
-        </w:tabs>
-        <w:ind w:left="720" w:hanging="360"/>
-      </w:pPr>
-      <w:rPr>
-        <w:rFonts w:ascii="Symbol" w:hAnsi="Symbol" w:hint="default"/>
-        <w:sz w:val="20"/>
-      </w:rPr>
-    </w:lvl>
-    <w:lvl w:ilvl="1" w:tentative="1">
-      <w:start w:val="1"/>
-      <w:numFmt w:val="bullet"/>
-      <w:lvlText w:val="o"/>
-      <w:lvlJc w:val="left"/>
-      <w:pPr>
-        <w:tabs>
-          <w:tab w:val="num" w:pos="1440"/>
-        </w:tabs>
-        <w:ind w:left="1440" w:hanging="360"/>
-      </w:pPr>
-      <w:rPr>
-        <w:rFonts w:ascii="Courier New" w:hAnsi="Courier New" w:hint="default"/>
-        <w:sz w:val="20"/>
-      </w:rPr>
-    </w:lvl>
-    <w:lvl w:ilvl="2" w:tentative="1">
-      <w:start w:val="1"/>
-      <w:numFmt w:val="bullet"/>
-      <w:lvlText w:val=""/>
-      <w:lvlJc w:val="left"/>
-      <w:pPr>
-        <w:tabs>
-          <w:tab w:val="num" w:pos="2160"/>
-        </w:tabs>
-        <w:ind w:left="2160" w:hanging="360"/>
-      </w:pPr>
-      <w:rPr>
-        <w:rFonts w:ascii="Wingdings" w:hAnsi="Wingdings" w:hint="default"/>
-        <w:sz w:val="20"/>
-      </w:rPr>
-    </w:lvl>
-    <w:lvl w:ilvl="3" w:tentative="1">
-      <w:start w:val="1"/>
-      <w:numFmt w:val="bullet"/>
-      <w:lvlText w:val=""/>
-      <w:lvlJc w:val="left"/>
-      <w:pPr>
-        <w:tabs>
-          <w:tab w:val="num" w:pos="2880"/>
-        </w:tabs>
-        <w:ind w:left="2880" w:hanging="360"/>
-      </w:pPr>
-      <w:rPr>
-        <w:rFonts w:ascii="Wingdings" w:hAnsi="Wingdings" w:hint="default"/>
-        <w:sz w:val="20"/>
-      </w:rPr>
-    </w:lvl>
-    <w:lvl w:ilvl="4" w:tentative="1">
-      <w:start w:val="1"/>
-      <w:numFmt w:val="bullet"/>
-      <w:lvlText w:val=""/>
-      <w:lvlJc w:val="left"/>
-      <w:pPr>
-        <w:tabs>
-          <w:tab w:val="num" w:pos="3600"/>
-        </w:tabs>
-        <w:ind w:left="3600" w:hanging="360"/>
-      </w:pPr>
-      <w:rPr>
-        <w:rFonts w:ascii="Wingdings" w:hAnsi="Wingdings" w:hint="default"/>
-        <w:sz w:val="20"/>
-      </w:rPr>
-    </w:lvl>
-    <w:lvl w:ilvl="5" w:tentative="1">
-      <w:start w:val="1"/>
-      <w:numFmt w:val="bullet"/>
-      <w:lvlText w:val=""/>
-      <w:lvlJc w:val="left"/>
-      <w:pPr>
-        <w:tabs>
-          <w:tab w:val="num" w:pos="4320"/>
-        </w:tabs>
-        <w:ind w:left="4320" w:hanging="360"/>
-      </w:pPr>
-      <w:rPr>
-        <w:rFonts w:ascii="Wingdings" w:hAnsi="Wingdings" w:hint="default"/>
-        <w:sz w:val="20"/>
-      </w:rPr>
-    </w:lvl>
-    <w:lvl w:ilvl="6" w:tentative="1">
-      <w:start w:val="1"/>
-      <w:numFmt w:val="bullet"/>
-      <w:lvlText w:val=""/>
-      <w:lvlJc w:val="left"/>
-      <w:pPr>
-        <w:tabs>
-          <w:tab w:val="num" w:pos="5040"/>
-        </w:tabs>
-        <w:ind w:left="5040" w:hanging="360"/>
-      </w:pPr>
-      <w:rPr>
-        <w:rFonts w:ascii="Wingdings" w:hAnsi="Wingdings" w:hint="default"/>
-        <w:sz w:val="20"/>
-      </w:rPr>
-    </w:lvl>
-    <w:lvl w:ilvl="7" w:tentative="1">
-      <w:start w:val="1"/>
-      <w:numFmt w:val="bullet"/>
-      <w:lvlText w:val=""/>
-      <w:lvlJc w:val="left"/>
-      <w:pPr>
-        <w:tabs>
-          <w:tab w:val="num" w:pos="5760"/>
-        </w:tabs>
-        <w:ind w:left="5760" w:hanging="360"/>
-      </w:pPr>
-      <w:rPr>
-        <w:rFonts w:ascii="Wingdings" w:hAnsi="Wingdings" w:hint="default"/>
-        <w:sz w:val="20"/>
-      </w:rPr>
-    </w:lvl>
-    <w:lvl w:ilvl="8" w:tentative="1">
-      <w:start w:val="1"/>
-      <w:numFmt w:val="bullet"/>
-      <w:lvlText w:val=""/>
-      <w:lvlJc w:val="left"/>
-      <w:pPr>
-        <w:tabs>
-          <w:tab w:val="num" w:pos="6480"/>
-        </w:tabs>
-        <w:ind w:left="6480" w:hanging="360"/>
-      </w:pPr>
-      <w:rPr>
-        <w:rFonts w:ascii="Wingdings" w:hAnsi="Wingdings" w:hint="default"/>
-        <w:sz w:val="20"/>
-      </w:rPr>
-    </w:lvl>
-  </w:abstractNum>
-  <w:abstractNum w:abstractNumId="10" w15:restartNumberingAfterBreak="0">
+  <w:abstractNum w:abstractNumId="6" w15:restartNumberingAfterBreak="0">
     <w:nsid w:val="1E1F3098"/>
     <w:multiLevelType w:val="multilevel"/>
     <w:tmpl w:val="C3CE2C5C"/>
@@ -3906,156 +3000,7 @@
       </w:rPr>
     </w:lvl>
   </w:abstractNum>
-  <w:abstractNum w:abstractNumId="11" w15:restartNumberingAfterBreak="0">
-    <w:nsid w:val="1E514666"/>
-    <w:multiLevelType w:val="multilevel"/>
-    <w:tmpl w:val="E6D05E9C"/>
-    <w:lvl w:ilvl="0">
-      <w:start w:val="1"/>
-      <w:numFmt w:val="bullet"/>
-      <w:lvlText w:val=""/>
-      <w:lvlJc w:val="left"/>
-      <w:pPr>
-        <w:tabs>
-          <w:tab w:val="num" w:pos="720"/>
-        </w:tabs>
-        <w:ind w:left="720" w:hanging="360"/>
-      </w:pPr>
-      <w:rPr>
-        <w:rFonts w:ascii="Symbol" w:hAnsi="Symbol" w:hint="default"/>
-        <w:sz w:val="20"/>
-      </w:rPr>
-    </w:lvl>
-    <w:lvl w:ilvl="1" w:tentative="1">
-      <w:start w:val="1"/>
-      <w:numFmt w:val="bullet"/>
-      <w:lvlText w:val="o"/>
-      <w:lvlJc w:val="left"/>
-      <w:pPr>
-        <w:tabs>
-          <w:tab w:val="num" w:pos="1440"/>
-        </w:tabs>
-        <w:ind w:left="1440" w:hanging="360"/>
-      </w:pPr>
-      <w:rPr>
-        <w:rFonts w:ascii="Courier New" w:hAnsi="Courier New" w:hint="default"/>
-        <w:sz w:val="20"/>
-      </w:rPr>
-    </w:lvl>
-    <w:lvl w:ilvl="2" w:tentative="1">
-      <w:start w:val="1"/>
-      <w:numFmt w:val="bullet"/>
-      <w:lvlText w:val=""/>
-      <w:lvlJc w:val="left"/>
-      <w:pPr>
-        <w:tabs>
-          <w:tab w:val="num" w:pos="2160"/>
-        </w:tabs>
-        <w:ind w:left="2160" w:hanging="360"/>
-      </w:pPr>
-      <w:rPr>
-        <w:rFonts w:ascii="Wingdings" w:hAnsi="Wingdings" w:hint="default"/>
-        <w:sz w:val="20"/>
-      </w:rPr>
-    </w:lvl>
-    <w:lvl w:ilvl="3" w:tentative="1">
-      <w:start w:val="1"/>
-      <w:numFmt w:val="bullet"/>
-      <w:lvlText w:val=""/>
-      <w:lvlJc w:val="left"/>
-      <w:pPr>
-        <w:tabs>
-          <w:tab w:val="num" w:pos="2880"/>
-        </w:tabs>
-        <w:ind w:left="2880" w:hanging="360"/>
-      </w:pPr>
-      <w:rPr>
-        <w:rFonts w:ascii="Wingdings" w:hAnsi="Wingdings" w:hint="default"/>
-        <w:sz w:val="20"/>
-      </w:rPr>
-    </w:lvl>
-    <w:lvl w:ilvl="4" w:tentative="1">
-      <w:start w:val="1"/>
-      <w:numFmt w:val="bullet"/>
-      <w:lvlText w:val=""/>
-      <w:lvlJc w:val="left"/>
-      <w:pPr>
-        <w:tabs>
-          <w:tab w:val="num" w:pos="3600"/>
-        </w:tabs>
-        <w:ind w:left="3600" w:hanging="360"/>
-      </w:pPr>
-      <w:rPr>
-        <w:rFonts w:ascii="Wingdings" w:hAnsi="Wingdings" w:hint="default"/>
-        <w:sz w:val="20"/>
-      </w:rPr>
-    </w:lvl>
-    <w:lvl w:ilvl="5" w:tentative="1">
-      <w:start w:val="1"/>
-      <w:numFmt w:val="bullet"/>
-      <w:lvlText w:val=""/>
-      <w:lvlJc w:val="left"/>
-      <w:pPr>
-        <w:tabs>
-          <w:tab w:val="num" w:pos="4320"/>
-        </w:tabs>
-        <w:ind w:left="4320" w:hanging="360"/>
-      </w:pPr>
-      <w:rPr>
-        <w:rFonts w:ascii="Wingdings" w:hAnsi="Wingdings" w:hint="default"/>
-        <w:sz w:val="20"/>
-      </w:rPr>
-    </w:lvl>
-    <w:lvl w:ilvl="6" w:tentative="1">
-      <w:start w:val="1"/>
-      <w:numFmt w:val="bullet"/>
-      <w:lvlText w:val=""/>
-      <w:lvlJc w:val="left"/>
-      <w:pPr>
-        <w:tabs>
-          <w:tab w:val="num" w:pos="5040"/>
-        </w:tabs>
-        <w:ind w:left="5040" w:hanging="360"/>
-      </w:pPr>
-      <w:rPr>
-        <w:rFonts w:ascii="Wingdings" w:hAnsi="Wingdings" w:hint="default"/>
-        <w:sz w:val="20"/>
-      </w:rPr>
-    </w:lvl>
-    <w:lvl w:ilvl="7" w:tentative="1">
-      <w:start w:val="1"/>
-      <w:numFmt w:val="bullet"/>
-      <w:lvlText w:val=""/>
-      <w:lvlJc w:val="left"/>
-      <w:pPr>
-        <w:tabs>
-          <w:tab w:val="num" w:pos="5760"/>
-        </w:tabs>
-        <w:ind w:left="5760" w:hanging="360"/>
-      </w:pPr>
-      <w:rPr>
-        <w:rFonts w:ascii="Wingdings" w:hAnsi="Wingdings" w:hint="default"/>
-        <w:sz w:val="20"/>
-      </w:rPr>
-    </w:lvl>
-    <w:lvl w:ilvl="8" w:tentative="1">
-      <w:start w:val="1"/>
-      <w:numFmt w:val="bullet"/>
-      <w:lvlText w:val=""/>
-      <w:lvlJc w:val="left"/>
-      <w:pPr>
-        <w:tabs>
-          <w:tab w:val="num" w:pos="6480"/>
-        </w:tabs>
-        <w:ind w:left="6480" w:hanging="360"/>
-      </w:pPr>
-      <w:rPr>
-        <w:rFonts w:ascii="Wingdings" w:hAnsi="Wingdings" w:hint="default"/>
-        <w:sz w:val="20"/>
-      </w:rPr>
-    </w:lvl>
-  </w:abstractNum>
-  <w:abstractNum w:abstractNumId="12" w15:restartNumberingAfterBreak="0">
+  <w:abstractNum w:abstractNumId="7" w15:restartNumberingAfterBreak="0">
     <w:nsid w:val="20865C38"/>
     <w:multiLevelType w:val="multilevel"/>
     <w:tmpl w:val="20A81206"/>
@@ -4204,422 +3149,7 @@
       </w:rPr>
     </w:lvl>
   </w:abstractNum>
-  <w:abstractNum w:abstractNumId="13" w15:restartNumberingAfterBreak="0">
-    <w:nsid w:val="21155E72"/>
-    <w:multiLevelType w:val="multilevel"/>
-    <w:tmpl w:val="FF7E22F6"/>
-    <w:lvl w:ilvl="0">
-      <w:start w:val="1"/>
-      <w:numFmt w:val="bullet"/>
-      <w:lvlText w:val=""/>
-      <w:lvlJc w:val="left"/>
-      <w:pPr>
-        <w:tabs>
-          <w:tab w:val="num" w:pos="720"/>
-        </w:tabs>
-        <w:ind w:left="720" w:hanging="360"/>
-      </w:pPr>
-      <w:rPr>
-        <w:rFonts w:ascii="Symbol" w:hAnsi="Symbol" w:hint="default"/>
-        <w:sz w:val="20"/>
-      </w:rPr>
-    </w:lvl>
-    <w:lvl w:ilvl="1" w:tentative="1">
-      <w:start w:val="1"/>
-      <w:numFmt w:val="bullet"/>
-      <w:lvlText w:val="o"/>
-      <w:lvlJc w:val="left"/>
-      <w:pPr>
-        <w:tabs>
-          <w:tab w:val="num" w:pos="1440"/>
-        </w:tabs>
-        <w:ind w:left="1440" w:hanging="360"/>
-      </w:pPr>
-      <w:rPr>
-        <w:rFonts w:ascii="Courier New" w:hAnsi="Courier New" w:hint="default"/>
-        <w:sz w:val="20"/>
-      </w:rPr>
-    </w:lvl>
-    <w:lvl w:ilvl="2" w:tentative="1">
-      <w:start w:val="1"/>
-      <w:numFmt w:val="bullet"/>
-      <w:lvlText w:val=""/>
-      <w:lvlJc w:val="left"/>
-      <w:pPr>
-        <w:tabs>
-          <w:tab w:val="num" w:pos="2160"/>
-        </w:tabs>
-        <w:ind w:left="2160" w:hanging="360"/>
-      </w:pPr>
-      <w:rPr>
-        <w:rFonts w:ascii="Wingdings" w:hAnsi="Wingdings" w:hint="default"/>
-        <w:sz w:val="20"/>
-      </w:rPr>
-    </w:lvl>
-    <w:lvl w:ilvl="3" w:tentative="1">
-      <w:start w:val="1"/>
-      <w:numFmt w:val="bullet"/>
-      <w:lvlText w:val=""/>
-      <w:lvlJc w:val="left"/>
-      <w:pPr>
-        <w:tabs>
-          <w:tab w:val="num" w:pos="2880"/>
-        </w:tabs>
-        <w:ind w:left="2880" w:hanging="360"/>
-      </w:pPr>
-      <w:rPr>
-        <w:rFonts w:ascii="Wingdings" w:hAnsi="Wingdings" w:hint="default"/>
-        <w:sz w:val="20"/>
-      </w:rPr>
-    </w:lvl>
-    <w:lvl w:ilvl="4" w:tentative="1">
-      <w:start w:val="1"/>
-      <w:numFmt w:val="bullet"/>
-      <w:lvlText w:val=""/>
-      <w:lvlJc w:val="left"/>
-      <w:pPr>
-        <w:tabs>
-          <w:tab w:val="num" w:pos="3600"/>
-        </w:tabs>
-        <w:ind w:left="3600" w:hanging="360"/>
-      </w:pPr>
-      <w:rPr>
-        <w:rFonts w:ascii="Wingdings" w:hAnsi="Wingdings" w:hint="default"/>
-        <w:sz w:val="20"/>
-      </w:rPr>
-    </w:lvl>
-    <w:lvl w:ilvl="5" w:tentative="1">
-      <w:start w:val="1"/>
-      <w:numFmt w:val="bullet"/>
-      <w:lvlText w:val=""/>
-      <w:lvlJc w:val="left"/>
-      <w:pPr>
-        <w:tabs>
-          <w:tab w:val="num" w:pos="4320"/>
-        </w:tabs>
-        <w:ind w:left="4320" w:hanging="360"/>
-      </w:pPr>
-      <w:rPr>
-        <w:rFonts w:ascii="Wingdings" w:hAnsi="Wingdings" w:hint="default"/>
-        <w:sz w:val="20"/>
-      </w:rPr>
-    </w:lvl>
-    <w:lvl w:ilvl="6" w:tentative="1">
-      <w:start w:val="1"/>
-      <w:numFmt w:val="bullet"/>
-      <w:lvlText w:val=""/>
-      <w:lvlJc w:val="left"/>
-      <w:pPr>
-        <w:tabs>
-          <w:tab w:val="num" w:pos="5040"/>
-        </w:tabs>
-        <w:ind w:left="5040" w:hanging="360"/>
-      </w:pPr>
-      <w:rPr>
-        <w:rFonts w:ascii="Wingdings" w:hAnsi="Wingdings" w:hint="default"/>
-        <w:sz w:val="20"/>
-      </w:rPr>
-    </w:lvl>
-    <w:lvl w:ilvl="7" w:tentative="1">
-      <w:start w:val="1"/>
-      <w:numFmt w:val="bullet"/>
-      <w:lvlText w:val=""/>
-      <w:lvlJc w:val="left"/>
-      <w:pPr>
-        <w:tabs>
-          <w:tab w:val="num" w:pos="5760"/>
-        </w:tabs>
-        <w:ind w:left="5760" w:hanging="360"/>
-      </w:pPr>
-      <w:rPr>
-        <w:rFonts w:ascii="Wingdings" w:hAnsi="Wingdings" w:hint="default"/>
-        <w:sz w:val="20"/>
-      </w:rPr>
-    </w:lvl>
-    <w:lvl w:ilvl="8" w:tentative="1">
-      <w:start w:val="1"/>
-      <w:numFmt w:val="bullet"/>
-      <w:lvlText w:val=""/>
-      <w:lvlJc w:val="left"/>
-      <w:pPr>
-        <w:tabs>
-          <w:tab w:val="num" w:pos="6480"/>
-        </w:tabs>
-        <w:ind w:left="6480" w:hanging="360"/>
-      </w:pPr>
-      <w:rPr>
-        <w:rFonts w:ascii="Wingdings" w:hAnsi="Wingdings" w:hint="default"/>
-        <w:sz w:val="20"/>
-      </w:rPr>
-    </w:lvl>
-  </w:abstractNum>
-  <w:abstractNum w:abstractNumId="14" w15:restartNumberingAfterBreak="0">
-    <w:nsid w:val="215564DC"/>
-    <w:multiLevelType w:val="multilevel"/>
-    <w:tmpl w:val="3552EB58"/>
-    <w:lvl w:ilvl="0">
-      <w:start w:val="1"/>
-      <w:numFmt w:val="bullet"/>
-      <w:lvlText w:val=""/>
-      <w:lvlJc w:val="left"/>
-      <w:pPr>
-        <w:tabs>
-          <w:tab w:val="num" w:pos="720"/>
-        </w:tabs>
-        <w:ind w:left="720" w:hanging="360"/>
-      </w:pPr>
-      <w:rPr>
-        <w:rFonts w:ascii="Symbol" w:hAnsi="Symbol" w:hint="default"/>
-        <w:sz w:val="20"/>
-      </w:rPr>
-    </w:lvl>
-    <w:lvl w:ilvl="1" w:tentative="1">
-      <w:start w:val="1"/>
-      <w:numFmt w:val="bullet"/>
-      <w:lvlText w:val="o"/>
-      <w:lvlJc w:val="left"/>
-      <w:pPr>
-        <w:tabs>
-          <w:tab w:val="num" w:pos="1440"/>
-        </w:tabs>
-        <w:ind w:left="1440" w:hanging="360"/>
-      </w:pPr>
-      <w:rPr>
-        <w:rFonts w:ascii="Courier New" w:hAnsi="Courier New" w:hint="default"/>
-        <w:sz w:val="20"/>
-      </w:rPr>
-    </w:lvl>
-    <w:lvl w:ilvl="2" w:tentative="1">
-      <w:start w:val="1"/>
-      <w:numFmt w:val="bullet"/>
-      <w:lvlText w:val=""/>
-      <w:lvlJc w:val="left"/>
-      <w:pPr>
-        <w:tabs>
-          <w:tab w:val="num" w:pos="2160"/>
-        </w:tabs>
-        <w:ind w:left="2160" w:hanging="360"/>
-      </w:pPr>
-      <w:rPr>
-        <w:rFonts w:ascii="Wingdings" w:hAnsi="Wingdings" w:hint="default"/>
-        <w:sz w:val="20"/>
-      </w:rPr>
-    </w:lvl>
-    <w:lvl w:ilvl="3" w:tentative="1">
-      <w:start w:val="1"/>
-      <w:numFmt w:val="bullet"/>
-      <w:lvlText w:val=""/>
-      <w:lvlJc w:val="left"/>
-      <w:pPr>
-        <w:tabs>
-          <w:tab w:val="num" w:pos="2880"/>
-        </w:tabs>
-        <w:ind w:left="2880" w:hanging="360"/>
-      </w:pPr>
-      <w:rPr>
-        <w:rFonts w:ascii="Wingdings" w:hAnsi="Wingdings" w:hint="default"/>
-        <w:sz w:val="20"/>
-      </w:rPr>
-    </w:lvl>
-    <w:lvl w:ilvl="4" w:tentative="1">
-      <w:start w:val="1"/>
-      <w:numFmt w:val="bullet"/>
-      <w:lvlText w:val=""/>
-      <w:lvlJc w:val="left"/>
-      <w:pPr>
-        <w:tabs>
-          <w:tab w:val="num" w:pos="3600"/>
-        </w:tabs>
-        <w:ind w:left="3600" w:hanging="360"/>
-      </w:pPr>
-      <w:rPr>
-        <w:rFonts w:ascii="Wingdings" w:hAnsi="Wingdings" w:hint="default"/>
-        <w:sz w:val="20"/>
-      </w:rPr>
-    </w:lvl>
-    <w:lvl w:ilvl="5" w:tentative="1">
-      <w:start w:val="1"/>
-      <w:numFmt w:val="bullet"/>
-      <w:lvlText w:val=""/>
-      <w:lvlJc w:val="left"/>
-      <w:pPr>
-        <w:tabs>
-          <w:tab w:val="num" w:pos="4320"/>
-        </w:tabs>
-        <w:ind w:left="4320" w:hanging="360"/>
-      </w:pPr>
-      <w:rPr>
-        <w:rFonts w:ascii="Wingdings" w:hAnsi="Wingdings" w:hint="default"/>
-        <w:sz w:val="20"/>
-      </w:rPr>
-    </w:lvl>
-    <w:lvl w:ilvl="6" w:tentative="1">
-      <w:start w:val="1"/>
-      <w:numFmt w:val="bullet"/>
-      <w:lvlText w:val=""/>
-      <w:lvlJc w:val="left"/>
-      <w:pPr>
-        <w:tabs>
-          <w:tab w:val="num" w:pos="5040"/>
-        </w:tabs>
-        <w:ind w:left="5040" w:hanging="360"/>
-      </w:pPr>
-      <w:rPr>
-        <w:rFonts w:ascii="Wingdings" w:hAnsi="Wingdings" w:hint="default"/>
-        <w:sz w:val="20"/>
-      </w:rPr>
-    </w:lvl>
-    <w:lvl w:ilvl="7" w:tentative="1">
-      <w:start w:val="1"/>
-      <w:numFmt w:val="bullet"/>
-      <w:lvlText w:val=""/>
-      <w:lvlJc w:val="left"/>
-      <w:pPr>
-        <w:tabs>
-          <w:tab w:val="num" w:pos="5760"/>
-        </w:tabs>
-        <w:ind w:left="5760" w:hanging="360"/>
-      </w:pPr>
-      <w:rPr>
-        <w:rFonts w:ascii="Wingdings" w:hAnsi="Wingdings" w:hint="default"/>
-        <w:sz w:val="20"/>
-      </w:rPr>
-    </w:lvl>
-    <w:lvl w:ilvl="8" w:tentative="1">
-      <w:start w:val="1"/>
-      <w:numFmt w:val="bullet"/>
-      <w:lvlText w:val=""/>
-      <w:lvlJc w:val="left"/>
-      <w:pPr>
-        <w:tabs>
-          <w:tab w:val="num" w:pos="6480"/>
-        </w:tabs>
-        <w:ind w:left="6480" w:hanging="360"/>
-      </w:pPr>
-      <w:rPr>
-        <w:rFonts w:ascii="Wingdings" w:hAnsi="Wingdings" w:hint="default"/>
-        <w:sz w:val="20"/>
-      </w:rPr>
-    </w:lvl>
-  </w:abstractNum>
-  <w:abstractNum w:abstractNumId="15" w15:restartNumberingAfterBreak="0">
-    <w:nsid w:val="26793A31"/>
-    <w:multiLevelType w:val="multilevel"/>
-    <w:tmpl w:val="49E2BF4C"/>
-    <w:lvl w:ilvl="0">
-      <w:start w:val="1"/>
-      <w:numFmt w:val="decimal"/>
-      <w:lvlText w:val="%1."/>
-      <w:lvlJc w:val="left"/>
-      <w:pPr>
-        <w:tabs>
-          <w:tab w:val="num" w:pos="720"/>
-        </w:tabs>
-        <w:ind w:left="720" w:hanging="360"/>
-      </w:pPr>
-    </w:lvl>
-    <w:lvl w:ilvl="1">
-      <w:start w:val="1"/>
-      <w:numFmt w:val="bullet"/>
-      <w:lvlText w:val="o"/>
-      <w:lvlJc w:val="left"/>
-      <w:pPr>
-        <w:tabs>
-          <w:tab w:val="num" w:pos="1440"/>
-        </w:tabs>
-        <w:ind w:left="1440" w:hanging="360"/>
-      </w:pPr>
-      <w:rPr>
-        <w:rFonts w:ascii="Courier New" w:hAnsi="Courier New" w:hint="default"/>
-        <w:sz w:val="20"/>
-      </w:rPr>
-    </w:lvl>
-    <w:lvl w:ilvl="2" w:tentative="1">
-      <w:start w:val="1"/>
-      <w:numFmt w:val="decimal"/>
-      <w:lvlText w:val="%3."/>
-      <w:lvlJc w:val="left"/>
-      <w:pPr>
-        <w:tabs>
-          <w:tab w:val="num" w:pos="2160"/>
-        </w:tabs>
-        <w:ind w:left="2160" w:hanging="360"/>
-      </w:pPr>
-    </w:lvl>
-    <w:lvl w:ilvl="3" w:tentative="1">
-      <w:start w:val="1"/>
-      <w:numFmt w:val="decimal"/>
-      <w:lvlText w:val="%4."/>
-      <w:lvlJc w:val="left"/>
-      <w:pPr>
-        <w:tabs>
-          <w:tab w:val="num" w:pos="2880"/>
-        </w:tabs>
-        <w:ind w:left="2880" w:hanging="360"/>
-      </w:pPr>
-    </w:lvl>
-    <w:lvl w:ilvl="4" w:tentative="1">
-      <w:start w:val="1"/>
-      <w:numFmt w:val="decimal"/>
-      <w:lvlText w:val="%5."/>
-      <w:lvlJc w:val="left"/>
-      <w:pPr>
-        <w:tabs>
-          <w:tab w:val="num" w:pos="3600"/>
-        </w:tabs>
-        <w:ind w:left="3600" w:hanging="360"/>
-      </w:pPr>
-    </w:lvl>
-    <w:lvl w:ilvl="5" w:tentative="1">
-      <w:start w:val="1"/>
-      <w:numFmt w:val="decimal"/>
-      <w:lvlText w:val="%6."/>
-      <w:lvlJc w:val="left"/>
-      <w:pPr>
-        <w:tabs>
-          <w:tab w:val="num" w:pos="4320"/>
-        </w:tabs>
-        <w:ind w:left="4320" w:hanging="360"/>
-      </w:pPr>
-    </w:lvl>
-    <w:lvl w:ilvl="6" w:tentative="1">
-      <w:start w:val="1"/>
-      <w:numFmt w:val="decimal"/>
-      <w:lvlText w:val="%7."/>
-      <w:lvlJc w:val="left"/>
-      <w:pPr>
-        <w:tabs>
-          <w:tab w:val="num" w:pos="5040"/>
-        </w:tabs>
-        <w:ind w:left="5040" w:hanging="360"/>
-      </w:pPr>
-    </w:lvl>
-    <w:lvl w:ilvl="7" w:tentative="1">
-      <w:start w:val="1"/>
-      <w:numFmt w:val="decimal"/>
-      <w:lvlText w:val="%8."/>
-      <w:lvlJc w:val="left"/>
-      <w:pPr>
-        <w:tabs>
-          <w:tab w:val="num" w:pos="5760"/>
-        </w:tabs>
-        <w:ind w:left="5760" w:hanging="360"/>
-      </w:pPr>
-    </w:lvl>
-    <w:lvl w:ilvl="8" w:tentative="1">
-      <w:start w:val="1"/>
-      <w:numFmt w:val="decimal"/>
-      <w:lvlText w:val="%9."/>
-      <w:lvlJc w:val="left"/>
-      <w:pPr>
-        <w:tabs>
-          <w:tab w:val="num" w:pos="6480"/>
-        </w:tabs>
-        <w:ind w:left="6480" w:hanging="360"/>
-      </w:pPr>
-    </w:lvl>
-  </w:abstractNum>
-  <w:abstractNum w:abstractNumId="16" w15:restartNumberingAfterBreak="0">
+  <w:abstractNum w:abstractNumId="8" w15:restartNumberingAfterBreak="0">
     <w:nsid w:val="26BA6C4E"/>
     <w:multiLevelType w:val="multilevel"/>
     <w:tmpl w:val="6E226AD8"/>
@@ -4732,7 +3262,7 @@
       </w:pPr>
     </w:lvl>
   </w:abstractNum>
-  <w:abstractNum w:abstractNumId="17" w15:restartNumberingAfterBreak="0">
+  <w:abstractNum w:abstractNumId="9" w15:restartNumberingAfterBreak="0">
     <w:nsid w:val="27D12858"/>
     <w:multiLevelType w:val="multilevel"/>
     <w:tmpl w:val="E3E2D240"/>
@@ -4881,7 +3411,7 @@
       </w:rPr>
     </w:lvl>
   </w:abstractNum>
-  <w:abstractNum w:abstractNumId="18" w15:restartNumberingAfterBreak="0">
+  <w:abstractNum w:abstractNumId="10" w15:restartNumberingAfterBreak="0">
     <w:nsid w:val="280510CF"/>
     <w:multiLevelType w:val="multilevel"/>
     <w:tmpl w:val="1A1E6AF4"/>
@@ -4994,156 +3524,7 @@
       </w:pPr>
     </w:lvl>
   </w:abstractNum>
-  <w:abstractNum w:abstractNumId="19" w15:restartNumberingAfterBreak="0">
-    <w:nsid w:val="295D0BB8"/>
-    <w:multiLevelType w:val="multilevel"/>
-    <w:tmpl w:val="9324788E"/>
-    <w:lvl w:ilvl="0">
-      <w:start w:val="1"/>
-      <w:numFmt w:val="bullet"/>
-      <w:lvlText w:val=""/>
-      <w:lvlJc w:val="left"/>
-      <w:pPr>
-        <w:tabs>
-          <w:tab w:val="num" w:pos="720"/>
-        </w:tabs>
-        <w:ind w:left="720" w:hanging="360"/>
-      </w:pPr>
-      <w:rPr>
-        <w:rFonts w:ascii="Symbol" w:hAnsi="Symbol" w:hint="default"/>
-        <w:sz w:val="20"/>
-      </w:rPr>
-    </w:lvl>
-    <w:lvl w:ilvl="1" w:tentative="1">
-      <w:start w:val="1"/>
-      <w:numFmt w:val="bullet"/>
-      <w:lvlText w:val="o"/>
-      <w:lvlJc w:val="left"/>
-      <w:pPr>
-        <w:tabs>
-          <w:tab w:val="num" w:pos="1440"/>
-        </w:tabs>
-        <w:ind w:left="1440" w:hanging="360"/>
-      </w:pPr>
-      <w:rPr>
-        <w:rFonts w:ascii="Courier New" w:hAnsi="Courier New" w:hint="default"/>
-        <w:sz w:val="20"/>
-      </w:rPr>
-    </w:lvl>
-    <w:lvl w:ilvl="2" w:tentative="1">
-      <w:start w:val="1"/>
-      <w:numFmt w:val="bullet"/>
-      <w:lvlText w:val=""/>
-      <w:lvlJc w:val="left"/>
-      <w:pPr>
-        <w:tabs>
-          <w:tab w:val="num" w:pos="2160"/>
-        </w:tabs>
-        <w:ind w:left="2160" w:hanging="360"/>
-      </w:pPr>
-      <w:rPr>
-        <w:rFonts w:ascii="Wingdings" w:hAnsi="Wingdings" w:hint="default"/>
-        <w:sz w:val="20"/>
-      </w:rPr>
-    </w:lvl>
-    <w:lvl w:ilvl="3" w:tentative="1">
-      <w:start w:val="1"/>
-      <w:numFmt w:val="bullet"/>
-      <w:lvlText w:val=""/>
-      <w:lvlJc w:val="left"/>
-      <w:pPr>
-        <w:tabs>
-          <w:tab w:val="num" w:pos="2880"/>
-        </w:tabs>
-        <w:ind w:left="2880" w:hanging="360"/>
-      </w:pPr>
-      <w:rPr>
-        <w:rFonts w:ascii="Wingdings" w:hAnsi="Wingdings" w:hint="default"/>
-        <w:sz w:val="20"/>
-      </w:rPr>
-    </w:lvl>
-    <w:lvl w:ilvl="4" w:tentative="1">
-      <w:start w:val="1"/>
-      <w:numFmt w:val="bullet"/>
-      <w:lvlText w:val=""/>
-      <w:lvlJc w:val="left"/>
-      <w:pPr>
-        <w:tabs>
-          <w:tab w:val="num" w:pos="3600"/>
-        </w:tabs>
-        <w:ind w:left="3600" w:hanging="360"/>
-      </w:pPr>
-      <w:rPr>
-        <w:rFonts w:ascii="Wingdings" w:hAnsi="Wingdings" w:hint="default"/>
-        <w:sz w:val="20"/>
-      </w:rPr>
-    </w:lvl>
-    <w:lvl w:ilvl="5" w:tentative="1">
-      <w:start w:val="1"/>
-      <w:numFmt w:val="bullet"/>
-      <w:lvlText w:val=""/>
-      <w:lvlJc w:val="left"/>
-      <w:pPr>
-        <w:tabs>
-          <w:tab w:val="num" w:pos="4320"/>
-        </w:tabs>
-        <w:ind w:left="4320" w:hanging="360"/>
-      </w:pPr>
-      <w:rPr>
-        <w:rFonts w:ascii="Wingdings" w:hAnsi="Wingdings" w:hint="default"/>
-        <w:sz w:val="20"/>
-      </w:rPr>
-    </w:lvl>
-    <w:lvl w:ilvl="6" w:tentative="1">
-      <w:start w:val="1"/>
-      <w:numFmt w:val="bullet"/>
-      <w:lvlText w:val=""/>
-      <w:lvlJc w:val="left"/>
-      <w:pPr>
-        <w:tabs>
-          <w:tab w:val="num" w:pos="5040"/>
-        </w:tabs>
-        <w:ind w:left="5040" w:hanging="360"/>
-      </w:pPr>
-      <w:rPr>
-        <w:rFonts w:ascii="Wingdings" w:hAnsi="Wingdings" w:hint="default"/>
-        <w:sz w:val="20"/>
-      </w:rPr>
-    </w:lvl>
-    <w:lvl w:ilvl="7" w:tentative="1">
-      <w:start w:val="1"/>
-      <w:numFmt w:val="bullet"/>
-      <w:lvlText w:val=""/>
-      <w:lvlJc w:val="left"/>
-      <w:pPr>
-        <w:tabs>
-          <w:tab w:val="num" w:pos="5760"/>
-        </w:tabs>
-        <w:ind w:left="5760" w:hanging="360"/>
-      </w:pPr>
-      <w:rPr>
-        <w:rFonts w:ascii="Wingdings" w:hAnsi="Wingdings" w:hint="default"/>
-        <w:sz w:val="20"/>
-      </w:rPr>
-    </w:lvl>
-    <w:lvl w:ilvl="8" w:tentative="1">
-      <w:start w:val="1"/>
-      <w:numFmt w:val="bullet"/>
-      <w:lvlText w:val=""/>
-      <w:lvlJc w:val="left"/>
-      <w:pPr>
-        <w:tabs>
-          <w:tab w:val="num" w:pos="6480"/>
-        </w:tabs>
-        <w:ind w:left="6480" w:hanging="360"/>
-      </w:pPr>
-      <w:rPr>
-        <w:rFonts w:ascii="Wingdings" w:hAnsi="Wingdings" w:hint="default"/>
-        <w:sz w:val="20"/>
-      </w:rPr>
-    </w:lvl>
-  </w:abstractNum>
-  <w:abstractNum w:abstractNumId="20" w15:restartNumberingAfterBreak="0">
+  <w:abstractNum w:abstractNumId="11" w15:restartNumberingAfterBreak="0">
     <w:nsid w:val="2DC9440D"/>
     <w:multiLevelType w:val="multilevel"/>
     <w:tmpl w:val="B06EE31A"/>
@@ -5256,7 +3637,7 @@
       </w:pPr>
     </w:lvl>
   </w:abstractNum>
-  <w:abstractNum w:abstractNumId="21" w15:restartNumberingAfterBreak="0">
+  <w:abstractNum w:abstractNumId="12" w15:restartNumberingAfterBreak="0">
     <w:nsid w:val="2ED678EF"/>
     <w:multiLevelType w:val="multilevel"/>
     <w:tmpl w:val="7BEEF3E4"/>
@@ -5405,119 +3786,7 @@
       </w:rPr>
     </w:lvl>
   </w:abstractNum>
-  <w:abstractNum w:abstractNumId="22" w15:restartNumberingAfterBreak="0">
-    <w:nsid w:val="2F5209A4"/>
-    <w:multiLevelType w:val="hybridMultilevel"/>
-    <w:tmpl w:val="F4F86CDC"/>
-    <w:lvl w:ilvl="0" w:tplc="13EED174">
-      <w:numFmt w:val="bullet"/>
-      <w:lvlText w:val="-"/>
-      <w:lvlJc w:val="left"/>
-      <w:pPr>
-        <w:ind w:left="720" w:hanging="360"/>
-      </w:pPr>
-      <w:rPr>
-        <w:rFonts w:ascii="Aptos" w:eastAsiaTheme="minorHAnsi" w:hAnsi="Aptos" w:cstheme="minorBidi" w:hint="default"/>
-      </w:rPr>
-    </w:lvl>
-    <w:lvl w:ilvl="1" w:tplc="04090003" w:tentative="1">
-      <w:start w:val="1"/>
-      <w:numFmt w:val="bullet"/>
-      <w:lvlText w:val="o"/>
-      <w:lvlJc w:val="left"/>
-      <w:pPr>
-        <w:ind w:left="1440" w:hanging="360"/>
-      </w:pPr>
-      <w:rPr>
-        <w:rFonts w:ascii="Courier New" w:hAnsi="Courier New" w:cs="Courier New" w:hint="default"/>
-      </w:rPr>
-    </w:lvl>
-    <w:lvl w:ilvl="2" w:tplc="04090005" w:tentative="1">
-      <w:start w:val="1"/>
-      <w:numFmt w:val="bullet"/>
-      <w:lvlText w:val=""/>
-      <w:lvlJc w:val="left"/>
-      <w:pPr>
-        <w:ind w:left="2160" w:hanging="360"/>
-      </w:pPr>
-      <w:rPr>
-        <w:rFonts w:ascii="Wingdings" w:hAnsi="Wingdings" w:hint="default"/>
-      </w:rPr>
-    </w:lvl>
-    <w:lvl w:ilvl="3" w:tplc="04090001" w:tentative="1">
-      <w:start w:val="1"/>
-      <w:numFmt w:val="bullet"/>
-      <w:lvlText w:val=""/>
-      <w:lvlJc w:val="left"/>
-      <w:pPr>
-        <w:ind w:left="2880" w:hanging="360"/>
-      </w:pPr>
-      <w:rPr>
-        <w:rFonts w:ascii="Symbol" w:hAnsi="Symbol" w:hint="default"/>
-      </w:rPr>
-    </w:lvl>
-    <w:lvl w:ilvl="4" w:tplc="04090003" w:tentative="1">
-      <w:start w:val="1"/>
-      <w:numFmt w:val="bullet"/>
-      <w:lvlText w:val="o"/>
-      <w:lvlJc w:val="left"/>
-      <w:pPr>
-        <w:ind w:left="3600" w:hanging="360"/>
-      </w:pPr>
-      <w:rPr>
-        <w:rFonts w:ascii="Courier New" w:hAnsi="Courier New" w:cs="Courier New" w:hint="default"/>
-      </w:rPr>
-    </w:lvl>
-    <w:lvl w:ilvl="5" w:tplc="04090005" w:tentative="1">
-      <w:start w:val="1"/>
-      <w:numFmt w:val="bullet"/>
-      <w:lvlText w:val=""/>
-      <w:lvlJc w:val="left"/>
-      <w:pPr>
-        <w:ind w:left="4320" w:hanging="360"/>
-      </w:pPr>
-      <w:rPr>
-        <w:rFonts w:ascii="Wingdings" w:hAnsi="Wingdings" w:hint="default"/>
-      </w:rPr>
-    </w:lvl>
-    <w:lvl w:ilvl="6" w:tplc="04090001" w:tentative="1">
-      <w:start w:val="1"/>
-      <w:numFmt w:val="bullet"/>
-      <w:lvlText w:val=""/>
-      <w:lvlJc w:val="left"/>
-      <w:pPr>
-        <w:ind w:left="5040" w:hanging="360"/>
-      </w:pPr>
-      <w:rPr>
-        <w:rFonts w:ascii="Symbol" w:hAnsi="Symbol" w:hint="default"/>
-      </w:rPr>
-    </w:lvl>
-    <w:lvl w:ilvl="7" w:tplc="04090003" w:tentative="1">
-      <w:start w:val="1"/>
-      <w:numFmt w:val="bullet"/>
-      <w:lvlText w:val="o"/>
-      <w:lvlJc w:val="left"/>
-      <w:pPr>
-        <w:ind w:left="5760" w:hanging="360"/>
-      </w:pPr>
-      <w:rPr>
-        <w:rFonts w:ascii="Courier New" w:hAnsi="Courier New" w:cs="Courier New" w:hint="default"/>
-      </w:rPr>
-    </w:lvl>
-    <w:lvl w:ilvl="8" w:tplc="04090005" w:tentative="1">
-      <w:start w:val="1"/>
-      <w:numFmt w:val="bullet"/>
-      <w:lvlText w:val=""/>
-      <w:lvlJc w:val="left"/>
-      <w:pPr>
-        <w:ind w:left="6480" w:hanging="360"/>
-      </w:pPr>
-      <w:rPr>
-        <w:rFonts w:ascii="Wingdings" w:hAnsi="Wingdings" w:hint="default"/>
-      </w:rPr>
-    </w:lvl>
-  </w:abstractNum>
-  <w:abstractNum w:abstractNumId="23" w15:restartNumberingAfterBreak="0">
+  <w:abstractNum w:abstractNumId="13" w15:restartNumberingAfterBreak="0">
     <w:nsid w:val="34374E58"/>
     <w:multiLevelType w:val="multilevel"/>
     <w:tmpl w:val="AF643BB2"/>
@@ -5666,156 +3935,7 @@
       </w:rPr>
     </w:lvl>
   </w:abstractNum>
-  <w:abstractNum w:abstractNumId="24" w15:restartNumberingAfterBreak="0">
-    <w:nsid w:val="36E77329"/>
-    <w:multiLevelType w:val="multilevel"/>
-    <w:tmpl w:val="9B4A12CC"/>
-    <w:lvl w:ilvl="0">
-      <w:start w:val="1"/>
-      <w:numFmt w:val="bullet"/>
-      <w:lvlText w:val=""/>
-      <w:lvlJc w:val="left"/>
-      <w:pPr>
-        <w:tabs>
-          <w:tab w:val="num" w:pos="720"/>
-        </w:tabs>
-        <w:ind w:left="720" w:hanging="360"/>
-      </w:pPr>
-      <w:rPr>
-        <w:rFonts w:ascii="Symbol" w:hAnsi="Symbol" w:hint="default"/>
-        <w:sz w:val="20"/>
-      </w:rPr>
-    </w:lvl>
-    <w:lvl w:ilvl="1" w:tentative="1">
-      <w:start w:val="1"/>
-      <w:numFmt w:val="bullet"/>
-      <w:lvlText w:val="o"/>
-      <w:lvlJc w:val="left"/>
-      <w:pPr>
-        <w:tabs>
-          <w:tab w:val="num" w:pos="1440"/>
-        </w:tabs>
-        <w:ind w:left="1440" w:hanging="360"/>
-      </w:pPr>
-      <w:rPr>
-        <w:rFonts w:ascii="Courier New" w:hAnsi="Courier New" w:hint="default"/>
-        <w:sz w:val="20"/>
-      </w:rPr>
-    </w:lvl>
-    <w:lvl w:ilvl="2" w:tentative="1">
-      <w:start w:val="1"/>
-      <w:numFmt w:val="bullet"/>
-      <w:lvlText w:val=""/>
-      <w:lvlJc w:val="left"/>
-      <w:pPr>
-        <w:tabs>
-          <w:tab w:val="num" w:pos="2160"/>
-        </w:tabs>
-        <w:ind w:left="2160" w:hanging="360"/>
-      </w:pPr>
-      <w:rPr>
-        <w:rFonts w:ascii="Wingdings" w:hAnsi="Wingdings" w:hint="default"/>
-        <w:sz w:val="20"/>
-      </w:rPr>
-    </w:lvl>
-    <w:lvl w:ilvl="3" w:tentative="1">
-      <w:start w:val="1"/>
-      <w:numFmt w:val="bullet"/>
-      <w:lvlText w:val=""/>
-      <w:lvlJc w:val="left"/>
-      <w:pPr>
-        <w:tabs>
-          <w:tab w:val="num" w:pos="2880"/>
-        </w:tabs>
-        <w:ind w:left="2880" w:hanging="360"/>
-      </w:pPr>
-      <w:rPr>
-        <w:rFonts w:ascii="Wingdings" w:hAnsi="Wingdings" w:hint="default"/>
-        <w:sz w:val="20"/>
-      </w:rPr>
-    </w:lvl>
-    <w:lvl w:ilvl="4" w:tentative="1">
-      <w:start w:val="1"/>
-      <w:numFmt w:val="bullet"/>
-      <w:lvlText w:val=""/>
-      <w:lvlJc w:val="left"/>
-      <w:pPr>
-        <w:tabs>
-          <w:tab w:val="num" w:pos="3600"/>
-        </w:tabs>
-        <w:ind w:left="3600" w:hanging="360"/>
-      </w:pPr>
-      <w:rPr>
-        <w:rFonts w:ascii="Wingdings" w:hAnsi="Wingdings" w:hint="default"/>
-        <w:sz w:val="20"/>
-      </w:rPr>
-    </w:lvl>
-    <w:lvl w:ilvl="5" w:tentative="1">
-      <w:start w:val="1"/>
-      <w:numFmt w:val="bullet"/>
-      <w:lvlText w:val=""/>
-      <w:lvlJc w:val="left"/>
-      <w:pPr>
-        <w:tabs>
-          <w:tab w:val="num" w:pos="4320"/>
-        </w:tabs>
-        <w:ind w:left="4320" w:hanging="360"/>
-      </w:pPr>
-      <w:rPr>
-        <w:rFonts w:ascii="Wingdings" w:hAnsi="Wingdings" w:hint="default"/>
-        <w:sz w:val="20"/>
-      </w:rPr>
-    </w:lvl>
-    <w:lvl w:ilvl="6" w:tentative="1">
-      <w:start w:val="1"/>
-      <w:numFmt w:val="bullet"/>
-      <w:lvlText w:val=""/>
-      <w:lvlJc w:val="left"/>
-      <w:pPr>
-        <w:tabs>
-          <w:tab w:val="num" w:pos="5040"/>
-        </w:tabs>
-        <w:ind w:left="5040" w:hanging="360"/>
-      </w:pPr>
-      <w:rPr>
-        <w:rFonts w:ascii="Wingdings" w:hAnsi="Wingdings" w:hint="default"/>
-        <w:sz w:val="20"/>
-      </w:rPr>
-    </w:lvl>
-    <w:lvl w:ilvl="7" w:tentative="1">
-      <w:start w:val="1"/>
-      <w:numFmt w:val="bullet"/>
-      <w:lvlText w:val=""/>
-      <w:lvlJc w:val="left"/>
-      <w:pPr>
-        <w:tabs>
-          <w:tab w:val="num" w:pos="5760"/>
-        </w:tabs>
-        <w:ind w:left="5760" w:hanging="360"/>
-      </w:pPr>
-      <w:rPr>
-        <w:rFonts w:ascii="Wingdings" w:hAnsi="Wingdings" w:hint="default"/>
-        <w:sz w:val="20"/>
-      </w:rPr>
-    </w:lvl>
-    <w:lvl w:ilvl="8" w:tentative="1">
-      <w:start w:val="1"/>
-      <w:numFmt w:val="bullet"/>
-      <w:lvlText w:val=""/>
-      <w:lvlJc w:val="left"/>
-      <w:pPr>
-        <w:tabs>
-          <w:tab w:val="num" w:pos="6480"/>
-        </w:tabs>
-        <w:ind w:left="6480" w:hanging="360"/>
-      </w:pPr>
-      <w:rPr>
-        <w:rFonts w:ascii="Wingdings" w:hAnsi="Wingdings" w:hint="default"/>
-        <w:sz w:val="20"/>
-      </w:rPr>
-    </w:lvl>
-  </w:abstractNum>
-  <w:abstractNum w:abstractNumId="25" w15:restartNumberingAfterBreak="0">
+  <w:abstractNum w:abstractNumId="14" w15:restartNumberingAfterBreak="0">
     <w:nsid w:val="37770C46"/>
     <w:multiLevelType w:val="multilevel"/>
     <w:tmpl w:val="2860684E"/>
@@ -5964,603 +4084,7 @@
       </w:rPr>
     </w:lvl>
   </w:abstractNum>
-  <w:abstractNum w:abstractNumId="26" w15:restartNumberingAfterBreak="0">
-    <w:nsid w:val="37CC5848"/>
-    <w:multiLevelType w:val="multilevel"/>
-    <w:tmpl w:val="289A2644"/>
-    <w:lvl w:ilvl="0">
-      <w:start w:val="1"/>
-      <w:numFmt w:val="bullet"/>
-      <w:lvlText w:val=""/>
-      <w:lvlJc w:val="left"/>
-      <w:pPr>
-        <w:tabs>
-          <w:tab w:val="num" w:pos="720"/>
-        </w:tabs>
-        <w:ind w:left="720" w:hanging="360"/>
-      </w:pPr>
-      <w:rPr>
-        <w:rFonts w:ascii="Symbol" w:hAnsi="Symbol" w:hint="default"/>
-        <w:sz w:val="20"/>
-      </w:rPr>
-    </w:lvl>
-    <w:lvl w:ilvl="1" w:tentative="1">
-      <w:start w:val="1"/>
-      <w:numFmt w:val="bullet"/>
-      <w:lvlText w:val="o"/>
-      <w:lvlJc w:val="left"/>
-      <w:pPr>
-        <w:tabs>
-          <w:tab w:val="num" w:pos="1440"/>
-        </w:tabs>
-        <w:ind w:left="1440" w:hanging="360"/>
-      </w:pPr>
-      <w:rPr>
-        <w:rFonts w:ascii="Courier New" w:hAnsi="Courier New" w:hint="default"/>
-        <w:sz w:val="20"/>
-      </w:rPr>
-    </w:lvl>
-    <w:lvl w:ilvl="2" w:tentative="1">
-      <w:start w:val="1"/>
-      <w:numFmt w:val="bullet"/>
-      <w:lvlText w:val=""/>
-      <w:lvlJc w:val="left"/>
-      <w:pPr>
-        <w:tabs>
-          <w:tab w:val="num" w:pos="2160"/>
-        </w:tabs>
-        <w:ind w:left="2160" w:hanging="360"/>
-      </w:pPr>
-      <w:rPr>
-        <w:rFonts w:ascii="Wingdings" w:hAnsi="Wingdings" w:hint="default"/>
-        <w:sz w:val="20"/>
-      </w:rPr>
-    </w:lvl>
-    <w:lvl w:ilvl="3" w:tentative="1">
-      <w:start w:val="1"/>
-      <w:numFmt w:val="bullet"/>
-      <w:lvlText w:val=""/>
-      <w:lvlJc w:val="left"/>
-      <w:pPr>
-        <w:tabs>
-          <w:tab w:val="num" w:pos="2880"/>
-        </w:tabs>
-        <w:ind w:left="2880" w:hanging="360"/>
-      </w:pPr>
-      <w:rPr>
-        <w:rFonts w:ascii="Wingdings" w:hAnsi="Wingdings" w:hint="default"/>
-        <w:sz w:val="20"/>
-      </w:rPr>
-    </w:lvl>
-    <w:lvl w:ilvl="4" w:tentative="1">
-      <w:start w:val="1"/>
-      <w:numFmt w:val="bullet"/>
-      <w:lvlText w:val=""/>
-      <w:lvlJc w:val="left"/>
-      <w:pPr>
-        <w:tabs>
-          <w:tab w:val="num" w:pos="3600"/>
-        </w:tabs>
-        <w:ind w:left="3600" w:hanging="360"/>
-      </w:pPr>
-      <w:rPr>
-        <w:rFonts w:ascii="Wingdings" w:hAnsi="Wingdings" w:hint="default"/>
-        <w:sz w:val="20"/>
-      </w:rPr>
-    </w:lvl>
-    <w:lvl w:ilvl="5" w:tentative="1">
-      <w:start w:val="1"/>
-      <w:numFmt w:val="bullet"/>
-      <w:lvlText w:val=""/>
-      <w:lvlJc w:val="left"/>
-      <w:pPr>
-        <w:tabs>
-          <w:tab w:val="num" w:pos="4320"/>
-        </w:tabs>
-        <w:ind w:left="4320" w:hanging="360"/>
-      </w:pPr>
-      <w:rPr>
-        <w:rFonts w:ascii="Wingdings" w:hAnsi="Wingdings" w:hint="default"/>
-        <w:sz w:val="20"/>
-      </w:rPr>
-    </w:lvl>
-    <w:lvl w:ilvl="6" w:tentative="1">
-      <w:start w:val="1"/>
-      <w:numFmt w:val="bullet"/>
-      <w:lvlText w:val=""/>
-      <w:lvlJc w:val="left"/>
-      <w:pPr>
-        <w:tabs>
-          <w:tab w:val="num" w:pos="5040"/>
-        </w:tabs>
-        <w:ind w:left="5040" w:hanging="360"/>
-      </w:pPr>
-      <w:rPr>
-        <w:rFonts w:ascii="Wingdings" w:hAnsi="Wingdings" w:hint="default"/>
-        <w:sz w:val="20"/>
-      </w:rPr>
-    </w:lvl>
-    <w:lvl w:ilvl="7" w:tentative="1">
-      <w:start w:val="1"/>
-      <w:numFmt w:val="bullet"/>
-      <w:lvlText w:val=""/>
-      <w:lvlJc w:val="left"/>
-      <w:pPr>
-        <w:tabs>
-          <w:tab w:val="num" w:pos="5760"/>
-        </w:tabs>
-        <w:ind w:left="5760" w:hanging="360"/>
-      </w:pPr>
-      <w:rPr>
-        <w:rFonts w:ascii="Wingdings" w:hAnsi="Wingdings" w:hint="default"/>
-        <w:sz w:val="20"/>
-      </w:rPr>
-    </w:lvl>
-    <w:lvl w:ilvl="8" w:tentative="1">
-      <w:start w:val="1"/>
-      <w:numFmt w:val="bullet"/>
-      <w:lvlText w:val=""/>
-      <w:lvlJc w:val="left"/>
-      <w:pPr>
-        <w:tabs>
-          <w:tab w:val="num" w:pos="6480"/>
-        </w:tabs>
-        <w:ind w:left="6480" w:hanging="360"/>
-      </w:pPr>
-      <w:rPr>
-        <w:rFonts w:ascii="Wingdings" w:hAnsi="Wingdings" w:hint="default"/>
-        <w:sz w:val="20"/>
-      </w:rPr>
-    </w:lvl>
-  </w:abstractNum>
-  <w:abstractNum w:abstractNumId="27" w15:restartNumberingAfterBreak="0">
-    <w:nsid w:val="3AA10220"/>
-    <w:multiLevelType w:val="multilevel"/>
-    <w:tmpl w:val="4E986D7A"/>
-    <w:lvl w:ilvl="0">
-      <w:start w:val="1"/>
-      <w:numFmt w:val="bullet"/>
-      <w:lvlText w:val=""/>
-      <w:lvlJc w:val="left"/>
-      <w:pPr>
-        <w:tabs>
-          <w:tab w:val="num" w:pos="720"/>
-        </w:tabs>
-        <w:ind w:left="720" w:hanging="360"/>
-      </w:pPr>
-      <w:rPr>
-        <w:rFonts w:ascii="Symbol" w:hAnsi="Symbol" w:hint="default"/>
-        <w:sz w:val="20"/>
-      </w:rPr>
-    </w:lvl>
-    <w:lvl w:ilvl="1" w:tentative="1">
-      <w:start w:val="1"/>
-      <w:numFmt w:val="bullet"/>
-      <w:lvlText w:val="o"/>
-      <w:lvlJc w:val="left"/>
-      <w:pPr>
-        <w:tabs>
-          <w:tab w:val="num" w:pos="1440"/>
-        </w:tabs>
-        <w:ind w:left="1440" w:hanging="360"/>
-      </w:pPr>
-      <w:rPr>
-        <w:rFonts w:ascii="Courier New" w:hAnsi="Courier New" w:hint="default"/>
-        <w:sz w:val="20"/>
-      </w:rPr>
-    </w:lvl>
-    <w:lvl w:ilvl="2" w:tentative="1">
-      <w:start w:val="1"/>
-      <w:numFmt w:val="bullet"/>
-      <w:lvlText w:val=""/>
-      <w:lvlJc w:val="left"/>
-      <w:pPr>
-        <w:tabs>
-          <w:tab w:val="num" w:pos="2160"/>
-        </w:tabs>
-        <w:ind w:left="2160" w:hanging="360"/>
-      </w:pPr>
-      <w:rPr>
-        <w:rFonts w:ascii="Wingdings" w:hAnsi="Wingdings" w:hint="default"/>
-        <w:sz w:val="20"/>
-      </w:rPr>
-    </w:lvl>
-    <w:lvl w:ilvl="3" w:tentative="1">
-      <w:start w:val="1"/>
-      <w:numFmt w:val="bullet"/>
-      <w:lvlText w:val=""/>
-      <w:lvlJc w:val="left"/>
-      <w:pPr>
-        <w:tabs>
-          <w:tab w:val="num" w:pos="2880"/>
-        </w:tabs>
-        <w:ind w:left="2880" w:hanging="360"/>
-      </w:pPr>
-      <w:rPr>
-        <w:rFonts w:ascii="Wingdings" w:hAnsi="Wingdings" w:hint="default"/>
-        <w:sz w:val="20"/>
-      </w:rPr>
-    </w:lvl>
-    <w:lvl w:ilvl="4" w:tentative="1">
-      <w:start w:val="1"/>
-      <w:numFmt w:val="bullet"/>
-      <w:lvlText w:val=""/>
-      <w:lvlJc w:val="left"/>
-      <w:pPr>
-        <w:tabs>
-          <w:tab w:val="num" w:pos="3600"/>
-        </w:tabs>
-        <w:ind w:left="3600" w:hanging="360"/>
-      </w:pPr>
-      <w:rPr>
-        <w:rFonts w:ascii="Wingdings" w:hAnsi="Wingdings" w:hint="default"/>
-        <w:sz w:val="20"/>
-      </w:rPr>
-    </w:lvl>
-    <w:lvl w:ilvl="5" w:tentative="1">
-      <w:start w:val="1"/>
-      <w:numFmt w:val="bullet"/>
-      <w:lvlText w:val=""/>
-      <w:lvlJc w:val="left"/>
-      <w:pPr>
-        <w:tabs>
-          <w:tab w:val="num" w:pos="4320"/>
-        </w:tabs>
-        <w:ind w:left="4320" w:hanging="360"/>
-      </w:pPr>
-      <w:rPr>
-        <w:rFonts w:ascii="Wingdings" w:hAnsi="Wingdings" w:hint="default"/>
-        <w:sz w:val="20"/>
-      </w:rPr>
-    </w:lvl>
-    <w:lvl w:ilvl="6" w:tentative="1">
-      <w:start w:val="1"/>
-      <w:numFmt w:val="bullet"/>
-      <w:lvlText w:val=""/>
-      <w:lvlJc w:val="left"/>
-      <w:pPr>
-        <w:tabs>
-          <w:tab w:val="num" w:pos="5040"/>
-        </w:tabs>
-        <w:ind w:left="5040" w:hanging="360"/>
-      </w:pPr>
-      <w:rPr>
-        <w:rFonts w:ascii="Wingdings" w:hAnsi="Wingdings" w:hint="default"/>
-        <w:sz w:val="20"/>
-      </w:rPr>
-    </w:lvl>
-    <w:lvl w:ilvl="7" w:tentative="1">
-      <w:start w:val="1"/>
-      <w:numFmt w:val="bullet"/>
-      <w:lvlText w:val=""/>
-      <w:lvlJc w:val="left"/>
-      <w:pPr>
-        <w:tabs>
-          <w:tab w:val="num" w:pos="5760"/>
-        </w:tabs>
-        <w:ind w:left="5760" w:hanging="360"/>
-      </w:pPr>
-      <w:rPr>
-        <w:rFonts w:ascii="Wingdings" w:hAnsi="Wingdings" w:hint="default"/>
-        <w:sz w:val="20"/>
-      </w:rPr>
-    </w:lvl>
-    <w:lvl w:ilvl="8" w:tentative="1">
-      <w:start w:val="1"/>
-      <w:numFmt w:val="bullet"/>
-      <w:lvlText w:val=""/>
-      <w:lvlJc w:val="left"/>
-      <w:pPr>
-        <w:tabs>
-          <w:tab w:val="num" w:pos="6480"/>
-        </w:tabs>
-        <w:ind w:left="6480" w:hanging="360"/>
-      </w:pPr>
-      <w:rPr>
-        <w:rFonts w:ascii="Wingdings" w:hAnsi="Wingdings" w:hint="default"/>
-        <w:sz w:val="20"/>
-      </w:rPr>
-    </w:lvl>
-  </w:abstractNum>
-  <w:abstractNum w:abstractNumId="28" w15:restartNumberingAfterBreak="0">
-    <w:nsid w:val="3E6E3D54"/>
-    <w:multiLevelType w:val="multilevel"/>
-    <w:tmpl w:val="25022BF6"/>
-    <w:lvl w:ilvl="0">
-      <w:start w:val="1"/>
-      <w:numFmt w:val="bullet"/>
-      <w:lvlText w:val=""/>
-      <w:lvlJc w:val="left"/>
-      <w:pPr>
-        <w:tabs>
-          <w:tab w:val="num" w:pos="720"/>
-        </w:tabs>
-        <w:ind w:left="720" w:hanging="360"/>
-      </w:pPr>
-      <w:rPr>
-        <w:rFonts w:ascii="Symbol" w:hAnsi="Symbol" w:hint="default"/>
-        <w:sz w:val="20"/>
-      </w:rPr>
-    </w:lvl>
-    <w:lvl w:ilvl="1" w:tentative="1">
-      <w:start w:val="1"/>
-      <w:numFmt w:val="bullet"/>
-      <w:lvlText w:val="o"/>
-      <w:lvlJc w:val="left"/>
-      <w:pPr>
-        <w:tabs>
-          <w:tab w:val="num" w:pos="1440"/>
-        </w:tabs>
-        <w:ind w:left="1440" w:hanging="360"/>
-      </w:pPr>
-      <w:rPr>
-        <w:rFonts w:ascii="Courier New" w:hAnsi="Courier New" w:hint="default"/>
-        <w:sz w:val="20"/>
-      </w:rPr>
-    </w:lvl>
-    <w:lvl w:ilvl="2" w:tentative="1">
-      <w:start w:val="1"/>
-      <w:numFmt w:val="bullet"/>
-      <w:lvlText w:val=""/>
-      <w:lvlJc w:val="left"/>
-      <w:pPr>
-        <w:tabs>
-          <w:tab w:val="num" w:pos="2160"/>
-        </w:tabs>
-        <w:ind w:left="2160" w:hanging="360"/>
-      </w:pPr>
-      <w:rPr>
-        <w:rFonts w:ascii="Wingdings" w:hAnsi="Wingdings" w:hint="default"/>
-        <w:sz w:val="20"/>
-      </w:rPr>
-    </w:lvl>
-    <w:lvl w:ilvl="3" w:tentative="1">
-      <w:start w:val="1"/>
-      <w:numFmt w:val="bullet"/>
-      <w:lvlText w:val=""/>
-      <w:lvlJc w:val="left"/>
-      <w:pPr>
-        <w:tabs>
-          <w:tab w:val="num" w:pos="2880"/>
-        </w:tabs>
-        <w:ind w:left="2880" w:hanging="360"/>
-      </w:pPr>
-      <w:rPr>
-        <w:rFonts w:ascii="Wingdings" w:hAnsi="Wingdings" w:hint="default"/>
-        <w:sz w:val="20"/>
-      </w:rPr>
-    </w:lvl>
-    <w:lvl w:ilvl="4" w:tentative="1">
-      <w:start w:val="1"/>
-      <w:numFmt w:val="bullet"/>
-      <w:lvlText w:val=""/>
-      <w:lvlJc w:val="left"/>
-      <w:pPr>
-        <w:tabs>
-          <w:tab w:val="num" w:pos="3600"/>
-        </w:tabs>
-        <w:ind w:left="3600" w:hanging="360"/>
-      </w:pPr>
-      <w:rPr>
-        <w:rFonts w:ascii="Wingdings" w:hAnsi="Wingdings" w:hint="default"/>
-        <w:sz w:val="20"/>
-      </w:rPr>
-    </w:lvl>
-    <w:lvl w:ilvl="5" w:tentative="1">
-      <w:start w:val="1"/>
-      <w:numFmt w:val="bullet"/>
-      <w:lvlText w:val=""/>
-      <w:lvlJc w:val="left"/>
-      <w:pPr>
-        <w:tabs>
-          <w:tab w:val="num" w:pos="4320"/>
-        </w:tabs>
-        <w:ind w:left="4320" w:hanging="360"/>
-      </w:pPr>
-      <w:rPr>
-        <w:rFonts w:ascii="Wingdings" w:hAnsi="Wingdings" w:hint="default"/>
-        <w:sz w:val="20"/>
-      </w:rPr>
-    </w:lvl>
-    <w:lvl w:ilvl="6" w:tentative="1">
-      <w:start w:val="1"/>
-      <w:numFmt w:val="bullet"/>
-      <w:lvlText w:val=""/>
-      <w:lvlJc w:val="left"/>
-      <w:pPr>
-        <w:tabs>
-          <w:tab w:val="num" w:pos="5040"/>
-        </w:tabs>
-        <w:ind w:left="5040" w:hanging="360"/>
-      </w:pPr>
-      <w:rPr>
-        <w:rFonts w:ascii="Wingdings" w:hAnsi="Wingdings" w:hint="default"/>
-        <w:sz w:val="20"/>
-      </w:rPr>
-    </w:lvl>
-    <w:lvl w:ilvl="7" w:tentative="1">
-      <w:start w:val="1"/>
-      <w:numFmt w:val="bullet"/>
-      <w:lvlText w:val=""/>
-      <w:lvlJc w:val="left"/>
-      <w:pPr>
-        <w:tabs>
-          <w:tab w:val="num" w:pos="5760"/>
-        </w:tabs>
-        <w:ind w:left="5760" w:hanging="360"/>
-      </w:pPr>
-      <w:rPr>
-        <w:rFonts w:ascii="Wingdings" w:hAnsi="Wingdings" w:hint="default"/>
-        <w:sz w:val="20"/>
-      </w:rPr>
-    </w:lvl>
-    <w:lvl w:ilvl="8" w:tentative="1">
-      <w:start w:val="1"/>
-      <w:numFmt w:val="bullet"/>
-      <w:lvlText w:val=""/>
-      <w:lvlJc w:val="left"/>
-      <w:pPr>
-        <w:tabs>
-          <w:tab w:val="num" w:pos="6480"/>
-        </w:tabs>
-        <w:ind w:left="6480" w:hanging="360"/>
-      </w:pPr>
-      <w:rPr>
-        <w:rFonts w:ascii="Wingdings" w:hAnsi="Wingdings" w:hint="default"/>
-        <w:sz w:val="20"/>
-      </w:rPr>
-    </w:lvl>
-  </w:abstractNum>
-  <w:abstractNum w:abstractNumId="29" w15:restartNumberingAfterBreak="0">
-    <w:nsid w:val="404E34A3"/>
-    <w:multiLevelType w:val="multilevel"/>
-    <w:tmpl w:val="F81E37C4"/>
-    <w:lvl w:ilvl="0">
-      <w:start w:val="1"/>
-      <w:numFmt w:val="bullet"/>
-      <w:lvlText w:val=""/>
-      <w:lvlJc w:val="left"/>
-      <w:pPr>
-        <w:tabs>
-          <w:tab w:val="num" w:pos="720"/>
-        </w:tabs>
-        <w:ind w:left="720" w:hanging="360"/>
-      </w:pPr>
-      <w:rPr>
-        <w:rFonts w:ascii="Symbol" w:hAnsi="Symbol" w:hint="default"/>
-        <w:sz w:val="20"/>
-      </w:rPr>
-    </w:lvl>
-    <w:lvl w:ilvl="1" w:tentative="1">
-      <w:start w:val="1"/>
-      <w:numFmt w:val="bullet"/>
-      <w:lvlText w:val="o"/>
-      <w:lvlJc w:val="left"/>
-      <w:pPr>
-        <w:tabs>
-          <w:tab w:val="num" w:pos="1440"/>
-        </w:tabs>
-        <w:ind w:left="1440" w:hanging="360"/>
-      </w:pPr>
-      <w:rPr>
-        <w:rFonts w:ascii="Courier New" w:hAnsi="Courier New" w:hint="default"/>
-        <w:sz w:val="20"/>
-      </w:rPr>
-    </w:lvl>
-    <w:lvl w:ilvl="2" w:tentative="1">
-      <w:start w:val="1"/>
-      <w:numFmt w:val="bullet"/>
-      <w:lvlText w:val=""/>
-      <w:lvlJc w:val="left"/>
-      <w:pPr>
-        <w:tabs>
-          <w:tab w:val="num" w:pos="2160"/>
-        </w:tabs>
-        <w:ind w:left="2160" w:hanging="360"/>
-      </w:pPr>
-      <w:rPr>
-        <w:rFonts w:ascii="Wingdings" w:hAnsi="Wingdings" w:hint="default"/>
-        <w:sz w:val="20"/>
-      </w:rPr>
-    </w:lvl>
-    <w:lvl w:ilvl="3" w:tentative="1">
-      <w:start w:val="1"/>
-      <w:numFmt w:val="bullet"/>
-      <w:lvlText w:val=""/>
-      <w:lvlJc w:val="left"/>
-      <w:pPr>
-        <w:tabs>
-          <w:tab w:val="num" w:pos="2880"/>
-        </w:tabs>
-        <w:ind w:left="2880" w:hanging="360"/>
-      </w:pPr>
-      <w:rPr>
-        <w:rFonts w:ascii="Wingdings" w:hAnsi="Wingdings" w:hint="default"/>
-        <w:sz w:val="20"/>
-      </w:rPr>
-    </w:lvl>
-    <w:lvl w:ilvl="4" w:tentative="1">
-      <w:start w:val="1"/>
-      <w:numFmt w:val="bullet"/>
-      <w:lvlText w:val=""/>
-      <w:lvlJc w:val="left"/>
-      <w:pPr>
-        <w:tabs>
-          <w:tab w:val="num" w:pos="3600"/>
-        </w:tabs>
-        <w:ind w:left="3600" w:hanging="360"/>
-      </w:pPr>
-      <w:rPr>
-        <w:rFonts w:ascii="Wingdings" w:hAnsi="Wingdings" w:hint="default"/>
-        <w:sz w:val="20"/>
-      </w:rPr>
-    </w:lvl>
-    <w:lvl w:ilvl="5" w:tentative="1">
-      <w:start w:val="1"/>
-      <w:numFmt w:val="bullet"/>
-      <w:lvlText w:val=""/>
-      <w:lvlJc w:val="left"/>
-      <w:pPr>
-        <w:tabs>
-          <w:tab w:val="num" w:pos="4320"/>
-        </w:tabs>
-        <w:ind w:left="4320" w:hanging="360"/>
-      </w:pPr>
-      <w:rPr>
-        <w:rFonts w:ascii="Wingdings" w:hAnsi="Wingdings" w:hint="default"/>
-        <w:sz w:val="20"/>
-      </w:rPr>
-    </w:lvl>
-    <w:lvl w:ilvl="6" w:tentative="1">
-      <w:start w:val="1"/>
-      <w:numFmt w:val="bullet"/>
-      <w:lvlText w:val=""/>
-      <w:lvlJc w:val="left"/>
-      <w:pPr>
-        <w:tabs>
-          <w:tab w:val="num" w:pos="5040"/>
-        </w:tabs>
-        <w:ind w:left="5040" w:hanging="360"/>
-      </w:pPr>
-      <w:rPr>
-        <w:rFonts w:ascii="Wingdings" w:hAnsi="Wingdings" w:hint="default"/>
-        <w:sz w:val="20"/>
-      </w:rPr>
-    </w:lvl>
-    <w:lvl w:ilvl="7" w:tentative="1">
-      <w:start w:val="1"/>
-      <w:numFmt w:val="bullet"/>
-      <w:lvlText w:val=""/>
-      <w:lvlJc w:val="left"/>
-      <w:pPr>
-        <w:tabs>
-          <w:tab w:val="num" w:pos="5760"/>
-        </w:tabs>
-        <w:ind w:left="5760" w:hanging="360"/>
-      </w:pPr>
-      <w:rPr>
-        <w:rFonts w:ascii="Wingdings" w:hAnsi="Wingdings" w:hint="default"/>
-        <w:sz w:val="20"/>
-      </w:rPr>
-    </w:lvl>
-    <w:lvl w:ilvl="8" w:tentative="1">
-      <w:start w:val="1"/>
-      <w:numFmt w:val="bullet"/>
-      <w:lvlText w:val=""/>
-      <w:lvlJc w:val="left"/>
-      <w:pPr>
-        <w:tabs>
-          <w:tab w:val="num" w:pos="6480"/>
-        </w:tabs>
-        <w:ind w:left="6480" w:hanging="360"/>
-      </w:pPr>
-      <w:rPr>
-        <w:rFonts w:ascii="Wingdings" w:hAnsi="Wingdings" w:hint="default"/>
-        <w:sz w:val="20"/>
-      </w:rPr>
-    </w:lvl>
-  </w:abstractNum>
-  <w:abstractNum w:abstractNumId="30" w15:restartNumberingAfterBreak="0">
+  <w:abstractNum w:abstractNumId="15" w15:restartNumberingAfterBreak="0">
     <w:nsid w:val="411045D9"/>
     <w:multiLevelType w:val="multilevel"/>
     <w:tmpl w:val="B9881756"/>
@@ -6673,7 +4197,7 @@
       </w:pPr>
     </w:lvl>
   </w:abstractNum>
-  <w:abstractNum w:abstractNumId="31" w15:restartNumberingAfterBreak="0">
+  <w:abstractNum w:abstractNumId="16" w15:restartNumberingAfterBreak="0">
     <w:nsid w:val="430311C4"/>
     <w:multiLevelType w:val="multilevel"/>
     <w:tmpl w:val="613211A2"/>
@@ -6822,418 +4346,7 @@
       </w:rPr>
     </w:lvl>
   </w:abstractNum>
-  <w:abstractNum w:abstractNumId="32" w15:restartNumberingAfterBreak="0">
-    <w:nsid w:val="4453631B"/>
-    <w:multiLevelType w:val="hybridMultilevel"/>
-    <w:tmpl w:val="AEBCD40A"/>
-    <w:lvl w:ilvl="0" w:tplc="0409000D">
-      <w:start w:val="1"/>
-      <w:numFmt w:val="bullet"/>
-      <w:lvlText w:val=""/>
-      <w:lvlJc w:val="left"/>
-      <w:pPr>
-        <w:ind w:left="360" w:hanging="360"/>
-      </w:pPr>
-      <w:rPr>
-        <w:rFonts w:ascii="Wingdings" w:hAnsi="Wingdings" w:hint="default"/>
-      </w:rPr>
-    </w:lvl>
-    <w:lvl w:ilvl="1" w:tplc="04090003" w:tentative="1">
-      <w:start w:val="1"/>
-      <w:numFmt w:val="bullet"/>
-      <w:lvlText w:val="o"/>
-      <w:lvlJc w:val="left"/>
-      <w:pPr>
-        <w:ind w:left="1080" w:hanging="360"/>
-      </w:pPr>
-      <w:rPr>
-        <w:rFonts w:ascii="Courier New" w:hAnsi="Courier New" w:cs="Courier New" w:hint="default"/>
-      </w:rPr>
-    </w:lvl>
-    <w:lvl w:ilvl="2" w:tplc="04090005" w:tentative="1">
-      <w:start w:val="1"/>
-      <w:numFmt w:val="bullet"/>
-      <w:lvlText w:val=""/>
-      <w:lvlJc w:val="left"/>
-      <w:pPr>
-        <w:ind w:left="1800" w:hanging="360"/>
-      </w:pPr>
-      <w:rPr>
-        <w:rFonts w:ascii="Wingdings" w:hAnsi="Wingdings" w:hint="default"/>
-      </w:rPr>
-    </w:lvl>
-    <w:lvl w:ilvl="3" w:tplc="04090001" w:tentative="1">
-      <w:start w:val="1"/>
-      <w:numFmt w:val="bullet"/>
-      <w:lvlText w:val=""/>
-      <w:lvlJc w:val="left"/>
-      <w:pPr>
-        <w:ind w:left="2520" w:hanging="360"/>
-      </w:pPr>
-      <w:rPr>
-        <w:rFonts w:ascii="Symbol" w:hAnsi="Symbol" w:hint="default"/>
-      </w:rPr>
-    </w:lvl>
-    <w:lvl w:ilvl="4" w:tplc="04090003" w:tentative="1">
-      <w:start w:val="1"/>
-      <w:numFmt w:val="bullet"/>
-      <w:lvlText w:val="o"/>
-      <w:lvlJc w:val="left"/>
-      <w:pPr>
-        <w:ind w:left="3240" w:hanging="360"/>
-      </w:pPr>
-      <w:rPr>
-        <w:rFonts w:ascii="Courier New" w:hAnsi="Courier New" w:cs="Courier New" w:hint="default"/>
-      </w:rPr>
-    </w:lvl>
-    <w:lvl w:ilvl="5" w:tplc="04090005" w:tentative="1">
-      <w:start w:val="1"/>
-      <w:numFmt w:val="bullet"/>
-      <w:lvlText w:val=""/>
-      <w:lvlJc w:val="left"/>
-      <w:pPr>
-        <w:ind w:left="3960" w:hanging="360"/>
-      </w:pPr>
-      <w:rPr>
-        <w:rFonts w:ascii="Wingdings" w:hAnsi="Wingdings" w:hint="default"/>
-      </w:rPr>
-    </w:lvl>
-    <w:lvl w:ilvl="6" w:tplc="04090001" w:tentative="1">
-      <w:start w:val="1"/>
-      <w:numFmt w:val="bullet"/>
-      <w:lvlText w:val=""/>
-      <w:lvlJc w:val="left"/>
-      <w:pPr>
-        <w:ind w:left="4680" w:hanging="360"/>
-      </w:pPr>
-      <w:rPr>
-        <w:rFonts w:ascii="Symbol" w:hAnsi="Symbol" w:hint="default"/>
-      </w:rPr>
-    </w:lvl>
-    <w:lvl w:ilvl="7" w:tplc="04090003" w:tentative="1">
-      <w:start w:val="1"/>
-      <w:numFmt w:val="bullet"/>
-      <w:lvlText w:val="o"/>
-      <w:lvlJc w:val="left"/>
-      <w:pPr>
-        <w:ind w:left="5400" w:hanging="360"/>
-      </w:pPr>
-      <w:rPr>
-        <w:rFonts w:ascii="Courier New" w:hAnsi="Courier New" w:cs="Courier New" w:hint="default"/>
-      </w:rPr>
-    </w:lvl>
-    <w:lvl w:ilvl="8" w:tplc="04090005" w:tentative="1">
-      <w:start w:val="1"/>
-      <w:numFmt w:val="bullet"/>
-      <w:lvlText w:val=""/>
-      <w:lvlJc w:val="left"/>
-      <w:pPr>
-        <w:ind w:left="6120" w:hanging="360"/>
-      </w:pPr>
-      <w:rPr>
-        <w:rFonts w:ascii="Wingdings" w:hAnsi="Wingdings" w:hint="default"/>
-      </w:rPr>
-    </w:lvl>
-  </w:abstractNum>
-  <w:abstractNum w:abstractNumId="33" w15:restartNumberingAfterBreak="0">
-    <w:nsid w:val="4756002D"/>
-    <w:multiLevelType w:val="multilevel"/>
-    <w:tmpl w:val="B5A888F4"/>
-    <w:lvl w:ilvl="0">
-      <w:start w:val="1"/>
-      <w:numFmt w:val="bullet"/>
-      <w:lvlText w:val=""/>
-      <w:lvlJc w:val="left"/>
-      <w:pPr>
-        <w:tabs>
-          <w:tab w:val="num" w:pos="720"/>
-        </w:tabs>
-        <w:ind w:left="720" w:hanging="360"/>
-      </w:pPr>
-      <w:rPr>
-        <w:rFonts w:ascii="Symbol" w:hAnsi="Symbol" w:hint="default"/>
-        <w:sz w:val="20"/>
-      </w:rPr>
-    </w:lvl>
-    <w:lvl w:ilvl="1" w:tentative="1">
-      <w:start w:val="1"/>
-      <w:numFmt w:val="bullet"/>
-      <w:lvlText w:val="o"/>
-      <w:lvlJc w:val="left"/>
-      <w:pPr>
-        <w:tabs>
-          <w:tab w:val="num" w:pos="1440"/>
-        </w:tabs>
-        <w:ind w:left="1440" w:hanging="360"/>
-      </w:pPr>
-      <w:rPr>
-        <w:rFonts w:ascii="Courier New" w:hAnsi="Courier New" w:hint="default"/>
-        <w:sz w:val="20"/>
-      </w:rPr>
-    </w:lvl>
-    <w:lvl w:ilvl="2" w:tentative="1">
-      <w:start w:val="1"/>
-      <w:numFmt w:val="bullet"/>
-      <w:lvlText w:val=""/>
-      <w:lvlJc w:val="left"/>
-      <w:pPr>
-        <w:tabs>
-          <w:tab w:val="num" w:pos="2160"/>
-        </w:tabs>
-        <w:ind w:left="2160" w:hanging="360"/>
-      </w:pPr>
-      <w:rPr>
-        <w:rFonts w:ascii="Wingdings" w:hAnsi="Wingdings" w:hint="default"/>
-        <w:sz w:val="20"/>
-      </w:rPr>
-    </w:lvl>
-    <w:lvl w:ilvl="3" w:tentative="1">
-      <w:start w:val="1"/>
-      <w:numFmt w:val="bullet"/>
-      <w:lvlText w:val=""/>
-      <w:lvlJc w:val="left"/>
-      <w:pPr>
-        <w:tabs>
-          <w:tab w:val="num" w:pos="2880"/>
-        </w:tabs>
-        <w:ind w:left="2880" w:hanging="360"/>
-      </w:pPr>
-      <w:rPr>
-        <w:rFonts w:ascii="Wingdings" w:hAnsi="Wingdings" w:hint="default"/>
-        <w:sz w:val="20"/>
-      </w:rPr>
-    </w:lvl>
-    <w:lvl w:ilvl="4" w:tentative="1">
-      <w:start w:val="1"/>
-      <w:numFmt w:val="bullet"/>
-      <w:lvlText w:val=""/>
-      <w:lvlJc w:val="left"/>
-      <w:pPr>
-        <w:tabs>
-          <w:tab w:val="num" w:pos="3600"/>
-        </w:tabs>
-        <w:ind w:left="3600" w:hanging="360"/>
-      </w:pPr>
-      <w:rPr>
-        <w:rFonts w:ascii="Wingdings" w:hAnsi="Wingdings" w:hint="default"/>
-        <w:sz w:val="20"/>
-      </w:rPr>
-    </w:lvl>
-    <w:lvl w:ilvl="5" w:tentative="1">
-      <w:start w:val="1"/>
-      <w:numFmt w:val="bullet"/>
-      <w:lvlText w:val=""/>
-      <w:lvlJc w:val="left"/>
-      <w:pPr>
-        <w:tabs>
-          <w:tab w:val="num" w:pos="4320"/>
-        </w:tabs>
-        <w:ind w:left="4320" w:hanging="360"/>
-      </w:pPr>
-      <w:rPr>
-        <w:rFonts w:ascii="Wingdings" w:hAnsi="Wingdings" w:hint="default"/>
-        <w:sz w:val="20"/>
-      </w:rPr>
-    </w:lvl>
-    <w:lvl w:ilvl="6" w:tentative="1">
-      <w:start w:val="1"/>
-      <w:numFmt w:val="bullet"/>
-      <w:lvlText w:val=""/>
-      <w:lvlJc w:val="left"/>
-      <w:pPr>
-        <w:tabs>
-          <w:tab w:val="num" w:pos="5040"/>
-        </w:tabs>
-        <w:ind w:left="5040" w:hanging="360"/>
-      </w:pPr>
-      <w:rPr>
-        <w:rFonts w:ascii="Wingdings" w:hAnsi="Wingdings" w:hint="default"/>
-        <w:sz w:val="20"/>
-      </w:rPr>
-    </w:lvl>
-    <w:lvl w:ilvl="7" w:tentative="1">
-      <w:start w:val="1"/>
-      <w:numFmt w:val="bullet"/>
-      <w:lvlText w:val=""/>
-      <w:lvlJc w:val="left"/>
-      <w:pPr>
-        <w:tabs>
-          <w:tab w:val="num" w:pos="5760"/>
-        </w:tabs>
-        <w:ind w:left="5760" w:hanging="360"/>
-      </w:pPr>
-      <w:rPr>
-        <w:rFonts w:ascii="Wingdings" w:hAnsi="Wingdings" w:hint="default"/>
-        <w:sz w:val="20"/>
-      </w:rPr>
-    </w:lvl>
-    <w:lvl w:ilvl="8" w:tentative="1">
-      <w:start w:val="1"/>
-      <w:numFmt w:val="bullet"/>
-      <w:lvlText w:val=""/>
-      <w:lvlJc w:val="left"/>
-      <w:pPr>
-        <w:tabs>
-          <w:tab w:val="num" w:pos="6480"/>
-        </w:tabs>
-        <w:ind w:left="6480" w:hanging="360"/>
-      </w:pPr>
-      <w:rPr>
-        <w:rFonts w:ascii="Wingdings" w:hAnsi="Wingdings" w:hint="default"/>
-        <w:sz w:val="20"/>
-      </w:rPr>
-    </w:lvl>
-  </w:abstractNum>
-  <w:abstractNum w:abstractNumId="34" w15:restartNumberingAfterBreak="0">
-    <w:nsid w:val="493951A1"/>
-    <w:multiLevelType w:val="multilevel"/>
-    <w:tmpl w:val="C89A2F02"/>
-    <w:lvl w:ilvl="0">
-      <w:start w:val="1"/>
-      <w:numFmt w:val="bullet"/>
-      <w:lvlText w:val=""/>
-      <w:lvlJc w:val="left"/>
-      <w:pPr>
-        <w:tabs>
-          <w:tab w:val="num" w:pos="720"/>
-        </w:tabs>
-        <w:ind w:left="720" w:hanging="360"/>
-      </w:pPr>
-      <w:rPr>
-        <w:rFonts w:ascii="Symbol" w:hAnsi="Symbol" w:hint="default"/>
-        <w:sz w:val="20"/>
-      </w:rPr>
-    </w:lvl>
-    <w:lvl w:ilvl="1" w:tentative="1">
-      <w:start w:val="1"/>
-      <w:numFmt w:val="bullet"/>
-      <w:lvlText w:val="o"/>
-      <w:lvlJc w:val="left"/>
-      <w:pPr>
-        <w:tabs>
-          <w:tab w:val="num" w:pos="1440"/>
-        </w:tabs>
-        <w:ind w:left="1440" w:hanging="360"/>
-      </w:pPr>
-      <w:rPr>
-        <w:rFonts w:ascii="Courier New" w:hAnsi="Courier New" w:hint="default"/>
-        <w:sz w:val="20"/>
-      </w:rPr>
-    </w:lvl>
-    <w:lvl w:ilvl="2" w:tentative="1">
-      <w:start w:val="1"/>
-      <w:numFmt w:val="bullet"/>
-      <w:lvlText w:val=""/>
-      <w:lvlJc w:val="left"/>
-      <w:pPr>
-        <w:tabs>
-          <w:tab w:val="num" w:pos="2160"/>
-        </w:tabs>
-        <w:ind w:left="2160" w:hanging="360"/>
-      </w:pPr>
-      <w:rPr>
-        <w:rFonts w:ascii="Wingdings" w:hAnsi="Wingdings" w:hint="default"/>
-        <w:sz w:val="20"/>
-      </w:rPr>
-    </w:lvl>
-    <w:lvl w:ilvl="3" w:tentative="1">
-      <w:start w:val="1"/>
-      <w:numFmt w:val="bullet"/>
-      <w:lvlText w:val=""/>
-      <w:lvlJc w:val="left"/>
-      <w:pPr>
-        <w:tabs>
-          <w:tab w:val="num" w:pos="2880"/>
-        </w:tabs>
-        <w:ind w:left="2880" w:hanging="360"/>
-      </w:pPr>
-      <w:rPr>
-        <w:rFonts w:ascii="Wingdings" w:hAnsi="Wingdings" w:hint="default"/>
-        <w:sz w:val="20"/>
-      </w:rPr>
-    </w:lvl>
-    <w:lvl w:ilvl="4" w:tentative="1">
-      <w:start w:val="1"/>
-      <w:numFmt w:val="bullet"/>
-      <w:lvlText w:val=""/>
-      <w:lvlJc w:val="left"/>
-      <w:pPr>
-        <w:tabs>
-          <w:tab w:val="num" w:pos="3600"/>
-        </w:tabs>
-        <w:ind w:left="3600" w:hanging="360"/>
-      </w:pPr>
-      <w:rPr>
-        <w:rFonts w:ascii="Wingdings" w:hAnsi="Wingdings" w:hint="default"/>
-        <w:sz w:val="20"/>
-      </w:rPr>
-    </w:lvl>
-    <w:lvl w:ilvl="5" w:tentative="1">
-      <w:start w:val="1"/>
-      <w:numFmt w:val="bullet"/>
-      <w:lvlText w:val=""/>
-      <w:lvlJc w:val="left"/>
-      <w:pPr>
-        <w:tabs>
-          <w:tab w:val="num" w:pos="4320"/>
-        </w:tabs>
-        <w:ind w:left="4320" w:hanging="360"/>
-      </w:pPr>
-      <w:rPr>
-        <w:rFonts w:ascii="Wingdings" w:hAnsi="Wingdings" w:hint="default"/>
-        <w:sz w:val="20"/>
-      </w:rPr>
-    </w:lvl>
-    <w:lvl w:ilvl="6" w:tentative="1">
-      <w:start w:val="1"/>
-      <w:numFmt w:val="bullet"/>
-      <w:lvlText w:val=""/>
-      <w:lvlJc w:val="left"/>
-      <w:pPr>
-        <w:tabs>
-          <w:tab w:val="num" w:pos="5040"/>
-        </w:tabs>
-        <w:ind w:left="5040" w:hanging="360"/>
-      </w:pPr>
-      <w:rPr>
-        <w:rFonts w:ascii="Wingdings" w:hAnsi="Wingdings" w:hint="default"/>
-        <w:sz w:val="20"/>
-      </w:rPr>
-    </w:lvl>
-    <w:lvl w:ilvl="7" w:tentative="1">
-      <w:start w:val="1"/>
-      <w:numFmt w:val="bullet"/>
-      <w:lvlText w:val=""/>
-      <w:lvlJc w:val="left"/>
-      <w:pPr>
-        <w:tabs>
-          <w:tab w:val="num" w:pos="5760"/>
-        </w:tabs>
-        <w:ind w:left="5760" w:hanging="360"/>
-      </w:pPr>
-      <w:rPr>
-        <w:rFonts w:ascii="Wingdings" w:hAnsi="Wingdings" w:hint="default"/>
-        <w:sz w:val="20"/>
-      </w:rPr>
-    </w:lvl>
-    <w:lvl w:ilvl="8" w:tentative="1">
-      <w:start w:val="1"/>
-      <w:numFmt w:val="bullet"/>
-      <w:lvlText w:val=""/>
-      <w:lvlJc w:val="left"/>
-      <w:pPr>
-        <w:tabs>
-          <w:tab w:val="num" w:pos="6480"/>
-        </w:tabs>
-        <w:ind w:left="6480" w:hanging="360"/>
-      </w:pPr>
-      <w:rPr>
-        <w:rFonts w:ascii="Wingdings" w:hAnsi="Wingdings" w:hint="default"/>
-        <w:sz w:val="20"/>
-      </w:rPr>
-    </w:lvl>
-  </w:abstractNum>
-  <w:abstractNum w:abstractNumId="35" w15:restartNumberingAfterBreak="0">
+  <w:abstractNum w:abstractNumId="17" w15:restartNumberingAfterBreak="0">
     <w:nsid w:val="4A96278D"/>
     <w:multiLevelType w:val="multilevel"/>
     <w:tmpl w:val="0A2CB634"/>
@@ -7382,7 +4495,7 @@
       </w:rPr>
     </w:lvl>
   </w:abstractNum>
-  <w:abstractNum w:abstractNumId="36" w15:restartNumberingAfterBreak="0">
+  <w:abstractNum w:abstractNumId="18" w15:restartNumberingAfterBreak="0">
     <w:nsid w:val="4AB07459"/>
     <w:multiLevelType w:val="multilevel"/>
     <w:tmpl w:val="73D2E034"/>
@@ -7531,156 +4644,7 @@
       </w:rPr>
     </w:lvl>
   </w:abstractNum>
-  <w:abstractNum w:abstractNumId="37" w15:restartNumberingAfterBreak="0">
-    <w:nsid w:val="4E0972B7"/>
-    <w:multiLevelType w:val="multilevel"/>
-    <w:tmpl w:val="49ACC78C"/>
-    <w:lvl w:ilvl="0">
-      <w:start w:val="1"/>
-      <w:numFmt w:val="bullet"/>
-      <w:lvlText w:val=""/>
-      <w:lvlJc w:val="left"/>
-      <w:pPr>
-        <w:tabs>
-          <w:tab w:val="num" w:pos="720"/>
-        </w:tabs>
-        <w:ind w:left="720" w:hanging="360"/>
-      </w:pPr>
-      <w:rPr>
-        <w:rFonts w:ascii="Symbol" w:hAnsi="Symbol" w:hint="default"/>
-        <w:sz w:val="20"/>
-      </w:rPr>
-    </w:lvl>
-    <w:lvl w:ilvl="1" w:tentative="1">
-      <w:start w:val="1"/>
-      <w:numFmt w:val="bullet"/>
-      <w:lvlText w:val="o"/>
-      <w:lvlJc w:val="left"/>
-      <w:pPr>
-        <w:tabs>
-          <w:tab w:val="num" w:pos="1440"/>
-        </w:tabs>
-        <w:ind w:left="1440" w:hanging="360"/>
-      </w:pPr>
-      <w:rPr>
-        <w:rFonts w:ascii="Courier New" w:hAnsi="Courier New" w:hint="default"/>
-        <w:sz w:val="20"/>
-      </w:rPr>
-    </w:lvl>
-    <w:lvl w:ilvl="2" w:tentative="1">
-      <w:start w:val="1"/>
-      <w:numFmt w:val="bullet"/>
-      <w:lvlText w:val=""/>
-      <w:lvlJc w:val="left"/>
-      <w:pPr>
-        <w:tabs>
-          <w:tab w:val="num" w:pos="2160"/>
-        </w:tabs>
-        <w:ind w:left="2160" w:hanging="360"/>
-      </w:pPr>
-      <w:rPr>
-        <w:rFonts w:ascii="Wingdings" w:hAnsi="Wingdings" w:hint="default"/>
-        <w:sz w:val="20"/>
-      </w:rPr>
-    </w:lvl>
-    <w:lvl w:ilvl="3" w:tentative="1">
-      <w:start w:val="1"/>
-      <w:numFmt w:val="bullet"/>
-      <w:lvlText w:val=""/>
-      <w:lvlJc w:val="left"/>
-      <w:pPr>
-        <w:tabs>
-          <w:tab w:val="num" w:pos="2880"/>
-        </w:tabs>
-        <w:ind w:left="2880" w:hanging="360"/>
-      </w:pPr>
-      <w:rPr>
-        <w:rFonts w:ascii="Wingdings" w:hAnsi="Wingdings" w:hint="default"/>
-        <w:sz w:val="20"/>
-      </w:rPr>
-    </w:lvl>
-    <w:lvl w:ilvl="4" w:tentative="1">
-      <w:start w:val="1"/>
-      <w:numFmt w:val="bullet"/>
-      <w:lvlText w:val=""/>
-      <w:lvlJc w:val="left"/>
-      <w:pPr>
-        <w:tabs>
-          <w:tab w:val="num" w:pos="3600"/>
-        </w:tabs>
-        <w:ind w:left="3600" w:hanging="360"/>
-      </w:pPr>
-      <w:rPr>
-        <w:rFonts w:ascii="Wingdings" w:hAnsi="Wingdings" w:hint="default"/>
-        <w:sz w:val="20"/>
-      </w:rPr>
-    </w:lvl>
-    <w:lvl w:ilvl="5" w:tentative="1">
-      <w:start w:val="1"/>
-      <w:numFmt w:val="bullet"/>
-      <w:lvlText w:val=""/>
-      <w:lvlJc w:val="left"/>
-      <w:pPr>
-        <w:tabs>
-          <w:tab w:val="num" w:pos="4320"/>
-        </w:tabs>
-        <w:ind w:left="4320" w:hanging="360"/>
-      </w:pPr>
-      <w:rPr>
-        <w:rFonts w:ascii="Wingdings" w:hAnsi="Wingdings" w:hint="default"/>
-        <w:sz w:val="20"/>
-      </w:rPr>
-    </w:lvl>
-    <w:lvl w:ilvl="6" w:tentative="1">
-      <w:start w:val="1"/>
-      <w:numFmt w:val="bullet"/>
-      <w:lvlText w:val=""/>
-      <w:lvlJc w:val="left"/>
-      <w:pPr>
-        <w:tabs>
-          <w:tab w:val="num" w:pos="5040"/>
-        </w:tabs>
-        <w:ind w:left="5040" w:hanging="360"/>
-      </w:pPr>
-      <w:rPr>
-        <w:rFonts w:ascii="Wingdings" w:hAnsi="Wingdings" w:hint="default"/>
-        <w:sz w:val="20"/>
-      </w:rPr>
-    </w:lvl>
-    <w:lvl w:ilvl="7" w:tentative="1">
-      <w:start w:val="1"/>
-      <w:numFmt w:val="bullet"/>
-      <w:lvlText w:val=""/>
-      <w:lvlJc w:val="left"/>
-      <w:pPr>
-        <w:tabs>
-          <w:tab w:val="num" w:pos="5760"/>
-        </w:tabs>
-        <w:ind w:left="5760" w:hanging="360"/>
-      </w:pPr>
-      <w:rPr>
-        <w:rFonts w:ascii="Wingdings" w:hAnsi="Wingdings" w:hint="default"/>
-        <w:sz w:val="20"/>
-      </w:rPr>
-    </w:lvl>
-    <w:lvl w:ilvl="8" w:tentative="1">
-      <w:start w:val="1"/>
-      <w:numFmt w:val="bullet"/>
-      <w:lvlText w:val=""/>
-      <w:lvlJc w:val="left"/>
-      <w:pPr>
-        <w:tabs>
-          <w:tab w:val="num" w:pos="6480"/>
-        </w:tabs>
-        <w:ind w:left="6480" w:hanging="360"/>
-      </w:pPr>
-      <w:rPr>
-        <w:rFonts w:ascii="Wingdings" w:hAnsi="Wingdings" w:hint="default"/>
-        <w:sz w:val="20"/>
-      </w:rPr>
-    </w:lvl>
-  </w:abstractNum>
-  <w:abstractNum w:abstractNumId="38" w15:restartNumberingAfterBreak="0">
+  <w:abstractNum w:abstractNumId="19" w15:restartNumberingAfterBreak="0">
     <w:nsid w:val="53C338F8"/>
     <w:multiLevelType w:val="multilevel"/>
     <w:tmpl w:val="66D69686"/>
@@ -7829,7 +4793,7 @@
       </w:rPr>
     </w:lvl>
   </w:abstractNum>
-  <w:abstractNum w:abstractNumId="39" w15:restartNumberingAfterBreak="0">
+  <w:abstractNum w:abstractNumId="20" w15:restartNumberingAfterBreak="0">
     <w:nsid w:val="57AF2BC3"/>
     <w:multiLevelType w:val="multilevel"/>
     <w:tmpl w:val="26DE5828"/>
@@ -7978,7 +4942,7 @@
       </w:rPr>
     </w:lvl>
   </w:abstractNum>
-  <w:abstractNum w:abstractNumId="40" w15:restartNumberingAfterBreak="0">
+  <w:abstractNum w:abstractNumId="21" w15:restartNumberingAfterBreak="0">
     <w:nsid w:val="599F687A"/>
     <w:multiLevelType w:val="multilevel"/>
     <w:tmpl w:val="DF323BB0"/>
@@ -8127,156 +5091,7 @@
       </w:rPr>
     </w:lvl>
   </w:abstractNum>
-  <w:abstractNum w:abstractNumId="41" w15:restartNumberingAfterBreak="0">
-    <w:nsid w:val="59AA232E"/>
-    <w:multiLevelType w:val="multilevel"/>
-    <w:tmpl w:val="B3A2E158"/>
-    <w:lvl w:ilvl="0">
-      <w:start w:val="1"/>
-      <w:numFmt w:val="bullet"/>
-      <w:lvlText w:val=""/>
-      <w:lvlJc w:val="left"/>
-      <w:pPr>
-        <w:tabs>
-          <w:tab w:val="num" w:pos="720"/>
-        </w:tabs>
-        <w:ind w:left="720" w:hanging="360"/>
-      </w:pPr>
-      <w:rPr>
-        <w:rFonts w:ascii="Symbol" w:hAnsi="Symbol" w:hint="default"/>
-        <w:sz w:val="20"/>
-      </w:rPr>
-    </w:lvl>
-    <w:lvl w:ilvl="1" w:tentative="1">
-      <w:start w:val="1"/>
-      <w:numFmt w:val="bullet"/>
-      <w:lvlText w:val="o"/>
-      <w:lvlJc w:val="left"/>
-      <w:pPr>
-        <w:tabs>
-          <w:tab w:val="num" w:pos="1440"/>
-        </w:tabs>
-        <w:ind w:left="1440" w:hanging="360"/>
-      </w:pPr>
-      <w:rPr>
-        <w:rFonts w:ascii="Courier New" w:hAnsi="Courier New" w:hint="default"/>
-        <w:sz w:val="20"/>
-      </w:rPr>
-    </w:lvl>
-    <w:lvl w:ilvl="2" w:tentative="1">
-      <w:start w:val="1"/>
-      <w:numFmt w:val="bullet"/>
-      <w:lvlText w:val=""/>
-      <w:lvlJc w:val="left"/>
-      <w:pPr>
-        <w:tabs>
-          <w:tab w:val="num" w:pos="2160"/>
-        </w:tabs>
-        <w:ind w:left="2160" w:hanging="360"/>
-      </w:pPr>
-      <w:rPr>
-        <w:rFonts w:ascii="Wingdings" w:hAnsi="Wingdings" w:hint="default"/>
-        <w:sz w:val="20"/>
-      </w:rPr>
-    </w:lvl>
-    <w:lvl w:ilvl="3" w:tentative="1">
-      <w:start w:val="1"/>
-      <w:numFmt w:val="bullet"/>
-      <w:lvlText w:val=""/>
-      <w:lvlJc w:val="left"/>
-      <w:pPr>
-        <w:tabs>
-          <w:tab w:val="num" w:pos="2880"/>
-        </w:tabs>
-        <w:ind w:left="2880" w:hanging="360"/>
-      </w:pPr>
-      <w:rPr>
-        <w:rFonts w:ascii="Wingdings" w:hAnsi="Wingdings" w:hint="default"/>
-        <w:sz w:val="20"/>
-      </w:rPr>
-    </w:lvl>
-    <w:lvl w:ilvl="4" w:tentative="1">
-      <w:start w:val="1"/>
-      <w:numFmt w:val="bullet"/>
-      <w:lvlText w:val=""/>
-      <w:lvlJc w:val="left"/>
-      <w:pPr>
-        <w:tabs>
-          <w:tab w:val="num" w:pos="3600"/>
-        </w:tabs>
-        <w:ind w:left="3600" w:hanging="360"/>
-      </w:pPr>
-      <w:rPr>
-        <w:rFonts w:ascii="Wingdings" w:hAnsi="Wingdings" w:hint="default"/>
-        <w:sz w:val="20"/>
-      </w:rPr>
-    </w:lvl>
-    <w:lvl w:ilvl="5" w:tentative="1">
-      <w:start w:val="1"/>
-      <w:numFmt w:val="bullet"/>
-      <w:lvlText w:val=""/>
-      <w:lvlJc w:val="left"/>
-      <w:pPr>
-        <w:tabs>
-          <w:tab w:val="num" w:pos="4320"/>
-        </w:tabs>
-        <w:ind w:left="4320" w:hanging="360"/>
-      </w:pPr>
-      <w:rPr>
-        <w:rFonts w:ascii="Wingdings" w:hAnsi="Wingdings" w:hint="default"/>
-        <w:sz w:val="20"/>
-      </w:rPr>
-    </w:lvl>
-    <w:lvl w:ilvl="6" w:tentative="1">
-      <w:start w:val="1"/>
-      <w:numFmt w:val="bullet"/>
-      <w:lvlText w:val=""/>
-      <w:lvlJc w:val="left"/>
-      <w:pPr>
-        <w:tabs>
-          <w:tab w:val="num" w:pos="5040"/>
-        </w:tabs>
-        <w:ind w:left="5040" w:hanging="360"/>
-      </w:pPr>
-      <w:rPr>
-        <w:rFonts w:ascii="Wingdings" w:hAnsi="Wingdings" w:hint="default"/>
-        <w:sz w:val="20"/>
-      </w:rPr>
-    </w:lvl>
-    <w:lvl w:ilvl="7" w:tentative="1">
-      <w:start w:val="1"/>
-      <w:numFmt w:val="bullet"/>
-      <w:lvlText w:val=""/>
-      <w:lvlJc w:val="left"/>
-      <w:pPr>
-        <w:tabs>
-          <w:tab w:val="num" w:pos="5760"/>
-        </w:tabs>
-        <w:ind w:left="5760" w:hanging="360"/>
-      </w:pPr>
-      <w:rPr>
-        <w:rFonts w:ascii="Wingdings" w:hAnsi="Wingdings" w:hint="default"/>
-        <w:sz w:val="20"/>
-      </w:rPr>
-    </w:lvl>
-    <w:lvl w:ilvl="8" w:tentative="1">
-      <w:start w:val="1"/>
-      <w:numFmt w:val="bullet"/>
-      <w:lvlText w:val=""/>
-      <w:lvlJc w:val="left"/>
-      <w:pPr>
-        <w:tabs>
-          <w:tab w:val="num" w:pos="6480"/>
-        </w:tabs>
-        <w:ind w:left="6480" w:hanging="360"/>
-      </w:pPr>
-      <w:rPr>
-        <w:rFonts w:ascii="Wingdings" w:hAnsi="Wingdings" w:hint="default"/>
-        <w:sz w:val="20"/>
-      </w:rPr>
-    </w:lvl>
-  </w:abstractNum>
-  <w:abstractNum w:abstractNumId="42" w15:restartNumberingAfterBreak="0">
+  <w:abstractNum w:abstractNumId="22" w15:restartNumberingAfterBreak="0">
     <w:nsid w:val="59AE3349"/>
     <w:multiLevelType w:val="multilevel"/>
     <w:tmpl w:val="8D6CF50E"/>
@@ -8425,7 +5240,7 @@
       </w:rPr>
     </w:lvl>
   </w:abstractNum>
-  <w:abstractNum w:abstractNumId="43" w15:restartNumberingAfterBreak="0">
+  <w:abstractNum w:abstractNumId="23" w15:restartNumberingAfterBreak="0">
     <w:nsid w:val="59EA3349"/>
     <w:multiLevelType w:val="multilevel"/>
     <w:tmpl w:val="7EBA0204"/>
@@ -8574,156 +5389,7 @@
       </w:rPr>
     </w:lvl>
   </w:abstractNum>
-  <w:abstractNum w:abstractNumId="44" w15:restartNumberingAfterBreak="0">
-    <w:nsid w:val="5A6C2886"/>
-    <w:multiLevelType w:val="multilevel"/>
-    <w:tmpl w:val="C3D6971C"/>
-    <w:lvl w:ilvl="0">
-      <w:start w:val="1"/>
-      <w:numFmt w:val="bullet"/>
-      <w:lvlText w:val=""/>
-      <w:lvlJc w:val="left"/>
-      <w:pPr>
-        <w:tabs>
-          <w:tab w:val="num" w:pos="720"/>
-        </w:tabs>
-        <w:ind w:left="720" w:hanging="360"/>
-      </w:pPr>
-      <w:rPr>
-        <w:rFonts w:ascii="Symbol" w:hAnsi="Symbol" w:hint="default"/>
-        <w:sz w:val="20"/>
-      </w:rPr>
-    </w:lvl>
-    <w:lvl w:ilvl="1" w:tentative="1">
-      <w:start w:val="1"/>
-      <w:numFmt w:val="bullet"/>
-      <w:lvlText w:val="o"/>
-      <w:lvlJc w:val="left"/>
-      <w:pPr>
-        <w:tabs>
-          <w:tab w:val="num" w:pos="1440"/>
-        </w:tabs>
-        <w:ind w:left="1440" w:hanging="360"/>
-      </w:pPr>
-      <w:rPr>
-        <w:rFonts w:ascii="Courier New" w:hAnsi="Courier New" w:hint="default"/>
-        <w:sz w:val="20"/>
-      </w:rPr>
-    </w:lvl>
-    <w:lvl w:ilvl="2" w:tentative="1">
-      <w:start w:val="1"/>
-      <w:numFmt w:val="bullet"/>
-      <w:lvlText w:val=""/>
-      <w:lvlJc w:val="left"/>
-      <w:pPr>
-        <w:tabs>
-          <w:tab w:val="num" w:pos="2160"/>
-        </w:tabs>
-        <w:ind w:left="2160" w:hanging="360"/>
-      </w:pPr>
-      <w:rPr>
-        <w:rFonts w:ascii="Wingdings" w:hAnsi="Wingdings" w:hint="default"/>
-        <w:sz w:val="20"/>
-      </w:rPr>
-    </w:lvl>
-    <w:lvl w:ilvl="3" w:tentative="1">
-      <w:start w:val="1"/>
-      <w:numFmt w:val="bullet"/>
-      <w:lvlText w:val=""/>
-      <w:lvlJc w:val="left"/>
-      <w:pPr>
-        <w:tabs>
-          <w:tab w:val="num" w:pos="2880"/>
-        </w:tabs>
-        <w:ind w:left="2880" w:hanging="360"/>
-      </w:pPr>
-      <w:rPr>
-        <w:rFonts w:ascii="Wingdings" w:hAnsi="Wingdings" w:hint="default"/>
-        <w:sz w:val="20"/>
-      </w:rPr>
-    </w:lvl>
-    <w:lvl w:ilvl="4" w:tentative="1">
-      <w:start w:val="1"/>
-      <w:numFmt w:val="bullet"/>
-      <w:lvlText w:val=""/>
-      <w:lvlJc w:val="left"/>
-      <w:pPr>
-        <w:tabs>
-          <w:tab w:val="num" w:pos="3600"/>
-        </w:tabs>
-        <w:ind w:left="3600" w:hanging="360"/>
-      </w:pPr>
-      <w:rPr>
-        <w:rFonts w:ascii="Wingdings" w:hAnsi="Wingdings" w:hint="default"/>
-        <w:sz w:val="20"/>
-      </w:rPr>
-    </w:lvl>
-    <w:lvl w:ilvl="5" w:tentative="1">
-      <w:start w:val="1"/>
-      <w:numFmt w:val="bullet"/>
-      <w:lvlText w:val=""/>
-      <w:lvlJc w:val="left"/>
-      <w:pPr>
-        <w:tabs>
-          <w:tab w:val="num" w:pos="4320"/>
-        </w:tabs>
-        <w:ind w:left="4320" w:hanging="360"/>
-      </w:pPr>
-      <w:rPr>
-        <w:rFonts w:ascii="Wingdings" w:hAnsi="Wingdings" w:hint="default"/>
-        <w:sz w:val="20"/>
-      </w:rPr>
-    </w:lvl>
-    <w:lvl w:ilvl="6" w:tentative="1">
-      <w:start w:val="1"/>
-      <w:numFmt w:val="bullet"/>
-      <w:lvlText w:val=""/>
-      <w:lvlJc w:val="left"/>
-      <w:pPr>
-        <w:tabs>
-          <w:tab w:val="num" w:pos="5040"/>
-        </w:tabs>
-        <w:ind w:left="5040" w:hanging="360"/>
-      </w:pPr>
-      <w:rPr>
-        <w:rFonts w:ascii="Wingdings" w:hAnsi="Wingdings" w:hint="default"/>
-        <w:sz w:val="20"/>
-      </w:rPr>
-    </w:lvl>
-    <w:lvl w:ilvl="7" w:tentative="1">
-      <w:start w:val="1"/>
-      <w:numFmt w:val="bullet"/>
-      <w:lvlText w:val=""/>
-      <w:lvlJc w:val="left"/>
-      <w:pPr>
-        <w:tabs>
-          <w:tab w:val="num" w:pos="5760"/>
-        </w:tabs>
-        <w:ind w:left="5760" w:hanging="360"/>
-      </w:pPr>
-      <w:rPr>
-        <w:rFonts w:ascii="Wingdings" w:hAnsi="Wingdings" w:hint="default"/>
-        <w:sz w:val="20"/>
-      </w:rPr>
-    </w:lvl>
-    <w:lvl w:ilvl="8" w:tentative="1">
-      <w:start w:val="1"/>
-      <w:numFmt w:val="bullet"/>
-      <w:lvlText w:val=""/>
-      <w:lvlJc w:val="left"/>
-      <w:pPr>
-        <w:tabs>
-          <w:tab w:val="num" w:pos="6480"/>
-        </w:tabs>
-        <w:ind w:left="6480" w:hanging="360"/>
-      </w:pPr>
-      <w:rPr>
-        <w:rFonts w:ascii="Wingdings" w:hAnsi="Wingdings" w:hint="default"/>
-        <w:sz w:val="20"/>
-      </w:rPr>
-    </w:lvl>
-  </w:abstractNum>
-  <w:abstractNum w:abstractNumId="45" w15:restartNumberingAfterBreak="0">
+  <w:abstractNum w:abstractNumId="24" w15:restartNumberingAfterBreak="0">
     <w:nsid w:val="5A84402A"/>
     <w:multiLevelType w:val="multilevel"/>
     <w:tmpl w:val="B732A78E"/>
@@ -8872,7 +5538,7 @@
       </w:rPr>
     </w:lvl>
   </w:abstractNum>
-  <w:abstractNum w:abstractNumId="46" w15:restartNumberingAfterBreak="0">
+  <w:abstractNum w:abstractNumId="25" w15:restartNumberingAfterBreak="0">
     <w:nsid w:val="5AE305AF"/>
     <w:multiLevelType w:val="multilevel"/>
     <w:tmpl w:val="888251E0"/>
@@ -8985,454 +5651,7 @@
       </w:pPr>
     </w:lvl>
   </w:abstractNum>
-  <w:abstractNum w:abstractNumId="47" w15:restartNumberingAfterBreak="0">
-    <w:nsid w:val="5B9F286F"/>
-    <w:multiLevelType w:val="multilevel"/>
-    <w:tmpl w:val="EF6C8FA8"/>
-    <w:lvl w:ilvl="0">
-      <w:start w:val="1"/>
-      <w:numFmt w:val="bullet"/>
-      <w:lvlText w:val=""/>
-      <w:lvlJc w:val="left"/>
-      <w:pPr>
-        <w:tabs>
-          <w:tab w:val="num" w:pos="720"/>
-        </w:tabs>
-        <w:ind w:left="720" w:hanging="360"/>
-      </w:pPr>
-      <w:rPr>
-        <w:rFonts w:ascii="Symbol" w:hAnsi="Symbol" w:hint="default"/>
-        <w:sz w:val="20"/>
-      </w:rPr>
-    </w:lvl>
-    <w:lvl w:ilvl="1" w:tentative="1">
-      <w:start w:val="1"/>
-      <w:numFmt w:val="bullet"/>
-      <w:lvlText w:val="o"/>
-      <w:lvlJc w:val="left"/>
-      <w:pPr>
-        <w:tabs>
-          <w:tab w:val="num" w:pos="1440"/>
-        </w:tabs>
-        <w:ind w:left="1440" w:hanging="360"/>
-      </w:pPr>
-      <w:rPr>
-        <w:rFonts w:ascii="Courier New" w:hAnsi="Courier New" w:hint="default"/>
-        <w:sz w:val="20"/>
-      </w:rPr>
-    </w:lvl>
-    <w:lvl w:ilvl="2" w:tentative="1">
-      <w:start w:val="1"/>
-      <w:numFmt w:val="bullet"/>
-      <w:lvlText w:val=""/>
-      <w:lvlJc w:val="left"/>
-      <w:pPr>
-        <w:tabs>
-          <w:tab w:val="num" w:pos="2160"/>
-        </w:tabs>
-        <w:ind w:left="2160" w:hanging="360"/>
-      </w:pPr>
-      <w:rPr>
-        <w:rFonts w:ascii="Wingdings" w:hAnsi="Wingdings" w:hint="default"/>
-        <w:sz w:val="20"/>
-      </w:rPr>
-    </w:lvl>
-    <w:lvl w:ilvl="3" w:tentative="1">
-      <w:start w:val="1"/>
-      <w:numFmt w:val="bullet"/>
-      <w:lvlText w:val=""/>
-      <w:lvlJc w:val="left"/>
-      <w:pPr>
-        <w:tabs>
-          <w:tab w:val="num" w:pos="2880"/>
-        </w:tabs>
-        <w:ind w:left="2880" w:hanging="360"/>
-      </w:pPr>
-      <w:rPr>
-        <w:rFonts w:ascii="Wingdings" w:hAnsi="Wingdings" w:hint="default"/>
-        <w:sz w:val="20"/>
-      </w:rPr>
-    </w:lvl>
-    <w:lvl w:ilvl="4" w:tentative="1">
-      <w:start w:val="1"/>
-      <w:numFmt w:val="bullet"/>
-      <w:lvlText w:val=""/>
-      <w:lvlJc w:val="left"/>
-      <w:pPr>
-        <w:tabs>
-          <w:tab w:val="num" w:pos="3600"/>
-        </w:tabs>
-        <w:ind w:left="3600" w:hanging="360"/>
-      </w:pPr>
-      <w:rPr>
-        <w:rFonts w:ascii="Wingdings" w:hAnsi="Wingdings" w:hint="default"/>
-        <w:sz w:val="20"/>
-      </w:rPr>
-    </w:lvl>
-    <w:lvl w:ilvl="5" w:tentative="1">
-      <w:start w:val="1"/>
-      <w:numFmt w:val="bullet"/>
-      <w:lvlText w:val=""/>
-      <w:lvlJc w:val="left"/>
-      <w:pPr>
-        <w:tabs>
-          <w:tab w:val="num" w:pos="4320"/>
-        </w:tabs>
-        <w:ind w:left="4320" w:hanging="360"/>
-      </w:pPr>
-      <w:rPr>
-        <w:rFonts w:ascii="Wingdings" w:hAnsi="Wingdings" w:hint="default"/>
-        <w:sz w:val="20"/>
-      </w:rPr>
-    </w:lvl>
-    <w:lvl w:ilvl="6" w:tentative="1">
-      <w:start w:val="1"/>
-      <w:numFmt w:val="bullet"/>
-      <w:lvlText w:val=""/>
-      <w:lvlJc w:val="left"/>
-      <w:pPr>
-        <w:tabs>
-          <w:tab w:val="num" w:pos="5040"/>
-        </w:tabs>
-        <w:ind w:left="5040" w:hanging="360"/>
-      </w:pPr>
-      <w:rPr>
-        <w:rFonts w:ascii="Wingdings" w:hAnsi="Wingdings" w:hint="default"/>
-        <w:sz w:val="20"/>
-      </w:rPr>
-    </w:lvl>
-    <w:lvl w:ilvl="7" w:tentative="1">
-      <w:start w:val="1"/>
-      <w:numFmt w:val="bullet"/>
-      <w:lvlText w:val=""/>
-      <w:lvlJc w:val="left"/>
-      <w:pPr>
-        <w:tabs>
-          <w:tab w:val="num" w:pos="5760"/>
-        </w:tabs>
-        <w:ind w:left="5760" w:hanging="360"/>
-      </w:pPr>
-      <w:rPr>
-        <w:rFonts w:ascii="Wingdings" w:hAnsi="Wingdings" w:hint="default"/>
-        <w:sz w:val="20"/>
-      </w:rPr>
-    </w:lvl>
-    <w:lvl w:ilvl="8" w:tentative="1">
-      <w:start w:val="1"/>
-      <w:numFmt w:val="bullet"/>
-      <w:lvlText w:val=""/>
-      <w:lvlJc w:val="left"/>
-      <w:pPr>
-        <w:tabs>
-          <w:tab w:val="num" w:pos="6480"/>
-        </w:tabs>
-        <w:ind w:left="6480" w:hanging="360"/>
-      </w:pPr>
-      <w:rPr>
-        <w:rFonts w:ascii="Wingdings" w:hAnsi="Wingdings" w:hint="default"/>
-        <w:sz w:val="20"/>
-      </w:rPr>
-    </w:lvl>
-  </w:abstractNum>
-  <w:abstractNum w:abstractNumId="48" w15:restartNumberingAfterBreak="0">
-    <w:nsid w:val="5EC74E1F"/>
-    <w:multiLevelType w:val="multilevel"/>
-    <w:tmpl w:val="60364C78"/>
-    <w:lvl w:ilvl="0">
-      <w:start w:val="1"/>
-      <w:numFmt w:val="bullet"/>
-      <w:lvlText w:val=""/>
-      <w:lvlJc w:val="left"/>
-      <w:pPr>
-        <w:tabs>
-          <w:tab w:val="num" w:pos="720"/>
-        </w:tabs>
-        <w:ind w:left="720" w:hanging="360"/>
-      </w:pPr>
-      <w:rPr>
-        <w:rFonts w:ascii="Symbol" w:hAnsi="Symbol" w:hint="default"/>
-        <w:sz w:val="20"/>
-      </w:rPr>
-    </w:lvl>
-    <w:lvl w:ilvl="1" w:tentative="1">
-      <w:start w:val="1"/>
-      <w:numFmt w:val="bullet"/>
-      <w:lvlText w:val="o"/>
-      <w:lvlJc w:val="left"/>
-      <w:pPr>
-        <w:tabs>
-          <w:tab w:val="num" w:pos="1440"/>
-        </w:tabs>
-        <w:ind w:left="1440" w:hanging="360"/>
-      </w:pPr>
-      <w:rPr>
-        <w:rFonts w:ascii="Courier New" w:hAnsi="Courier New" w:hint="default"/>
-        <w:sz w:val="20"/>
-      </w:rPr>
-    </w:lvl>
-    <w:lvl w:ilvl="2" w:tentative="1">
-      <w:start w:val="1"/>
-      <w:numFmt w:val="bullet"/>
-      <w:lvlText w:val=""/>
-      <w:lvlJc w:val="left"/>
-      <w:pPr>
-        <w:tabs>
-          <w:tab w:val="num" w:pos="2160"/>
-        </w:tabs>
-        <w:ind w:left="2160" w:hanging="360"/>
-      </w:pPr>
-      <w:rPr>
-        <w:rFonts w:ascii="Wingdings" w:hAnsi="Wingdings" w:hint="default"/>
-        <w:sz w:val="20"/>
-      </w:rPr>
-    </w:lvl>
-    <w:lvl w:ilvl="3" w:tentative="1">
-      <w:start w:val="1"/>
-      <w:numFmt w:val="bullet"/>
-      <w:lvlText w:val=""/>
-      <w:lvlJc w:val="left"/>
-      <w:pPr>
-        <w:tabs>
-          <w:tab w:val="num" w:pos="2880"/>
-        </w:tabs>
-        <w:ind w:left="2880" w:hanging="360"/>
-      </w:pPr>
-      <w:rPr>
-        <w:rFonts w:ascii="Wingdings" w:hAnsi="Wingdings" w:hint="default"/>
-        <w:sz w:val="20"/>
-      </w:rPr>
-    </w:lvl>
-    <w:lvl w:ilvl="4" w:tentative="1">
-      <w:start w:val="1"/>
-      <w:numFmt w:val="bullet"/>
-      <w:lvlText w:val=""/>
-      <w:lvlJc w:val="left"/>
-      <w:pPr>
-        <w:tabs>
-          <w:tab w:val="num" w:pos="3600"/>
-        </w:tabs>
-        <w:ind w:left="3600" w:hanging="360"/>
-      </w:pPr>
-      <w:rPr>
-        <w:rFonts w:ascii="Wingdings" w:hAnsi="Wingdings" w:hint="default"/>
-        <w:sz w:val="20"/>
-      </w:rPr>
-    </w:lvl>
-    <w:lvl w:ilvl="5" w:tentative="1">
-      <w:start w:val="1"/>
-      <w:numFmt w:val="bullet"/>
-      <w:lvlText w:val=""/>
-      <w:lvlJc w:val="left"/>
-      <w:pPr>
-        <w:tabs>
-          <w:tab w:val="num" w:pos="4320"/>
-        </w:tabs>
-        <w:ind w:left="4320" w:hanging="360"/>
-      </w:pPr>
-      <w:rPr>
-        <w:rFonts w:ascii="Wingdings" w:hAnsi="Wingdings" w:hint="default"/>
-        <w:sz w:val="20"/>
-      </w:rPr>
-    </w:lvl>
-    <w:lvl w:ilvl="6" w:tentative="1">
-      <w:start w:val="1"/>
-      <w:numFmt w:val="bullet"/>
-      <w:lvlText w:val=""/>
-      <w:lvlJc w:val="left"/>
-      <w:pPr>
-        <w:tabs>
-          <w:tab w:val="num" w:pos="5040"/>
-        </w:tabs>
-        <w:ind w:left="5040" w:hanging="360"/>
-      </w:pPr>
-      <w:rPr>
-        <w:rFonts w:ascii="Wingdings" w:hAnsi="Wingdings" w:hint="default"/>
-        <w:sz w:val="20"/>
-      </w:rPr>
-    </w:lvl>
-    <w:lvl w:ilvl="7" w:tentative="1">
-      <w:start w:val="1"/>
-      <w:numFmt w:val="bullet"/>
-      <w:lvlText w:val=""/>
-      <w:lvlJc w:val="left"/>
-      <w:pPr>
-        <w:tabs>
-          <w:tab w:val="num" w:pos="5760"/>
-        </w:tabs>
-        <w:ind w:left="5760" w:hanging="360"/>
-      </w:pPr>
-      <w:rPr>
-        <w:rFonts w:ascii="Wingdings" w:hAnsi="Wingdings" w:hint="default"/>
-        <w:sz w:val="20"/>
-      </w:rPr>
-    </w:lvl>
-    <w:lvl w:ilvl="8" w:tentative="1">
-      <w:start w:val="1"/>
-      <w:numFmt w:val="bullet"/>
-      <w:lvlText w:val=""/>
-      <w:lvlJc w:val="left"/>
-      <w:pPr>
-        <w:tabs>
-          <w:tab w:val="num" w:pos="6480"/>
-        </w:tabs>
-        <w:ind w:left="6480" w:hanging="360"/>
-      </w:pPr>
-      <w:rPr>
-        <w:rFonts w:ascii="Wingdings" w:hAnsi="Wingdings" w:hint="default"/>
-        <w:sz w:val="20"/>
-      </w:rPr>
-    </w:lvl>
-  </w:abstractNum>
-  <w:abstractNum w:abstractNumId="49" w15:restartNumberingAfterBreak="0">
-    <w:nsid w:val="60921DE9"/>
-    <w:multiLevelType w:val="multilevel"/>
-    <w:tmpl w:val="49E423BA"/>
-    <w:lvl w:ilvl="0">
-      <w:start w:val="1"/>
-      <w:numFmt w:val="bullet"/>
-      <w:lvlText w:val=""/>
-      <w:lvlJc w:val="left"/>
-      <w:pPr>
-        <w:tabs>
-          <w:tab w:val="num" w:pos="720"/>
-        </w:tabs>
-        <w:ind w:left="720" w:hanging="360"/>
-      </w:pPr>
-      <w:rPr>
-        <w:rFonts w:ascii="Symbol" w:hAnsi="Symbol" w:hint="default"/>
-        <w:sz w:val="20"/>
-      </w:rPr>
-    </w:lvl>
-    <w:lvl w:ilvl="1" w:tentative="1">
-      <w:start w:val="1"/>
-      <w:numFmt w:val="bullet"/>
-      <w:lvlText w:val="o"/>
-      <w:lvlJc w:val="left"/>
-      <w:pPr>
-        <w:tabs>
-          <w:tab w:val="num" w:pos="1440"/>
-        </w:tabs>
-        <w:ind w:left="1440" w:hanging="360"/>
-      </w:pPr>
-      <w:rPr>
-        <w:rFonts w:ascii="Courier New" w:hAnsi="Courier New" w:hint="default"/>
-        <w:sz w:val="20"/>
-      </w:rPr>
-    </w:lvl>
-    <w:lvl w:ilvl="2" w:tentative="1">
-      <w:start w:val="1"/>
-      <w:numFmt w:val="bullet"/>
-      <w:lvlText w:val=""/>
-      <w:lvlJc w:val="left"/>
-      <w:pPr>
-        <w:tabs>
-          <w:tab w:val="num" w:pos="2160"/>
-        </w:tabs>
-        <w:ind w:left="2160" w:hanging="360"/>
-      </w:pPr>
-      <w:rPr>
-        <w:rFonts w:ascii="Wingdings" w:hAnsi="Wingdings" w:hint="default"/>
-        <w:sz w:val="20"/>
-      </w:rPr>
-    </w:lvl>
-    <w:lvl w:ilvl="3" w:tentative="1">
-      <w:start w:val="1"/>
-      <w:numFmt w:val="bullet"/>
-      <w:lvlText w:val=""/>
-      <w:lvlJc w:val="left"/>
-      <w:pPr>
-        <w:tabs>
-          <w:tab w:val="num" w:pos="2880"/>
-        </w:tabs>
-        <w:ind w:left="2880" w:hanging="360"/>
-      </w:pPr>
-      <w:rPr>
-        <w:rFonts w:ascii="Wingdings" w:hAnsi="Wingdings" w:hint="default"/>
-        <w:sz w:val="20"/>
-      </w:rPr>
-    </w:lvl>
-    <w:lvl w:ilvl="4" w:tentative="1">
-      <w:start w:val="1"/>
-      <w:numFmt w:val="bullet"/>
-      <w:lvlText w:val=""/>
-      <w:lvlJc w:val="left"/>
-      <w:pPr>
-        <w:tabs>
-          <w:tab w:val="num" w:pos="3600"/>
-        </w:tabs>
-        <w:ind w:left="3600" w:hanging="360"/>
-      </w:pPr>
-      <w:rPr>
-        <w:rFonts w:ascii="Wingdings" w:hAnsi="Wingdings" w:hint="default"/>
-        <w:sz w:val="20"/>
-      </w:rPr>
-    </w:lvl>
-    <w:lvl w:ilvl="5" w:tentative="1">
-      <w:start w:val="1"/>
-      <w:numFmt w:val="bullet"/>
-      <w:lvlText w:val=""/>
-      <w:lvlJc w:val="left"/>
-      <w:pPr>
-        <w:tabs>
-          <w:tab w:val="num" w:pos="4320"/>
-        </w:tabs>
-        <w:ind w:left="4320" w:hanging="360"/>
-      </w:pPr>
-      <w:rPr>
-        <w:rFonts w:ascii="Wingdings" w:hAnsi="Wingdings" w:hint="default"/>
-        <w:sz w:val="20"/>
-      </w:rPr>
-    </w:lvl>
-    <w:lvl w:ilvl="6" w:tentative="1">
-      <w:start w:val="1"/>
-      <w:numFmt w:val="bullet"/>
-      <w:lvlText w:val=""/>
-      <w:lvlJc w:val="left"/>
-      <w:pPr>
-        <w:tabs>
-          <w:tab w:val="num" w:pos="5040"/>
-        </w:tabs>
-        <w:ind w:left="5040" w:hanging="360"/>
-      </w:pPr>
-      <w:rPr>
-        <w:rFonts w:ascii="Wingdings" w:hAnsi="Wingdings" w:hint="default"/>
-        <w:sz w:val="20"/>
-      </w:rPr>
-    </w:lvl>
-    <w:lvl w:ilvl="7" w:tentative="1">
-      <w:start w:val="1"/>
-      <w:numFmt w:val="bullet"/>
-      <w:lvlText w:val=""/>
-      <w:lvlJc w:val="left"/>
-      <w:pPr>
-        <w:tabs>
-          <w:tab w:val="num" w:pos="5760"/>
-        </w:tabs>
-        <w:ind w:left="5760" w:hanging="360"/>
-      </w:pPr>
-      <w:rPr>
-        <w:rFonts w:ascii="Wingdings" w:hAnsi="Wingdings" w:hint="default"/>
-        <w:sz w:val="20"/>
-      </w:rPr>
-    </w:lvl>
-    <w:lvl w:ilvl="8" w:tentative="1">
-      <w:start w:val="1"/>
-      <w:numFmt w:val="bullet"/>
-      <w:lvlText w:val=""/>
-      <w:lvlJc w:val="left"/>
-      <w:pPr>
-        <w:tabs>
-          <w:tab w:val="num" w:pos="6480"/>
-        </w:tabs>
-        <w:ind w:left="6480" w:hanging="360"/>
-      </w:pPr>
-      <w:rPr>
-        <w:rFonts w:ascii="Wingdings" w:hAnsi="Wingdings" w:hint="default"/>
-        <w:sz w:val="20"/>
-      </w:rPr>
-    </w:lvl>
-  </w:abstractNum>
-  <w:abstractNum w:abstractNumId="50" w15:restartNumberingAfterBreak="0">
+  <w:abstractNum w:abstractNumId="26" w15:restartNumberingAfterBreak="0">
     <w:nsid w:val="622D125F"/>
     <w:multiLevelType w:val="multilevel"/>
     <w:tmpl w:val="FC6A06FA"/>
@@ -9581,156 +5800,7 @@
       </w:rPr>
     </w:lvl>
   </w:abstractNum>
-  <w:abstractNum w:abstractNumId="51" w15:restartNumberingAfterBreak="0">
-    <w:nsid w:val="66260C7C"/>
-    <w:multiLevelType w:val="multilevel"/>
-    <w:tmpl w:val="230007E6"/>
-    <w:lvl w:ilvl="0">
-      <w:start w:val="1"/>
-      <w:numFmt w:val="bullet"/>
-      <w:lvlText w:val=""/>
-      <w:lvlJc w:val="left"/>
-      <w:pPr>
-        <w:tabs>
-          <w:tab w:val="num" w:pos="720"/>
-        </w:tabs>
-        <w:ind w:left="720" w:hanging="360"/>
-      </w:pPr>
-      <w:rPr>
-        <w:rFonts w:ascii="Symbol" w:hAnsi="Symbol" w:hint="default"/>
-        <w:sz w:val="20"/>
-      </w:rPr>
-    </w:lvl>
-    <w:lvl w:ilvl="1" w:tentative="1">
-      <w:start w:val="1"/>
-      <w:numFmt w:val="bullet"/>
-      <w:lvlText w:val="o"/>
-      <w:lvlJc w:val="left"/>
-      <w:pPr>
-        <w:tabs>
-          <w:tab w:val="num" w:pos="1440"/>
-        </w:tabs>
-        <w:ind w:left="1440" w:hanging="360"/>
-      </w:pPr>
-      <w:rPr>
-        <w:rFonts w:ascii="Courier New" w:hAnsi="Courier New" w:hint="default"/>
-        <w:sz w:val="20"/>
-      </w:rPr>
-    </w:lvl>
-    <w:lvl w:ilvl="2" w:tentative="1">
-      <w:start w:val="1"/>
-      <w:numFmt w:val="bullet"/>
-      <w:lvlText w:val=""/>
-      <w:lvlJc w:val="left"/>
-      <w:pPr>
-        <w:tabs>
-          <w:tab w:val="num" w:pos="2160"/>
-        </w:tabs>
-        <w:ind w:left="2160" w:hanging="360"/>
-      </w:pPr>
-      <w:rPr>
-        <w:rFonts w:ascii="Wingdings" w:hAnsi="Wingdings" w:hint="default"/>
-        <w:sz w:val="20"/>
-      </w:rPr>
-    </w:lvl>
-    <w:lvl w:ilvl="3" w:tentative="1">
-      <w:start w:val="1"/>
-      <w:numFmt w:val="bullet"/>
-      <w:lvlText w:val=""/>
-      <w:lvlJc w:val="left"/>
-      <w:pPr>
-        <w:tabs>
-          <w:tab w:val="num" w:pos="2880"/>
-        </w:tabs>
-        <w:ind w:left="2880" w:hanging="360"/>
-      </w:pPr>
-      <w:rPr>
-        <w:rFonts w:ascii="Wingdings" w:hAnsi="Wingdings" w:hint="default"/>
-        <w:sz w:val="20"/>
-      </w:rPr>
-    </w:lvl>
-    <w:lvl w:ilvl="4" w:tentative="1">
-      <w:start w:val="1"/>
-      <w:numFmt w:val="bullet"/>
-      <w:lvlText w:val=""/>
-      <w:lvlJc w:val="left"/>
-      <w:pPr>
-        <w:tabs>
-          <w:tab w:val="num" w:pos="3600"/>
-        </w:tabs>
-        <w:ind w:left="3600" w:hanging="360"/>
-      </w:pPr>
-      <w:rPr>
-        <w:rFonts w:ascii="Wingdings" w:hAnsi="Wingdings" w:hint="default"/>
-        <w:sz w:val="20"/>
-      </w:rPr>
-    </w:lvl>
-    <w:lvl w:ilvl="5" w:tentative="1">
-      <w:start w:val="1"/>
-      <w:numFmt w:val="bullet"/>
-      <w:lvlText w:val=""/>
-      <w:lvlJc w:val="left"/>
-      <w:pPr>
-        <w:tabs>
-          <w:tab w:val="num" w:pos="4320"/>
-        </w:tabs>
-        <w:ind w:left="4320" w:hanging="360"/>
-      </w:pPr>
-      <w:rPr>
-        <w:rFonts w:ascii="Wingdings" w:hAnsi="Wingdings" w:hint="default"/>
-        <w:sz w:val="20"/>
-      </w:rPr>
-    </w:lvl>
-    <w:lvl w:ilvl="6" w:tentative="1">
-      <w:start w:val="1"/>
-      <w:numFmt w:val="bullet"/>
-      <w:lvlText w:val=""/>
-      <w:lvlJc w:val="left"/>
-      <w:pPr>
-        <w:tabs>
-          <w:tab w:val="num" w:pos="5040"/>
-        </w:tabs>
-        <w:ind w:left="5040" w:hanging="360"/>
-      </w:pPr>
-      <w:rPr>
-        <w:rFonts w:ascii="Wingdings" w:hAnsi="Wingdings" w:hint="default"/>
-        <w:sz w:val="20"/>
-      </w:rPr>
-    </w:lvl>
-    <w:lvl w:ilvl="7" w:tentative="1">
-      <w:start w:val="1"/>
-      <w:numFmt w:val="bullet"/>
-      <w:lvlText w:val=""/>
-      <w:lvlJc w:val="left"/>
-      <w:pPr>
-        <w:tabs>
-          <w:tab w:val="num" w:pos="5760"/>
-        </w:tabs>
-        <w:ind w:left="5760" w:hanging="360"/>
-      </w:pPr>
-      <w:rPr>
-        <w:rFonts w:ascii="Wingdings" w:hAnsi="Wingdings" w:hint="default"/>
-        <w:sz w:val="20"/>
-      </w:rPr>
-    </w:lvl>
-    <w:lvl w:ilvl="8" w:tentative="1">
-      <w:start w:val="1"/>
-      <w:numFmt w:val="bullet"/>
-      <w:lvlText w:val=""/>
-      <w:lvlJc w:val="left"/>
-      <w:pPr>
-        <w:tabs>
-          <w:tab w:val="num" w:pos="6480"/>
-        </w:tabs>
-        <w:ind w:left="6480" w:hanging="360"/>
-      </w:pPr>
-      <w:rPr>
-        <w:rFonts w:ascii="Wingdings" w:hAnsi="Wingdings" w:hint="default"/>
-        <w:sz w:val="20"/>
-      </w:rPr>
-    </w:lvl>
-  </w:abstractNum>
-  <w:abstractNum w:abstractNumId="52" w15:restartNumberingAfterBreak="0">
+  <w:abstractNum w:abstractNumId="27" w15:restartNumberingAfterBreak="0">
     <w:nsid w:val="66C85CBD"/>
     <w:multiLevelType w:val="multilevel"/>
     <w:tmpl w:val="24DA2A9C"/>
@@ -9879,7 +5949,7 @@
       </w:rPr>
     </w:lvl>
   </w:abstractNum>
-  <w:abstractNum w:abstractNumId="53" w15:restartNumberingAfterBreak="0">
+  <w:abstractNum w:abstractNumId="28" w15:restartNumberingAfterBreak="0">
     <w:nsid w:val="6776570F"/>
     <w:multiLevelType w:val="multilevel"/>
     <w:tmpl w:val="5C1AC0A8"/>
@@ -10028,7 +6098,7 @@
       </w:rPr>
     </w:lvl>
   </w:abstractNum>
-  <w:abstractNum w:abstractNumId="54" w15:restartNumberingAfterBreak="0">
+  <w:abstractNum w:abstractNumId="29" w15:restartNumberingAfterBreak="0">
     <w:nsid w:val="6C1B0C8F"/>
     <w:multiLevelType w:val="multilevel"/>
     <w:tmpl w:val="011ABB8E"/>
@@ -10141,7 +6211,7 @@
       </w:pPr>
     </w:lvl>
   </w:abstractNum>
-  <w:abstractNum w:abstractNumId="55" w15:restartNumberingAfterBreak="0">
+  <w:abstractNum w:abstractNumId="30" w15:restartNumberingAfterBreak="0">
     <w:nsid w:val="6EAF7EB7"/>
     <w:multiLevelType w:val="multilevel"/>
     <w:tmpl w:val="F84CFDEC"/>
@@ -10290,7 +6360,7 @@
       </w:rPr>
     </w:lvl>
   </w:abstractNum>
-  <w:abstractNum w:abstractNumId="56" w15:restartNumberingAfterBreak="0">
+  <w:abstractNum w:abstractNumId="31" w15:restartNumberingAfterBreak="0">
     <w:nsid w:val="6ED52CC3"/>
     <w:multiLevelType w:val="multilevel"/>
     <w:tmpl w:val="C4243CDE"/>
@@ -10439,7 +6509,7 @@
       </w:rPr>
     </w:lvl>
   </w:abstractNum>
-  <w:abstractNum w:abstractNumId="57" w15:restartNumberingAfterBreak="0">
+  <w:abstractNum w:abstractNumId="32" w15:restartNumberingAfterBreak="0">
     <w:nsid w:val="6FA72072"/>
     <w:multiLevelType w:val="multilevel"/>
     <w:tmpl w:val="D7EC3200"/>
@@ -10552,7 +6622,7 @@
       </w:pPr>
     </w:lvl>
   </w:abstractNum>
-  <w:abstractNum w:abstractNumId="58" w15:restartNumberingAfterBreak="0">
+  <w:abstractNum w:abstractNumId="33" w15:restartNumberingAfterBreak="0">
     <w:nsid w:val="709A0B1D"/>
     <w:multiLevelType w:val="multilevel"/>
     <w:tmpl w:val="161C8C50"/>
@@ -10701,7 +6771,7 @@
       </w:rPr>
     </w:lvl>
   </w:abstractNum>
-  <w:abstractNum w:abstractNumId="59" w15:restartNumberingAfterBreak="0">
+  <w:abstractNum w:abstractNumId="34" w15:restartNumberingAfterBreak="0">
     <w:nsid w:val="7227059F"/>
     <w:multiLevelType w:val="multilevel"/>
     <w:tmpl w:val="8AD474B0"/>
@@ -10850,7 +6920,7 @@
       </w:rPr>
     </w:lvl>
   </w:abstractNum>
-  <w:abstractNum w:abstractNumId="60" w15:restartNumberingAfterBreak="0">
+  <w:abstractNum w:abstractNumId="35" w15:restartNumberingAfterBreak="0">
     <w:nsid w:val="726E2CB6"/>
     <w:multiLevelType w:val="multilevel"/>
     <w:tmpl w:val="0A6E5BDE"/>
@@ -10999,156 +7069,7 @@
       </w:rPr>
     </w:lvl>
   </w:abstractNum>
-  <w:abstractNum w:abstractNumId="61" w15:restartNumberingAfterBreak="0">
-    <w:nsid w:val="72C41E8E"/>
-    <w:multiLevelType w:val="multilevel"/>
-    <w:tmpl w:val="C20E0576"/>
-    <w:lvl w:ilvl="0">
-      <w:start w:val="1"/>
-      <w:numFmt w:val="bullet"/>
-      <w:lvlText w:val=""/>
-      <w:lvlJc w:val="left"/>
-      <w:pPr>
-        <w:tabs>
-          <w:tab w:val="num" w:pos="720"/>
-        </w:tabs>
-        <w:ind w:left="720" w:hanging="360"/>
-      </w:pPr>
-      <w:rPr>
-        <w:rFonts w:ascii="Symbol" w:hAnsi="Symbol" w:hint="default"/>
-        <w:sz w:val="20"/>
-      </w:rPr>
-    </w:lvl>
-    <w:lvl w:ilvl="1" w:tentative="1">
-      <w:start w:val="1"/>
-      <w:numFmt w:val="bullet"/>
-      <w:lvlText w:val="o"/>
-      <w:lvlJc w:val="left"/>
-      <w:pPr>
-        <w:tabs>
-          <w:tab w:val="num" w:pos="1440"/>
-        </w:tabs>
-        <w:ind w:left="1440" w:hanging="360"/>
-      </w:pPr>
-      <w:rPr>
-        <w:rFonts w:ascii="Courier New" w:hAnsi="Courier New" w:hint="default"/>
-        <w:sz w:val="20"/>
-      </w:rPr>
-    </w:lvl>
-    <w:lvl w:ilvl="2" w:tentative="1">
-      <w:start w:val="1"/>
-      <w:numFmt w:val="bullet"/>
-      <w:lvlText w:val=""/>
-      <w:lvlJc w:val="left"/>
-      <w:pPr>
-        <w:tabs>
-          <w:tab w:val="num" w:pos="2160"/>
-        </w:tabs>
-        <w:ind w:left="2160" w:hanging="360"/>
-      </w:pPr>
-      <w:rPr>
-        <w:rFonts w:ascii="Wingdings" w:hAnsi="Wingdings" w:hint="default"/>
-        <w:sz w:val="20"/>
-      </w:rPr>
-    </w:lvl>
-    <w:lvl w:ilvl="3" w:tentative="1">
-      <w:start w:val="1"/>
-      <w:numFmt w:val="bullet"/>
-      <w:lvlText w:val=""/>
-      <w:lvlJc w:val="left"/>
-      <w:pPr>
-        <w:tabs>
-          <w:tab w:val="num" w:pos="2880"/>
-        </w:tabs>
-        <w:ind w:left="2880" w:hanging="360"/>
-      </w:pPr>
-      <w:rPr>
-        <w:rFonts w:ascii="Wingdings" w:hAnsi="Wingdings" w:hint="default"/>
-        <w:sz w:val="20"/>
-      </w:rPr>
-    </w:lvl>
-    <w:lvl w:ilvl="4" w:tentative="1">
-      <w:start w:val="1"/>
-      <w:numFmt w:val="bullet"/>
-      <w:lvlText w:val=""/>
-      <w:lvlJc w:val="left"/>
-      <w:pPr>
-        <w:tabs>
-          <w:tab w:val="num" w:pos="3600"/>
-        </w:tabs>
-        <w:ind w:left="3600" w:hanging="360"/>
-      </w:pPr>
-      <w:rPr>
-        <w:rFonts w:ascii="Wingdings" w:hAnsi="Wingdings" w:hint="default"/>
-        <w:sz w:val="20"/>
-      </w:rPr>
-    </w:lvl>
-    <w:lvl w:ilvl="5" w:tentative="1">
-      <w:start w:val="1"/>
-      <w:numFmt w:val="bullet"/>
-      <w:lvlText w:val=""/>
-      <w:lvlJc w:val="left"/>
-      <w:pPr>
-        <w:tabs>
-          <w:tab w:val="num" w:pos="4320"/>
-        </w:tabs>
-        <w:ind w:left="4320" w:hanging="360"/>
-      </w:pPr>
-      <w:rPr>
-        <w:rFonts w:ascii="Wingdings" w:hAnsi="Wingdings" w:hint="default"/>
-        <w:sz w:val="20"/>
-      </w:rPr>
-    </w:lvl>
-    <w:lvl w:ilvl="6" w:tentative="1">
-      <w:start w:val="1"/>
-      <w:numFmt w:val="bullet"/>
-      <w:lvlText w:val=""/>
-      <w:lvlJc w:val="left"/>
-      <w:pPr>
-        <w:tabs>
-          <w:tab w:val="num" w:pos="5040"/>
-        </w:tabs>
-        <w:ind w:left="5040" w:hanging="360"/>
-      </w:pPr>
-      <w:rPr>
-        <w:rFonts w:ascii="Wingdings" w:hAnsi="Wingdings" w:hint="default"/>
-        <w:sz w:val="20"/>
-      </w:rPr>
-    </w:lvl>
-    <w:lvl w:ilvl="7" w:tentative="1">
-      <w:start w:val="1"/>
-      <w:numFmt w:val="bullet"/>
-      <w:lvlText w:val=""/>
-      <w:lvlJc w:val="left"/>
-      <w:pPr>
-        <w:tabs>
-          <w:tab w:val="num" w:pos="5760"/>
-        </w:tabs>
-        <w:ind w:left="5760" w:hanging="360"/>
-      </w:pPr>
-      <w:rPr>
-        <w:rFonts w:ascii="Wingdings" w:hAnsi="Wingdings" w:hint="default"/>
-        <w:sz w:val="20"/>
-      </w:rPr>
-    </w:lvl>
-    <w:lvl w:ilvl="8" w:tentative="1">
-      <w:start w:val="1"/>
-      <w:numFmt w:val="bullet"/>
-      <w:lvlText w:val=""/>
-      <w:lvlJc w:val="left"/>
-      <w:pPr>
-        <w:tabs>
-          <w:tab w:val="num" w:pos="6480"/>
-        </w:tabs>
-        <w:ind w:left="6480" w:hanging="360"/>
-      </w:pPr>
-      <w:rPr>
-        <w:rFonts w:ascii="Wingdings" w:hAnsi="Wingdings" w:hint="default"/>
-        <w:sz w:val="20"/>
-      </w:rPr>
-    </w:lvl>
-  </w:abstractNum>
-  <w:abstractNum w:abstractNumId="62" w15:restartNumberingAfterBreak="0">
+  <w:abstractNum w:abstractNumId="36" w15:restartNumberingAfterBreak="0">
     <w:nsid w:val="730B41A9"/>
     <w:multiLevelType w:val="multilevel"/>
     <w:tmpl w:val="70109ABC"/>
@@ -11297,305 +7218,7 @@
       </w:rPr>
     </w:lvl>
   </w:abstractNum>
-  <w:abstractNum w:abstractNumId="63" w15:restartNumberingAfterBreak="0">
-    <w:nsid w:val="73C50CB1"/>
-    <w:multiLevelType w:val="multilevel"/>
-    <w:tmpl w:val="0E460CC8"/>
-    <w:lvl w:ilvl="0">
-      <w:start w:val="1"/>
-      <w:numFmt w:val="bullet"/>
-      <w:lvlText w:val=""/>
-      <w:lvlJc w:val="left"/>
-      <w:pPr>
-        <w:tabs>
-          <w:tab w:val="num" w:pos="720"/>
-        </w:tabs>
-        <w:ind w:left="720" w:hanging="360"/>
-      </w:pPr>
-      <w:rPr>
-        <w:rFonts w:ascii="Symbol" w:hAnsi="Symbol" w:hint="default"/>
-        <w:sz w:val="20"/>
-      </w:rPr>
-    </w:lvl>
-    <w:lvl w:ilvl="1" w:tentative="1">
-      <w:start w:val="1"/>
-      <w:numFmt w:val="bullet"/>
-      <w:lvlText w:val="o"/>
-      <w:lvlJc w:val="left"/>
-      <w:pPr>
-        <w:tabs>
-          <w:tab w:val="num" w:pos="1440"/>
-        </w:tabs>
-        <w:ind w:left="1440" w:hanging="360"/>
-      </w:pPr>
-      <w:rPr>
-        <w:rFonts w:ascii="Courier New" w:hAnsi="Courier New" w:hint="default"/>
-        <w:sz w:val="20"/>
-      </w:rPr>
-    </w:lvl>
-    <w:lvl w:ilvl="2" w:tentative="1">
-      <w:start w:val="1"/>
-      <w:numFmt w:val="bullet"/>
-      <w:lvlText w:val=""/>
-      <w:lvlJc w:val="left"/>
-      <w:pPr>
-        <w:tabs>
-          <w:tab w:val="num" w:pos="2160"/>
-        </w:tabs>
-        <w:ind w:left="2160" w:hanging="360"/>
-      </w:pPr>
-      <w:rPr>
-        <w:rFonts w:ascii="Wingdings" w:hAnsi="Wingdings" w:hint="default"/>
-        <w:sz w:val="20"/>
-      </w:rPr>
-    </w:lvl>
-    <w:lvl w:ilvl="3" w:tentative="1">
-      <w:start w:val="1"/>
-      <w:numFmt w:val="bullet"/>
-      <w:lvlText w:val=""/>
-      <w:lvlJc w:val="left"/>
-      <w:pPr>
-        <w:tabs>
-          <w:tab w:val="num" w:pos="2880"/>
-        </w:tabs>
-        <w:ind w:left="2880" w:hanging="360"/>
-      </w:pPr>
-      <w:rPr>
-        <w:rFonts w:ascii="Wingdings" w:hAnsi="Wingdings" w:hint="default"/>
-        <w:sz w:val="20"/>
-      </w:rPr>
-    </w:lvl>
-    <w:lvl w:ilvl="4" w:tentative="1">
-      <w:start w:val="1"/>
-      <w:numFmt w:val="bullet"/>
-      <w:lvlText w:val=""/>
-      <w:lvlJc w:val="left"/>
-      <w:pPr>
-        <w:tabs>
-          <w:tab w:val="num" w:pos="3600"/>
-        </w:tabs>
-        <w:ind w:left="3600" w:hanging="360"/>
-      </w:pPr>
-      <w:rPr>
-        <w:rFonts w:ascii="Wingdings" w:hAnsi="Wingdings" w:hint="default"/>
-        <w:sz w:val="20"/>
-      </w:rPr>
-    </w:lvl>
-    <w:lvl w:ilvl="5" w:tentative="1">
-      <w:start w:val="1"/>
-      <w:numFmt w:val="bullet"/>
-      <w:lvlText w:val=""/>
-      <w:lvlJc w:val="left"/>
-      <w:pPr>
-        <w:tabs>
-          <w:tab w:val="num" w:pos="4320"/>
-        </w:tabs>
-        <w:ind w:left="4320" w:hanging="360"/>
-      </w:pPr>
-      <w:rPr>
-        <w:rFonts w:ascii="Wingdings" w:hAnsi="Wingdings" w:hint="default"/>
-        <w:sz w:val="20"/>
-      </w:rPr>
-    </w:lvl>
-    <w:lvl w:ilvl="6" w:tentative="1">
-      <w:start w:val="1"/>
-      <w:numFmt w:val="bullet"/>
-      <w:lvlText w:val=""/>
-      <w:lvlJc w:val="left"/>
-      <w:pPr>
-        <w:tabs>
-          <w:tab w:val="num" w:pos="5040"/>
-        </w:tabs>
-        <w:ind w:left="5040" w:hanging="360"/>
-      </w:pPr>
-      <w:rPr>
-        <w:rFonts w:ascii="Wingdings" w:hAnsi="Wingdings" w:hint="default"/>
-        <w:sz w:val="20"/>
-      </w:rPr>
-    </w:lvl>
-    <w:lvl w:ilvl="7" w:tentative="1">
-      <w:start w:val="1"/>
-      <w:numFmt w:val="bullet"/>
-      <w:lvlText w:val=""/>
-      <w:lvlJc w:val="left"/>
-      <w:pPr>
-        <w:tabs>
-          <w:tab w:val="num" w:pos="5760"/>
-        </w:tabs>
-        <w:ind w:left="5760" w:hanging="360"/>
-      </w:pPr>
-      <w:rPr>
-        <w:rFonts w:ascii="Wingdings" w:hAnsi="Wingdings" w:hint="default"/>
-        <w:sz w:val="20"/>
-      </w:rPr>
-    </w:lvl>
-    <w:lvl w:ilvl="8" w:tentative="1">
-      <w:start w:val="1"/>
-      <w:numFmt w:val="bullet"/>
-      <w:lvlText w:val=""/>
-      <w:lvlJc w:val="left"/>
-      <w:pPr>
-        <w:tabs>
-          <w:tab w:val="num" w:pos="6480"/>
-        </w:tabs>
-        <w:ind w:left="6480" w:hanging="360"/>
-      </w:pPr>
-      <w:rPr>
-        <w:rFonts w:ascii="Wingdings" w:hAnsi="Wingdings" w:hint="default"/>
-        <w:sz w:val="20"/>
-      </w:rPr>
-    </w:lvl>
-  </w:abstractNum>
-  <w:abstractNum w:abstractNumId="64" w15:restartNumberingAfterBreak="0">
-    <w:nsid w:val="767C3312"/>
-    <w:multiLevelType w:val="multilevel"/>
-    <w:tmpl w:val="EB06CE9C"/>
-    <w:lvl w:ilvl="0">
-      <w:start w:val="1"/>
-      <w:numFmt w:val="bullet"/>
-      <w:lvlText w:val=""/>
-      <w:lvlJc w:val="left"/>
-      <w:pPr>
-        <w:tabs>
-          <w:tab w:val="num" w:pos="720"/>
-        </w:tabs>
-        <w:ind w:left="720" w:hanging="360"/>
-      </w:pPr>
-      <w:rPr>
-        <w:rFonts w:ascii="Symbol" w:hAnsi="Symbol" w:hint="default"/>
-        <w:sz w:val="20"/>
-      </w:rPr>
-    </w:lvl>
-    <w:lvl w:ilvl="1" w:tentative="1">
-      <w:start w:val="1"/>
-      <w:numFmt w:val="bullet"/>
-      <w:lvlText w:val="o"/>
-      <w:lvlJc w:val="left"/>
-      <w:pPr>
-        <w:tabs>
-          <w:tab w:val="num" w:pos="1440"/>
-        </w:tabs>
-        <w:ind w:left="1440" w:hanging="360"/>
-      </w:pPr>
-      <w:rPr>
-        <w:rFonts w:ascii="Courier New" w:hAnsi="Courier New" w:hint="default"/>
-        <w:sz w:val="20"/>
-      </w:rPr>
-    </w:lvl>
-    <w:lvl w:ilvl="2" w:tentative="1">
-      <w:start w:val="1"/>
-      <w:numFmt w:val="bullet"/>
-      <w:lvlText w:val=""/>
-      <w:lvlJc w:val="left"/>
-      <w:pPr>
-        <w:tabs>
-          <w:tab w:val="num" w:pos="2160"/>
-        </w:tabs>
-        <w:ind w:left="2160" w:hanging="360"/>
-      </w:pPr>
-      <w:rPr>
-        <w:rFonts w:ascii="Wingdings" w:hAnsi="Wingdings" w:hint="default"/>
-        <w:sz w:val="20"/>
-      </w:rPr>
-    </w:lvl>
-    <w:lvl w:ilvl="3" w:tentative="1">
-      <w:start w:val="1"/>
-      <w:numFmt w:val="bullet"/>
-      <w:lvlText w:val=""/>
-      <w:lvlJc w:val="left"/>
-      <w:pPr>
-        <w:tabs>
-          <w:tab w:val="num" w:pos="2880"/>
-        </w:tabs>
-        <w:ind w:left="2880" w:hanging="360"/>
-      </w:pPr>
-      <w:rPr>
-        <w:rFonts w:ascii="Wingdings" w:hAnsi="Wingdings" w:hint="default"/>
-        <w:sz w:val="20"/>
-      </w:rPr>
-    </w:lvl>
-    <w:lvl w:ilvl="4" w:tentative="1">
-      <w:start w:val="1"/>
-      <w:numFmt w:val="bullet"/>
-      <w:lvlText w:val=""/>
-      <w:lvlJc w:val="left"/>
-      <w:pPr>
-        <w:tabs>
-          <w:tab w:val="num" w:pos="3600"/>
-        </w:tabs>
-        <w:ind w:left="3600" w:hanging="360"/>
-      </w:pPr>
-      <w:rPr>
-        <w:rFonts w:ascii="Wingdings" w:hAnsi="Wingdings" w:hint="default"/>
-        <w:sz w:val="20"/>
-      </w:rPr>
-    </w:lvl>
-    <w:lvl w:ilvl="5" w:tentative="1">
-      <w:start w:val="1"/>
-      <w:numFmt w:val="bullet"/>
-      <w:lvlText w:val=""/>
-      <w:lvlJc w:val="left"/>
-      <w:pPr>
-        <w:tabs>
-          <w:tab w:val="num" w:pos="4320"/>
-        </w:tabs>
-        <w:ind w:left="4320" w:hanging="360"/>
-      </w:pPr>
-      <w:rPr>
-        <w:rFonts w:ascii="Wingdings" w:hAnsi="Wingdings" w:hint="default"/>
-        <w:sz w:val="20"/>
-      </w:rPr>
-    </w:lvl>
-    <w:lvl w:ilvl="6" w:tentative="1">
-      <w:start w:val="1"/>
-      <w:numFmt w:val="bullet"/>
-      <w:lvlText w:val=""/>
-      <w:lvlJc w:val="left"/>
-      <w:pPr>
-        <w:tabs>
-          <w:tab w:val="num" w:pos="5040"/>
-        </w:tabs>
-        <w:ind w:left="5040" w:hanging="360"/>
-      </w:pPr>
-      <w:rPr>
-        <w:rFonts w:ascii="Wingdings" w:hAnsi="Wingdings" w:hint="default"/>
-        <w:sz w:val="20"/>
-      </w:rPr>
-    </w:lvl>
-    <w:lvl w:ilvl="7" w:tentative="1">
-      <w:start w:val="1"/>
-      <w:numFmt w:val="bullet"/>
-      <w:lvlText w:val=""/>
-      <w:lvlJc w:val="left"/>
-      <w:pPr>
-        <w:tabs>
-          <w:tab w:val="num" w:pos="5760"/>
-        </w:tabs>
-        <w:ind w:left="5760" w:hanging="360"/>
-      </w:pPr>
-      <w:rPr>
-        <w:rFonts w:ascii="Wingdings" w:hAnsi="Wingdings" w:hint="default"/>
-        <w:sz w:val="20"/>
-      </w:rPr>
-    </w:lvl>
-    <w:lvl w:ilvl="8" w:tentative="1">
-      <w:start w:val="1"/>
-      <w:numFmt w:val="bullet"/>
-      <w:lvlText w:val=""/>
-      <w:lvlJc w:val="left"/>
-      <w:pPr>
-        <w:tabs>
-          <w:tab w:val="num" w:pos="6480"/>
-        </w:tabs>
-        <w:ind w:left="6480" w:hanging="360"/>
-      </w:pPr>
-      <w:rPr>
-        <w:rFonts w:ascii="Wingdings" w:hAnsi="Wingdings" w:hint="default"/>
-        <w:sz w:val="20"/>
-      </w:rPr>
-    </w:lvl>
-  </w:abstractNum>
-  <w:abstractNum w:abstractNumId="65" w15:restartNumberingAfterBreak="0">
+  <w:abstractNum w:abstractNumId="37" w15:restartNumberingAfterBreak="0">
     <w:nsid w:val="77E322A7"/>
     <w:multiLevelType w:val="multilevel"/>
     <w:tmpl w:val="28246B0A"/>
@@ -11708,305 +7331,7 @@
       </w:pPr>
     </w:lvl>
   </w:abstractNum>
-  <w:abstractNum w:abstractNumId="66" w15:restartNumberingAfterBreak="0">
-    <w:nsid w:val="792727AA"/>
-    <w:multiLevelType w:val="multilevel"/>
-    <w:tmpl w:val="DA2C667C"/>
-    <w:lvl w:ilvl="0">
-      <w:start w:val="1"/>
-      <w:numFmt w:val="bullet"/>
-      <w:lvlText w:val=""/>
-      <w:lvlJc w:val="left"/>
-      <w:pPr>
-        <w:tabs>
-          <w:tab w:val="num" w:pos="720"/>
-        </w:tabs>
-        <w:ind w:left="720" w:hanging="360"/>
-      </w:pPr>
-      <w:rPr>
-        <w:rFonts w:ascii="Symbol" w:hAnsi="Symbol" w:hint="default"/>
-        <w:sz w:val="20"/>
-      </w:rPr>
-    </w:lvl>
-    <w:lvl w:ilvl="1" w:tentative="1">
-      <w:start w:val="1"/>
-      <w:numFmt w:val="bullet"/>
-      <w:lvlText w:val="o"/>
-      <w:lvlJc w:val="left"/>
-      <w:pPr>
-        <w:tabs>
-          <w:tab w:val="num" w:pos="1440"/>
-        </w:tabs>
-        <w:ind w:left="1440" w:hanging="360"/>
-      </w:pPr>
-      <w:rPr>
-        <w:rFonts w:ascii="Courier New" w:hAnsi="Courier New" w:hint="default"/>
-        <w:sz w:val="20"/>
-      </w:rPr>
-    </w:lvl>
-    <w:lvl w:ilvl="2" w:tentative="1">
-      <w:start w:val="1"/>
-      <w:numFmt w:val="bullet"/>
-      <w:lvlText w:val=""/>
-      <w:lvlJc w:val="left"/>
-      <w:pPr>
-        <w:tabs>
-          <w:tab w:val="num" w:pos="2160"/>
-        </w:tabs>
-        <w:ind w:left="2160" w:hanging="360"/>
-      </w:pPr>
-      <w:rPr>
-        <w:rFonts w:ascii="Wingdings" w:hAnsi="Wingdings" w:hint="default"/>
-        <w:sz w:val="20"/>
-      </w:rPr>
-    </w:lvl>
-    <w:lvl w:ilvl="3" w:tentative="1">
-      <w:start w:val="1"/>
-      <w:numFmt w:val="bullet"/>
-      <w:lvlText w:val=""/>
-      <w:lvlJc w:val="left"/>
-      <w:pPr>
-        <w:tabs>
-          <w:tab w:val="num" w:pos="2880"/>
-        </w:tabs>
-        <w:ind w:left="2880" w:hanging="360"/>
-      </w:pPr>
-      <w:rPr>
-        <w:rFonts w:ascii="Wingdings" w:hAnsi="Wingdings" w:hint="default"/>
-        <w:sz w:val="20"/>
-      </w:rPr>
-    </w:lvl>
-    <w:lvl w:ilvl="4" w:tentative="1">
-      <w:start w:val="1"/>
-      <w:numFmt w:val="bullet"/>
-      <w:lvlText w:val=""/>
-      <w:lvlJc w:val="left"/>
-      <w:pPr>
-        <w:tabs>
-          <w:tab w:val="num" w:pos="3600"/>
-        </w:tabs>
-        <w:ind w:left="3600" w:hanging="360"/>
-      </w:pPr>
-      <w:rPr>
-        <w:rFonts w:ascii="Wingdings" w:hAnsi="Wingdings" w:hint="default"/>
-        <w:sz w:val="20"/>
-      </w:rPr>
-    </w:lvl>
-    <w:lvl w:ilvl="5" w:tentative="1">
-      <w:start w:val="1"/>
-      <w:numFmt w:val="bullet"/>
-      <w:lvlText w:val=""/>
-      <w:lvlJc w:val="left"/>
-      <w:pPr>
-        <w:tabs>
-          <w:tab w:val="num" w:pos="4320"/>
-        </w:tabs>
-        <w:ind w:left="4320" w:hanging="360"/>
-      </w:pPr>
-      <w:rPr>
-        <w:rFonts w:ascii="Wingdings" w:hAnsi="Wingdings" w:hint="default"/>
-        <w:sz w:val="20"/>
-      </w:rPr>
-    </w:lvl>
-    <w:lvl w:ilvl="6" w:tentative="1">
-      <w:start w:val="1"/>
-      <w:numFmt w:val="bullet"/>
-      <w:lvlText w:val=""/>
-      <w:lvlJc w:val="left"/>
-      <w:pPr>
-        <w:tabs>
-          <w:tab w:val="num" w:pos="5040"/>
-        </w:tabs>
-        <w:ind w:left="5040" w:hanging="360"/>
-      </w:pPr>
-      <w:rPr>
-        <w:rFonts w:ascii="Wingdings" w:hAnsi="Wingdings" w:hint="default"/>
-        <w:sz w:val="20"/>
-      </w:rPr>
-    </w:lvl>
-    <w:lvl w:ilvl="7" w:tentative="1">
-      <w:start w:val="1"/>
-      <w:numFmt w:val="bullet"/>
-      <w:lvlText w:val=""/>
-      <w:lvlJc w:val="left"/>
-      <w:pPr>
-        <w:tabs>
-          <w:tab w:val="num" w:pos="5760"/>
-        </w:tabs>
-        <w:ind w:left="5760" w:hanging="360"/>
-      </w:pPr>
-      <w:rPr>
-        <w:rFonts w:ascii="Wingdings" w:hAnsi="Wingdings" w:hint="default"/>
-        <w:sz w:val="20"/>
-      </w:rPr>
-    </w:lvl>
-    <w:lvl w:ilvl="8" w:tentative="1">
-      <w:start w:val="1"/>
-      <w:numFmt w:val="bullet"/>
-      <w:lvlText w:val=""/>
-      <w:lvlJc w:val="left"/>
-      <w:pPr>
-        <w:tabs>
-          <w:tab w:val="num" w:pos="6480"/>
-        </w:tabs>
-        <w:ind w:left="6480" w:hanging="360"/>
-      </w:pPr>
-      <w:rPr>
-        <w:rFonts w:ascii="Wingdings" w:hAnsi="Wingdings" w:hint="default"/>
-        <w:sz w:val="20"/>
-      </w:rPr>
-    </w:lvl>
-  </w:abstractNum>
-  <w:abstractNum w:abstractNumId="67" w15:restartNumberingAfterBreak="0">
-    <w:nsid w:val="7A8057DB"/>
-    <w:multiLevelType w:val="multilevel"/>
-    <w:tmpl w:val="68A61302"/>
-    <w:lvl w:ilvl="0">
-      <w:start w:val="1"/>
-      <w:numFmt w:val="bullet"/>
-      <w:lvlText w:val=""/>
-      <w:lvlJc w:val="left"/>
-      <w:pPr>
-        <w:tabs>
-          <w:tab w:val="num" w:pos="720"/>
-        </w:tabs>
-        <w:ind w:left="720" w:hanging="360"/>
-      </w:pPr>
-      <w:rPr>
-        <w:rFonts w:ascii="Symbol" w:hAnsi="Symbol" w:hint="default"/>
-        <w:sz w:val="20"/>
-      </w:rPr>
-    </w:lvl>
-    <w:lvl w:ilvl="1" w:tentative="1">
-      <w:start w:val="1"/>
-      <w:numFmt w:val="bullet"/>
-      <w:lvlText w:val="o"/>
-      <w:lvlJc w:val="left"/>
-      <w:pPr>
-        <w:tabs>
-          <w:tab w:val="num" w:pos="1440"/>
-        </w:tabs>
-        <w:ind w:left="1440" w:hanging="360"/>
-      </w:pPr>
-      <w:rPr>
-        <w:rFonts w:ascii="Courier New" w:hAnsi="Courier New" w:hint="default"/>
-        <w:sz w:val="20"/>
-      </w:rPr>
-    </w:lvl>
-    <w:lvl w:ilvl="2" w:tentative="1">
-      <w:start w:val="1"/>
-      <w:numFmt w:val="bullet"/>
-      <w:lvlText w:val=""/>
-      <w:lvlJc w:val="left"/>
-      <w:pPr>
-        <w:tabs>
-          <w:tab w:val="num" w:pos="2160"/>
-        </w:tabs>
-        <w:ind w:left="2160" w:hanging="360"/>
-      </w:pPr>
-      <w:rPr>
-        <w:rFonts w:ascii="Wingdings" w:hAnsi="Wingdings" w:hint="default"/>
-        <w:sz w:val="20"/>
-      </w:rPr>
-    </w:lvl>
-    <w:lvl w:ilvl="3" w:tentative="1">
-      <w:start w:val="1"/>
-      <w:numFmt w:val="bullet"/>
-      <w:lvlText w:val=""/>
-      <w:lvlJc w:val="left"/>
-      <w:pPr>
-        <w:tabs>
-          <w:tab w:val="num" w:pos="2880"/>
-        </w:tabs>
-        <w:ind w:left="2880" w:hanging="360"/>
-      </w:pPr>
-      <w:rPr>
-        <w:rFonts w:ascii="Wingdings" w:hAnsi="Wingdings" w:hint="default"/>
-        <w:sz w:val="20"/>
-      </w:rPr>
-    </w:lvl>
-    <w:lvl w:ilvl="4" w:tentative="1">
-      <w:start w:val="1"/>
-      <w:numFmt w:val="bullet"/>
-      <w:lvlText w:val=""/>
-      <w:lvlJc w:val="left"/>
-      <w:pPr>
-        <w:tabs>
-          <w:tab w:val="num" w:pos="3600"/>
-        </w:tabs>
-        <w:ind w:left="3600" w:hanging="360"/>
-      </w:pPr>
-      <w:rPr>
-        <w:rFonts w:ascii="Wingdings" w:hAnsi="Wingdings" w:hint="default"/>
-        <w:sz w:val="20"/>
-      </w:rPr>
-    </w:lvl>
-    <w:lvl w:ilvl="5" w:tentative="1">
-      <w:start w:val="1"/>
-      <w:numFmt w:val="bullet"/>
-      <w:lvlText w:val=""/>
-      <w:lvlJc w:val="left"/>
-      <w:pPr>
-        <w:tabs>
-          <w:tab w:val="num" w:pos="4320"/>
-        </w:tabs>
-        <w:ind w:left="4320" w:hanging="360"/>
-      </w:pPr>
-      <w:rPr>
-        <w:rFonts w:ascii="Wingdings" w:hAnsi="Wingdings" w:hint="default"/>
-        <w:sz w:val="20"/>
-      </w:rPr>
-    </w:lvl>
-    <w:lvl w:ilvl="6" w:tentative="1">
-      <w:start w:val="1"/>
-      <w:numFmt w:val="bullet"/>
-      <w:lvlText w:val=""/>
-      <w:lvlJc w:val="left"/>
-      <w:pPr>
-        <w:tabs>
-          <w:tab w:val="num" w:pos="5040"/>
-        </w:tabs>
-        <w:ind w:left="5040" w:hanging="360"/>
-      </w:pPr>
-      <w:rPr>
-        <w:rFonts w:ascii="Wingdings" w:hAnsi="Wingdings" w:hint="default"/>
-        <w:sz w:val="20"/>
-      </w:rPr>
-    </w:lvl>
-    <w:lvl w:ilvl="7" w:tentative="1">
-      <w:start w:val="1"/>
-      <w:numFmt w:val="bullet"/>
-      <w:lvlText w:val=""/>
-      <w:lvlJc w:val="left"/>
-      <w:pPr>
-        <w:tabs>
-          <w:tab w:val="num" w:pos="5760"/>
-        </w:tabs>
-        <w:ind w:left="5760" w:hanging="360"/>
-      </w:pPr>
-      <w:rPr>
-        <w:rFonts w:ascii="Wingdings" w:hAnsi="Wingdings" w:hint="default"/>
-        <w:sz w:val="20"/>
-      </w:rPr>
-    </w:lvl>
-    <w:lvl w:ilvl="8" w:tentative="1">
-      <w:start w:val="1"/>
-      <w:numFmt w:val="bullet"/>
-      <w:lvlText w:val=""/>
-      <w:lvlJc w:val="left"/>
-      <w:pPr>
-        <w:tabs>
-          <w:tab w:val="num" w:pos="6480"/>
-        </w:tabs>
-        <w:ind w:left="6480" w:hanging="360"/>
-      </w:pPr>
-      <w:rPr>
-        <w:rFonts w:ascii="Wingdings" w:hAnsi="Wingdings" w:hint="default"/>
-        <w:sz w:val="20"/>
-      </w:rPr>
-    </w:lvl>
-  </w:abstractNum>
-  <w:abstractNum w:abstractNumId="68" w15:restartNumberingAfterBreak="0">
+  <w:abstractNum w:abstractNumId="38" w15:restartNumberingAfterBreak="0">
     <w:nsid w:val="7CC03403"/>
     <w:multiLevelType w:val="multilevel"/>
     <w:tmpl w:val="2DFCA400"/>
@@ -12155,7 +7480,7 @@
       </w:rPr>
     </w:lvl>
   </w:abstractNum>
-  <w:abstractNum w:abstractNumId="69" w15:restartNumberingAfterBreak="0">
+  <w:abstractNum w:abstractNumId="39" w15:restartNumberingAfterBreak="0">
     <w:nsid w:val="7D3235E7"/>
     <w:multiLevelType w:val="multilevel"/>
     <w:tmpl w:val="45CC0666"/>
@@ -12304,520 +7629,127 @@
       </w:rPr>
     </w:lvl>
   </w:abstractNum>
-  <w:abstractNum w:abstractNumId="70" w15:restartNumberingAfterBreak="0">
-    <w:nsid w:val="7ED86C50"/>
-    <w:multiLevelType w:val="multilevel"/>
-    <w:tmpl w:val="1F927BE8"/>
-    <w:lvl w:ilvl="0">
-      <w:start w:val="1"/>
-      <w:numFmt w:val="bullet"/>
-      <w:lvlText w:val=""/>
-      <w:lvlJc w:val="left"/>
-      <w:pPr>
-        <w:tabs>
-          <w:tab w:val="num" w:pos="720"/>
-        </w:tabs>
-        <w:ind w:left="720" w:hanging="360"/>
-      </w:pPr>
-      <w:rPr>
-        <w:rFonts w:ascii="Symbol" w:hAnsi="Symbol" w:hint="default"/>
-        <w:sz w:val="20"/>
-      </w:rPr>
-    </w:lvl>
-    <w:lvl w:ilvl="1" w:tentative="1">
-      <w:start w:val="1"/>
-      <w:numFmt w:val="bullet"/>
-      <w:lvlText w:val="o"/>
-      <w:lvlJc w:val="left"/>
-      <w:pPr>
-        <w:tabs>
-          <w:tab w:val="num" w:pos="1440"/>
-        </w:tabs>
-        <w:ind w:left="1440" w:hanging="360"/>
-      </w:pPr>
-      <w:rPr>
-        <w:rFonts w:ascii="Courier New" w:hAnsi="Courier New" w:hint="default"/>
-        <w:sz w:val="20"/>
-      </w:rPr>
-    </w:lvl>
-    <w:lvl w:ilvl="2" w:tentative="1">
-      <w:start w:val="1"/>
-      <w:numFmt w:val="bullet"/>
-      <w:lvlText w:val=""/>
-      <w:lvlJc w:val="left"/>
-      <w:pPr>
-        <w:tabs>
-          <w:tab w:val="num" w:pos="2160"/>
-        </w:tabs>
-        <w:ind w:left="2160" w:hanging="360"/>
-      </w:pPr>
-      <w:rPr>
-        <w:rFonts w:ascii="Wingdings" w:hAnsi="Wingdings" w:hint="default"/>
-        <w:sz w:val="20"/>
-      </w:rPr>
-    </w:lvl>
-    <w:lvl w:ilvl="3" w:tentative="1">
-      <w:start w:val="1"/>
-      <w:numFmt w:val="bullet"/>
-      <w:lvlText w:val=""/>
-      <w:lvlJc w:val="left"/>
-      <w:pPr>
-        <w:tabs>
-          <w:tab w:val="num" w:pos="2880"/>
-        </w:tabs>
-        <w:ind w:left="2880" w:hanging="360"/>
-      </w:pPr>
-      <w:rPr>
-        <w:rFonts w:ascii="Wingdings" w:hAnsi="Wingdings" w:hint="default"/>
-        <w:sz w:val="20"/>
-      </w:rPr>
-    </w:lvl>
-    <w:lvl w:ilvl="4" w:tentative="1">
-      <w:start w:val="1"/>
-      <w:numFmt w:val="bullet"/>
-      <w:lvlText w:val=""/>
-      <w:lvlJc w:val="left"/>
-      <w:pPr>
-        <w:tabs>
-          <w:tab w:val="num" w:pos="3600"/>
-        </w:tabs>
-        <w:ind w:left="3600" w:hanging="360"/>
-      </w:pPr>
-      <w:rPr>
-        <w:rFonts w:ascii="Wingdings" w:hAnsi="Wingdings" w:hint="default"/>
-        <w:sz w:val="20"/>
-      </w:rPr>
-    </w:lvl>
-    <w:lvl w:ilvl="5" w:tentative="1">
-      <w:start w:val="1"/>
-      <w:numFmt w:val="bullet"/>
-      <w:lvlText w:val=""/>
-      <w:lvlJc w:val="left"/>
-      <w:pPr>
-        <w:tabs>
-          <w:tab w:val="num" w:pos="4320"/>
-        </w:tabs>
-        <w:ind w:left="4320" w:hanging="360"/>
-      </w:pPr>
-      <w:rPr>
-        <w:rFonts w:ascii="Wingdings" w:hAnsi="Wingdings" w:hint="default"/>
-        <w:sz w:val="20"/>
-      </w:rPr>
-    </w:lvl>
-    <w:lvl w:ilvl="6" w:tentative="1">
-      <w:start w:val="1"/>
-      <w:numFmt w:val="bullet"/>
-      <w:lvlText w:val=""/>
-      <w:lvlJc w:val="left"/>
-      <w:pPr>
-        <w:tabs>
-          <w:tab w:val="num" w:pos="5040"/>
-        </w:tabs>
-        <w:ind w:left="5040" w:hanging="360"/>
-      </w:pPr>
-      <w:rPr>
-        <w:rFonts w:ascii="Wingdings" w:hAnsi="Wingdings" w:hint="default"/>
-        <w:sz w:val="20"/>
-      </w:rPr>
-    </w:lvl>
-    <w:lvl w:ilvl="7" w:tentative="1">
-      <w:start w:val="1"/>
-      <w:numFmt w:val="bullet"/>
-      <w:lvlText w:val=""/>
-      <w:lvlJc w:val="left"/>
-      <w:pPr>
-        <w:tabs>
-          <w:tab w:val="num" w:pos="5760"/>
-        </w:tabs>
-        <w:ind w:left="5760" w:hanging="360"/>
-      </w:pPr>
-      <w:rPr>
-        <w:rFonts w:ascii="Wingdings" w:hAnsi="Wingdings" w:hint="default"/>
-        <w:sz w:val="20"/>
-      </w:rPr>
-    </w:lvl>
-    <w:lvl w:ilvl="8" w:tentative="1">
-      <w:start w:val="1"/>
-      <w:numFmt w:val="bullet"/>
-      <w:lvlText w:val=""/>
-      <w:lvlJc w:val="left"/>
-      <w:pPr>
-        <w:tabs>
-          <w:tab w:val="num" w:pos="6480"/>
-        </w:tabs>
-        <w:ind w:left="6480" w:hanging="360"/>
-      </w:pPr>
-      <w:rPr>
-        <w:rFonts w:ascii="Wingdings" w:hAnsi="Wingdings" w:hint="default"/>
-        <w:sz w:val="20"/>
-      </w:rPr>
-    </w:lvl>
-  </w:abstractNum>
-  <w:abstractNum w:abstractNumId="71" w15:restartNumberingAfterBreak="0">
-    <w:nsid w:val="7F9A17D5"/>
-    <w:multiLevelType w:val="multilevel"/>
-    <w:tmpl w:val="F2F2BF14"/>
-    <w:lvl w:ilvl="0">
-      <w:start w:val="1"/>
-      <w:numFmt w:val="bullet"/>
-      <w:lvlText w:val=""/>
-      <w:lvlJc w:val="left"/>
-      <w:pPr>
-        <w:tabs>
-          <w:tab w:val="num" w:pos="720"/>
-        </w:tabs>
-        <w:ind w:left="720" w:hanging="360"/>
-      </w:pPr>
-      <w:rPr>
-        <w:rFonts w:ascii="Symbol" w:hAnsi="Symbol" w:hint="default"/>
-        <w:sz w:val="20"/>
-      </w:rPr>
-    </w:lvl>
-    <w:lvl w:ilvl="1" w:tentative="1">
-      <w:start w:val="1"/>
-      <w:numFmt w:val="bullet"/>
-      <w:lvlText w:val="o"/>
-      <w:lvlJc w:val="left"/>
-      <w:pPr>
-        <w:tabs>
-          <w:tab w:val="num" w:pos="1440"/>
-        </w:tabs>
-        <w:ind w:left="1440" w:hanging="360"/>
-      </w:pPr>
-      <w:rPr>
-        <w:rFonts w:ascii="Courier New" w:hAnsi="Courier New" w:hint="default"/>
-        <w:sz w:val="20"/>
-      </w:rPr>
-    </w:lvl>
-    <w:lvl w:ilvl="2" w:tentative="1">
-      <w:start w:val="1"/>
-      <w:numFmt w:val="bullet"/>
-      <w:lvlText w:val=""/>
-      <w:lvlJc w:val="left"/>
-      <w:pPr>
-        <w:tabs>
-          <w:tab w:val="num" w:pos="2160"/>
-        </w:tabs>
-        <w:ind w:left="2160" w:hanging="360"/>
-      </w:pPr>
-      <w:rPr>
-        <w:rFonts w:ascii="Wingdings" w:hAnsi="Wingdings" w:hint="default"/>
-        <w:sz w:val="20"/>
-      </w:rPr>
-    </w:lvl>
-    <w:lvl w:ilvl="3" w:tentative="1">
-      <w:start w:val="1"/>
-      <w:numFmt w:val="bullet"/>
-      <w:lvlText w:val=""/>
-      <w:lvlJc w:val="left"/>
-      <w:pPr>
-        <w:tabs>
-          <w:tab w:val="num" w:pos="2880"/>
-        </w:tabs>
-        <w:ind w:left="2880" w:hanging="360"/>
-      </w:pPr>
-      <w:rPr>
-        <w:rFonts w:ascii="Wingdings" w:hAnsi="Wingdings" w:hint="default"/>
-        <w:sz w:val="20"/>
-      </w:rPr>
-    </w:lvl>
-    <w:lvl w:ilvl="4" w:tentative="1">
-      <w:start w:val="1"/>
-      <w:numFmt w:val="bullet"/>
-      <w:lvlText w:val=""/>
-      <w:lvlJc w:val="left"/>
-      <w:pPr>
-        <w:tabs>
-          <w:tab w:val="num" w:pos="3600"/>
-        </w:tabs>
-        <w:ind w:left="3600" w:hanging="360"/>
-      </w:pPr>
-      <w:rPr>
-        <w:rFonts w:ascii="Wingdings" w:hAnsi="Wingdings" w:hint="default"/>
-        <w:sz w:val="20"/>
-      </w:rPr>
-    </w:lvl>
-    <w:lvl w:ilvl="5" w:tentative="1">
-      <w:start w:val="1"/>
-      <w:numFmt w:val="bullet"/>
-      <w:lvlText w:val=""/>
-      <w:lvlJc w:val="left"/>
-      <w:pPr>
-        <w:tabs>
-          <w:tab w:val="num" w:pos="4320"/>
-        </w:tabs>
-        <w:ind w:left="4320" w:hanging="360"/>
-      </w:pPr>
-      <w:rPr>
-        <w:rFonts w:ascii="Wingdings" w:hAnsi="Wingdings" w:hint="default"/>
-        <w:sz w:val="20"/>
-      </w:rPr>
-    </w:lvl>
-    <w:lvl w:ilvl="6" w:tentative="1">
-      <w:start w:val="1"/>
-      <w:numFmt w:val="bullet"/>
-      <w:lvlText w:val=""/>
-      <w:lvlJc w:val="left"/>
-      <w:pPr>
-        <w:tabs>
-          <w:tab w:val="num" w:pos="5040"/>
-        </w:tabs>
-        <w:ind w:left="5040" w:hanging="360"/>
-      </w:pPr>
-      <w:rPr>
-        <w:rFonts w:ascii="Wingdings" w:hAnsi="Wingdings" w:hint="default"/>
-        <w:sz w:val="20"/>
-      </w:rPr>
-    </w:lvl>
-    <w:lvl w:ilvl="7" w:tentative="1">
-      <w:start w:val="1"/>
-      <w:numFmt w:val="bullet"/>
-      <w:lvlText w:val=""/>
-      <w:lvlJc w:val="left"/>
-      <w:pPr>
-        <w:tabs>
-          <w:tab w:val="num" w:pos="5760"/>
-        </w:tabs>
-        <w:ind w:left="5760" w:hanging="360"/>
-      </w:pPr>
-      <w:rPr>
-        <w:rFonts w:ascii="Wingdings" w:hAnsi="Wingdings" w:hint="default"/>
-        <w:sz w:val="20"/>
-      </w:rPr>
-    </w:lvl>
-    <w:lvl w:ilvl="8" w:tentative="1">
-      <w:start w:val="1"/>
-      <w:numFmt w:val="bullet"/>
-      <w:lvlText w:val=""/>
-      <w:lvlJc w:val="left"/>
-      <w:pPr>
-        <w:tabs>
-          <w:tab w:val="num" w:pos="6480"/>
-        </w:tabs>
-        <w:ind w:left="6480" w:hanging="360"/>
-      </w:pPr>
-      <w:rPr>
-        <w:rFonts w:ascii="Wingdings" w:hAnsi="Wingdings" w:hint="default"/>
-        <w:sz w:val="20"/>
-      </w:rPr>
-    </w:lvl>
-  </w:abstractNum>
-  <w:num w:numId="1" w16cid:durableId="102502583">
-    <w:abstractNumId w:val="49"/>
+  <w:num w:numId="1" w16cid:durableId="658462809">
+    <w:abstractNumId w:val="0"/>
   </w:num>
-  <w:num w:numId="2" w16cid:durableId="1774205957">
-    <w:abstractNumId w:val="70"/>
+  <w:num w:numId="2" w16cid:durableId="106894609">
+    <w:abstractNumId w:val="14"/>
   </w:num>
-  <w:num w:numId="3" w16cid:durableId="92210707">
-    <w:abstractNumId w:val="48"/>
+  <w:num w:numId="3" w16cid:durableId="120812068">
+    <w:abstractNumId w:val="19"/>
   </w:num>
-  <w:num w:numId="4" w16cid:durableId="1973754131">
+  <w:num w:numId="4" w16cid:durableId="927927186">
+    <w:abstractNumId w:val="10"/>
+  </w:num>
+  <w:num w:numId="5" w16cid:durableId="1952857250">
+    <w:abstractNumId w:val="7"/>
+  </w:num>
+  <w:num w:numId="6" w16cid:durableId="1732649911">
+    <w:abstractNumId w:val="18"/>
+  </w:num>
+  <w:num w:numId="7" w16cid:durableId="615257186">
+    <w:abstractNumId w:val="20"/>
+  </w:num>
+  <w:num w:numId="8" w16cid:durableId="287709810">
+    <w:abstractNumId w:val="4"/>
+  </w:num>
+  <w:num w:numId="9" w16cid:durableId="2022931701">
+    <w:abstractNumId w:val="12"/>
+  </w:num>
+  <w:num w:numId="10" w16cid:durableId="50153448">
+    <w:abstractNumId w:val="1"/>
+  </w:num>
+  <w:num w:numId="11" w16cid:durableId="621302945">
+    <w:abstractNumId w:val="21"/>
+  </w:num>
+  <w:num w:numId="12" w16cid:durableId="1660496133">
+    <w:abstractNumId w:val="37"/>
+  </w:num>
+  <w:num w:numId="13" w16cid:durableId="1929190296">
+    <w:abstractNumId w:val="30"/>
+  </w:num>
+  <w:num w:numId="14" w16cid:durableId="1218321158">
+    <w:abstractNumId w:val="17"/>
+  </w:num>
+  <w:num w:numId="15" w16cid:durableId="1949892736">
+    <w:abstractNumId w:val="26"/>
+  </w:num>
+  <w:num w:numId="16" w16cid:durableId="1042897110">
+    <w:abstractNumId w:val="25"/>
+  </w:num>
+  <w:num w:numId="17" w16cid:durableId="1242057338">
+    <w:abstractNumId w:val="23"/>
+  </w:num>
+  <w:num w:numId="18" w16cid:durableId="1148939930">
+    <w:abstractNumId w:val="31"/>
+  </w:num>
+  <w:num w:numId="19" w16cid:durableId="1980261862">
+    <w:abstractNumId w:val="29"/>
+  </w:num>
+  <w:num w:numId="20" w16cid:durableId="527762676">
+    <w:abstractNumId w:val="33"/>
+  </w:num>
+  <w:num w:numId="21" w16cid:durableId="1345009589">
+    <w:abstractNumId w:val="9"/>
+  </w:num>
+  <w:num w:numId="22" w16cid:durableId="998658439">
+    <w:abstractNumId w:val="28"/>
+  </w:num>
+  <w:num w:numId="23" w16cid:durableId="1051461621">
+    <w:abstractNumId w:val="32"/>
+  </w:num>
+  <w:num w:numId="24" w16cid:durableId="113409148">
+    <w:abstractNumId w:val="27"/>
+  </w:num>
+  <w:num w:numId="25" w16cid:durableId="347757937">
+    <w:abstractNumId w:val="38"/>
+  </w:num>
+  <w:num w:numId="26" w16cid:durableId="1283533782">
+    <w:abstractNumId w:val="3"/>
+  </w:num>
+  <w:num w:numId="27" w16cid:durableId="2085447342">
     <w:abstractNumId w:val="34"/>
   </w:num>
-  <w:num w:numId="5" w16cid:durableId="84113339">
+  <w:num w:numId="28" w16cid:durableId="1563327896">
+    <w:abstractNumId w:val="36"/>
+  </w:num>
+  <w:num w:numId="29" w16cid:durableId="1820421264">
+    <w:abstractNumId w:val="35"/>
+  </w:num>
+  <w:num w:numId="30" w16cid:durableId="3170033">
     <w:abstractNumId w:val="11"/>
   </w:num>
-  <w:num w:numId="6" w16cid:durableId="827673900">
-    <w:abstractNumId w:val="4"/>
+  <w:num w:numId="31" w16cid:durableId="133717316">
+    <w:abstractNumId w:val="5"/>
   </w:num>
-  <w:num w:numId="7" w16cid:durableId="1200050765">
-    <w:abstractNumId w:val="33"/>
+  <w:num w:numId="32" w16cid:durableId="2023428667">
+    <w:abstractNumId w:val="16"/>
   </w:num>
-  <w:num w:numId="8" w16cid:durableId="398942260">
+  <w:num w:numId="33" w16cid:durableId="7148271">
     <w:abstractNumId w:val="2"/>
   </w:num>
-  <w:num w:numId="9" w16cid:durableId="1473982325">
-    <w:abstractNumId w:val="63"/>
+  <w:num w:numId="34" w16cid:durableId="1528061488">
+    <w:abstractNumId w:val="39"/>
   </w:num>
-  <w:num w:numId="10" w16cid:durableId="1726369774">
-    <w:abstractNumId w:val="37"/>
+  <w:num w:numId="35" w16cid:durableId="673800395">
+    <w:abstractNumId w:val="6"/>
   </w:num>
-  <w:num w:numId="11" w16cid:durableId="1451045167">
+  <w:num w:numId="36" w16cid:durableId="753016274">
+    <w:abstractNumId w:val="8"/>
+  </w:num>
+  <w:num w:numId="37" w16cid:durableId="1214193501">
     <w:abstractNumId w:val="13"/>
   </w:num>
-  <w:num w:numId="12" w16cid:durableId="334385463">
-    <w:abstractNumId w:val="14"/>
+  <w:num w:numId="38" w16cid:durableId="1928464912">
+    <w:abstractNumId w:val="22"/>
   </w:num>
-  <w:num w:numId="13" w16cid:durableId="136579156">
-    <w:abstractNumId w:val="71"/>
+  <w:num w:numId="39" w16cid:durableId="1521773193">
+    <w:abstractNumId w:val="15"/>
   </w:num>
-  <w:num w:numId="14" w16cid:durableId="815798702">
-    <w:abstractNumId w:val="27"/>
-  </w:num>
-  <w:num w:numId="15" w16cid:durableId="689910690">
-    <w:abstractNumId w:val="51"/>
-  </w:num>
-  <w:num w:numId="16" w16cid:durableId="1184513095">
-    <w:abstractNumId w:val="67"/>
-  </w:num>
-  <w:num w:numId="17" w16cid:durableId="1269509827">
+  <w:num w:numId="40" w16cid:durableId="906838449">
     <w:abstractNumId w:val="24"/>
   </w:num>
-  <w:num w:numId="18" w16cid:durableId="838889624">
-    <w:abstractNumId w:val="9"/>
-  </w:num>
-  <w:num w:numId="19" w16cid:durableId="703794726">
-    <w:abstractNumId w:val="26"/>
-  </w:num>
-  <w:num w:numId="20" w16cid:durableId="1778796194">
-    <w:abstractNumId w:val="61"/>
-  </w:num>
-  <w:num w:numId="21" w16cid:durableId="336658843">
-    <w:abstractNumId w:val="1"/>
-  </w:num>
-  <w:num w:numId="22" w16cid:durableId="1720476098">
-    <w:abstractNumId w:val="28"/>
-  </w:num>
-  <w:num w:numId="23" w16cid:durableId="772898477">
-    <w:abstractNumId w:val="19"/>
-  </w:num>
-  <w:num w:numId="24" w16cid:durableId="1588030610">
-    <w:abstractNumId w:val="64"/>
-  </w:num>
-  <w:num w:numId="25" w16cid:durableId="1550803645">
-    <w:abstractNumId w:val="44"/>
-  </w:num>
-  <w:num w:numId="26" w16cid:durableId="1620448431">
-    <w:abstractNumId w:val="29"/>
-  </w:num>
-  <w:num w:numId="27" w16cid:durableId="908341826">
-    <w:abstractNumId w:val="15"/>
-  </w:num>
-  <w:num w:numId="28" w16cid:durableId="1214390664">
-    <w:abstractNumId w:val="41"/>
-  </w:num>
-  <w:num w:numId="29" w16cid:durableId="1638027691">
-    <w:abstractNumId w:val="32"/>
-  </w:num>
-  <w:num w:numId="30" w16cid:durableId="284695733">
-    <w:abstractNumId w:val="22"/>
-  </w:num>
-  <w:num w:numId="31" w16cid:durableId="658462809">
-    <w:abstractNumId w:val="0"/>
-  </w:num>
-  <w:num w:numId="32" w16cid:durableId="106894609">
-    <w:abstractNumId w:val="25"/>
-  </w:num>
-  <w:num w:numId="33" w16cid:durableId="120812068">
-    <w:abstractNumId w:val="38"/>
-  </w:num>
-  <w:num w:numId="34" w16cid:durableId="927927186">
-    <w:abstractNumId w:val="18"/>
-  </w:num>
-  <w:num w:numId="35" w16cid:durableId="1952857250">
-    <w:abstractNumId w:val="12"/>
-  </w:num>
-  <w:num w:numId="36" w16cid:durableId="1732649911">
-    <w:abstractNumId w:val="36"/>
-  </w:num>
-  <w:num w:numId="37" w16cid:durableId="615257186">
-    <w:abstractNumId w:val="39"/>
-  </w:num>
-  <w:num w:numId="38" w16cid:durableId="287709810">
-    <w:abstractNumId w:val="7"/>
-  </w:num>
-  <w:num w:numId="39" w16cid:durableId="2022931701">
-    <w:abstractNumId w:val="21"/>
-  </w:num>
-  <w:num w:numId="40" w16cid:durableId="50153448">
-    <w:abstractNumId w:val="3"/>
-  </w:num>
-  <w:num w:numId="41" w16cid:durableId="621302945">
-    <w:abstractNumId w:val="40"/>
-  </w:num>
-  <w:num w:numId="42" w16cid:durableId="1660496133">
-    <w:abstractNumId w:val="65"/>
-  </w:num>
-  <w:num w:numId="43" w16cid:durableId="1929190296">
-    <w:abstractNumId w:val="55"/>
-  </w:num>
-  <w:num w:numId="44" w16cid:durableId="1218321158">
-    <w:abstractNumId w:val="35"/>
-  </w:num>
-  <w:num w:numId="45" w16cid:durableId="1949892736">
-    <w:abstractNumId w:val="50"/>
-  </w:num>
-  <w:num w:numId="46" w16cid:durableId="1042897110">
-    <w:abstractNumId w:val="46"/>
-  </w:num>
-  <w:num w:numId="47" w16cid:durableId="1242057338">
-    <w:abstractNumId w:val="43"/>
-  </w:num>
-  <w:num w:numId="48" w16cid:durableId="1148939930">
-    <w:abstractNumId w:val="56"/>
-  </w:num>
-  <w:num w:numId="49" w16cid:durableId="1980261862">
-    <w:abstractNumId w:val="54"/>
-  </w:num>
-  <w:num w:numId="50" w16cid:durableId="527762676">
-    <w:abstractNumId w:val="58"/>
-  </w:num>
-  <w:num w:numId="51" w16cid:durableId="1345009589">
-    <w:abstractNumId w:val="17"/>
-  </w:num>
-  <w:num w:numId="52" w16cid:durableId="998658439">
-    <w:abstractNumId w:val="53"/>
-  </w:num>
-  <w:num w:numId="53" w16cid:durableId="1051461621">
-    <w:abstractNumId w:val="57"/>
-  </w:num>
-  <w:num w:numId="54" w16cid:durableId="113409148">
-    <w:abstractNumId w:val="52"/>
-  </w:num>
-  <w:num w:numId="55" w16cid:durableId="347757937">
-    <w:abstractNumId w:val="68"/>
-  </w:num>
-  <w:num w:numId="56" w16cid:durableId="1283533782">
-    <w:abstractNumId w:val="6"/>
-  </w:num>
-  <w:num w:numId="57" w16cid:durableId="2085447342">
-    <w:abstractNumId w:val="59"/>
-  </w:num>
-  <w:num w:numId="58" w16cid:durableId="1563327896">
-    <w:abstractNumId w:val="62"/>
-  </w:num>
-  <w:num w:numId="59" w16cid:durableId="1820421264">
-    <w:abstractNumId w:val="60"/>
-  </w:num>
-  <w:num w:numId="60" w16cid:durableId="3170033">
-    <w:abstractNumId w:val="20"/>
-  </w:num>
-  <w:num w:numId="61" w16cid:durableId="133717316">
-    <w:abstractNumId w:val="8"/>
-  </w:num>
-  <w:num w:numId="62" w16cid:durableId="2023428667">
-    <w:abstractNumId w:val="31"/>
-  </w:num>
-  <w:num w:numId="63" w16cid:durableId="7148271">
-    <w:abstractNumId w:val="5"/>
-  </w:num>
-  <w:num w:numId="64" w16cid:durableId="1528061488">
-    <w:abstractNumId w:val="69"/>
-  </w:num>
-  <w:num w:numId="65" w16cid:durableId="673800395">
-    <w:abstractNumId w:val="10"/>
-  </w:num>
-  <w:num w:numId="66" w16cid:durableId="753016274">
-    <w:abstractNumId w:val="16"/>
-  </w:num>
-  <w:num w:numId="67" w16cid:durableId="1214193501">
-    <w:abstractNumId w:val="23"/>
-  </w:num>
-  <w:num w:numId="68" w16cid:durableId="1928464912">
-    <w:abstractNumId w:val="42"/>
-  </w:num>
-  <w:num w:numId="69" w16cid:durableId="1521773193">
-    <w:abstractNumId w:val="30"/>
-  </w:num>
-  <w:num w:numId="70" w16cid:durableId="906838449">
-    <w:abstractNumId w:val="45"/>
-  </w:num>
-  <w:num w:numId="71" w16cid:durableId="1187713824">
-    <w:abstractNumId w:val="47"/>
-  </w:num>
-  <w:num w:numId="72" w16cid:durableId="187377692">
-    <w:abstractNumId w:val="66"/>
-  </w:num>
+  <w:numIdMacAtCleanup w:val="40"/>
 </w:numbering>
 </file>
 
